--- a/_Documects/end/สารบัญ.docx
+++ b/_Documects/end/สารบัญ.docx
@@ -1,6 +1,6 @@
 
 <file path=word/document.xml><?xml version="1.0" encoding="utf-8"?>
-<w:document xmlns:wpc="http://schemas.microsoft.com/office/word/2010/wordprocessingCanvas" xmlns:cx="http://schemas.microsoft.com/office/drawing/2014/chartex" xmlns:cx1="http://schemas.microsoft.com/office/drawing/2015/9/8/chartex" xmlns:cx2="http://schemas.microsoft.com/office/drawing/2015/10/21/chartex" xmlns:cx3="http://schemas.microsoft.com/office/drawing/2016/5/9/chartex" xmlns:cx4="http://schemas.microsoft.com/office/drawing/2016/5/10/chartex" xmlns:cx5="http://schemas.microsoft.com/office/drawing/2016/5/11/chartex" xmlns:cx6="http://schemas.microsoft.com/office/drawing/2016/5/12/chartex" xmlns:cx7="http://schemas.microsoft.com/office/drawing/2016/5/13/chartex" xmlns:cx8="http://schemas.microsoft.com/office/drawing/2016/5/14/chartex" xmlns:mc="http://schemas.openxmlformats.org/markup-compatibility/2006" xmlns:aink="http://schemas.microsoft.com/office/drawing/2016/ink" xmlns:am3d="http://schemas.microsoft.com/office/drawing/2017/model3d" xmlns:o="urn:schemas-microsoft-com:office:office" xmlns:oel="http://schemas.microsoft.com/office/2019/extlst" xmlns:r="http://schemas.openxmlformats.org/officeDocument/2006/relationships" xmlns:m="http://schemas.openxmlformats.org/officeDocument/2006/math" xmlns:v="urn:schemas-microsoft-com:vml" xmlns:wp14="http://schemas.microsoft.com/office/word/2010/wordprocessingDrawing" xmlns:wp="http://schemas.openxmlformats.org/drawingml/2006/wordprocessingDrawing" xmlns:w10="urn:schemas-microsoft-com:office:word" xmlns:w="http://schemas.openxmlformats.org/wordprocessingml/2006/main" xmlns:w14="http://schemas.microsoft.com/office/word/2010/wordml" xmlns:w15="http://schemas.microsoft.com/office/word/2012/wordml" xmlns:w16cex="http://schemas.microsoft.com/office/word/2018/wordml/cex" xmlns:w16cid="http://schemas.microsoft.com/office/word/2016/wordml/cid" xmlns:w16="http://schemas.microsoft.com/office/word/2018/wordml" xmlns:w16du="http://schemas.microsoft.com/office/word/2023/wordml/word16du" xmlns:w16sdtdh="http://schemas.microsoft.com/office/word/2020/wordml/sdtdatahash" xmlns:w16sdtfl="http://schemas.microsoft.com/office/word/2024/wordml/sdtformatlock" xmlns:w16se="http://schemas.microsoft.com/office/word/2015/wordml/symex" xmlns:wpg="http://schemas.microsoft.com/office/word/2010/wordprocessingGroup" xmlns:wpi="http://schemas.microsoft.com/office/word/2010/wordprocessingInk" xmlns:wne="http://schemas.microsoft.com/office/word/2006/wordml" xmlns:wps="http://schemas.microsoft.com/office/word/2010/wordprocessingShape" mc:Ignorable="w14 w15 w16se w16cid w16 w16cex w16sdtdh w16sdtfl w16du wp14">
+<w:document xmlns:wpc="http://schemas.microsoft.com/office/word/2010/wordprocessingCanvas" xmlns:cx="http://schemas.microsoft.com/office/drawing/2014/chartex" xmlns:cx1="http://schemas.microsoft.com/office/drawing/2015/9/8/chartex" xmlns:cx2="http://schemas.microsoft.com/office/drawing/2015/10/21/chartex" xmlns:cx3="http://schemas.microsoft.com/office/drawing/2016/5/9/chartex" xmlns:cx4="http://schemas.microsoft.com/office/drawing/2016/5/10/chartex" xmlns:cx5="http://schemas.microsoft.com/office/drawing/2016/5/11/chartex" xmlns:cx6="http://schemas.microsoft.com/office/drawing/2016/5/12/chartex" xmlns:cx7="http://schemas.microsoft.com/office/drawing/2016/5/13/chartex" xmlns:cx8="http://schemas.microsoft.com/office/drawing/2016/5/14/chartex" xmlns:mc="http://schemas.openxmlformats.org/markup-compatibility/2006" xmlns:aink="http://schemas.microsoft.com/office/drawing/2016/ink" xmlns:am3d="http://schemas.microsoft.com/office/drawing/2017/model3d" xmlns:o="urn:schemas-microsoft-com:office:office" xmlns:oel="http://schemas.microsoft.com/office/2019/extlst" xmlns:r="http://schemas.openxmlformats.org/officeDocument/2006/relationships" xmlns:m="http://schemas.openxmlformats.org/officeDocument/2006/math" xmlns:v="urn:schemas-microsoft-com:vml" xmlns:wp14="http://schemas.microsoft.com/office/word/2010/wordprocessingDrawing" xmlns:wp="http://schemas.openxmlformats.org/drawingml/2006/wordprocessingDrawing" xmlns:w10="urn:schemas-microsoft-com:office:word" xmlns:w="http://schemas.openxmlformats.org/wordprocessingml/2006/main" xmlns:w14="http://schemas.microsoft.com/office/word/2010/wordml" xmlns:w15="http://schemas.microsoft.com/office/word/2012/wordml" xmlns:w16cex="http://schemas.microsoft.com/office/word/2018/wordml/cex" xmlns:w16cid="http://schemas.microsoft.com/office/word/2016/wordml/cid" xmlns:w16="http://schemas.microsoft.com/office/word/2018/wordml" xmlns:w16sdtdh="http://schemas.microsoft.com/office/word/2020/wordml/sdtdatahash" xmlns:w16se="http://schemas.microsoft.com/office/word/2015/wordml/symex" xmlns:wpg="http://schemas.microsoft.com/office/word/2010/wordprocessingGroup" xmlns:wpi="http://schemas.microsoft.com/office/word/2010/wordprocessingInk" xmlns:wne="http://schemas.microsoft.com/office/word/2006/wordml" xmlns:wps="http://schemas.microsoft.com/office/word/2010/wordprocessingShape" mc:Ignorable="w14 w15 w16se w16cid w16 w16cex w16sdtdh wp14">
   <w:body>
     <w:sdt>
       <w:sdtPr>
@@ -61,6 +61,7 @@
               <w:bCs/>
             </w:rPr>
           </w:pPr>
+          <w:proofErr w:type="spellStart"/>
           <w:r>
             <w:rPr>
               <w:rFonts w:ascii="TH SarabunPSK" w:hAnsi="TH SarabunPSK" w:cs="TH SarabunPSK"/>
@@ -69,6 +70,7 @@
             </w:rPr>
             <w:t>หน้า</w:t>
           </w:r>
+          <w:proofErr w:type="spellEnd"/>
         </w:p>
         <w:p>
           <w:pPr>
@@ -162,7 +164,6 @@
             <w:pStyle w:val="Thesis-Style"/>
             <w:rPr>
               <w:rFonts w:ascii="TH SarabunPSK" w:hAnsi="TH SarabunPSK" w:cs="TH SarabunPSK"/>
-              <w:cs/>
             </w:rPr>
           </w:pPr>
           <w:r>
@@ -191,6 +192,7 @@
             <w:pStyle w:val="Thesis-Style"/>
             <w:rPr>
               <w:rFonts w:ascii="TH SarabunPSK" w:hAnsi="TH SarabunPSK" w:cs="TH SarabunPSK"/>
+              <w:cs/>
             </w:rPr>
           </w:pPr>
           <w:r>
@@ -202,9 +204,29 @@
           </w:r>
           <w:r>
             <w:rPr>
-              <w:rFonts w:ascii="TH SarabunPSK" w:hAnsi="TH SarabunPSK" w:cs="TH SarabunPSK"/>
-            </w:rPr>
-            <w:t>ตาราง</w:t>
+              <w:rFonts w:ascii="TH SarabunPSK" w:hAnsi="TH SarabunPSK" w:cs="TH SarabunPSK" w:hint="cs"/>
+              <w:cs/>
+            </w:rPr>
+            <w:t xml:space="preserve"> </w:t>
+          </w:r>
+          <w:r>
+            <w:rPr>
+              <w:rFonts w:ascii="TH SarabunPSK" w:hAnsi="TH SarabunPSK" w:cs="TH SarabunPSK"/>
+            </w:rPr>
+            <w:t>(</w:t>
+          </w:r>
+          <w:r>
+            <w:rPr>
+              <w:rFonts w:ascii="TH SarabunPSK" w:hAnsi="TH SarabunPSK" w:cs="TH SarabunPSK" w:hint="cs"/>
+              <w:cs/>
+            </w:rPr>
+            <w:t>ต่อ</w:t>
+          </w:r>
+          <w:r>
+            <w:rPr>
+              <w:rFonts w:ascii="TH SarabunPSK" w:hAnsi="TH SarabunPSK" w:cs="TH SarabunPSK"/>
+            </w:rPr>
+            <w:t>)</w:t>
           </w:r>
           <w:r>
             <w:rPr>
@@ -214,9 +236,10 @@
           </w:r>
           <w:r>
             <w:rPr>
-              <w:rFonts w:ascii="TH SarabunPSK" w:hAnsi="TH SarabunPSK" w:cs="TH SarabunPSK"/>
-            </w:rPr>
-            <w:t>ฉ</w:t>
+              <w:rFonts w:ascii="TH SarabunPSK" w:hAnsi="TH SarabunPSK" w:cs="TH SarabunPSK" w:hint="cs"/>
+              <w:cs/>
+            </w:rPr>
+            <w:t>จ</w:t>
           </w:r>
         </w:p>
         <w:p>
@@ -224,7 +247,6 @@
             <w:pStyle w:val="Thesis-Style"/>
             <w:rPr>
               <w:rFonts w:ascii="TH SarabunPSK" w:hAnsi="TH SarabunPSK" w:cs="TH SarabunPSK"/>
-              <w:cs/>
             </w:rPr>
           </w:pPr>
           <w:r>
@@ -234,13 +256,14 @@
             </w:rPr>
             <w:t>สารบัญ</w:t>
           </w:r>
-          <w:r>
-            <w:rPr>
-              <w:rFonts w:ascii="TH SarabunPSK" w:hAnsi="TH SarabunPSK" w:cs="TH SarabunPSK" w:hint="cs"/>
-              <w:cs/>
-            </w:rPr>
-            <w:t>ภาพ</w:t>
-          </w:r>
+          <w:proofErr w:type="spellStart"/>
+          <w:r>
+            <w:rPr>
+              <w:rFonts w:ascii="TH SarabunPSK" w:hAnsi="TH SarabunPSK" w:cs="TH SarabunPSK"/>
+            </w:rPr>
+            <w:t>ตาราง</w:t>
+          </w:r>
+          <w:proofErr w:type="spellEnd"/>
           <w:r>
             <w:rPr>
               <w:rFonts w:ascii="TH SarabunPSK" w:hAnsi="TH SarabunPSK" w:cs="TH SarabunPSK"/>
@@ -249,10 +272,9 @@
           </w:r>
           <w:r>
             <w:rPr>
-              <w:rFonts w:ascii="TH SarabunPSK" w:hAnsi="TH SarabunPSK" w:cs="TH SarabunPSK" w:hint="cs"/>
-              <w:cs/>
-            </w:rPr>
-            <w:t>ซ</w:t>
+              <w:rFonts w:ascii="TH SarabunPSK" w:hAnsi="TH SarabunPSK" w:cs="TH SarabunPSK"/>
+            </w:rPr>
+            <w:t>ฉ</w:t>
           </w:r>
         </w:p>
         <w:p>
@@ -260,18 +282,35 @@
             <w:pStyle w:val="Thesis-Style"/>
             <w:rPr>
               <w:rFonts w:ascii="TH SarabunPSK" w:hAnsi="TH SarabunPSK" w:cs="TH SarabunPSK"/>
-              <w:b/>
-              <w:bCs/>
               <w:cs/>
             </w:rPr>
           </w:pPr>
           <w:r>
             <w:rPr>
               <w:rFonts w:ascii="TH SarabunPSK" w:hAnsi="TH SarabunPSK" w:cs="TH SarabunPSK"/>
-              <w:b/>
-              <w:bCs/>
-            </w:rPr>
-            <w:t>บทที่</w:t>
+              <w:cs/>
+            </w:rPr>
+            <w:t>สารบัญ</w:t>
+          </w:r>
+          <w:r>
+            <w:rPr>
+              <w:rFonts w:ascii="TH SarabunPSK" w:hAnsi="TH SarabunPSK" w:cs="TH SarabunPSK" w:hint="cs"/>
+              <w:cs/>
+            </w:rPr>
+            <w:t>ภาพ</w:t>
+          </w:r>
+          <w:r>
+            <w:rPr>
+              <w:rFonts w:ascii="TH SarabunPSK" w:hAnsi="TH SarabunPSK" w:cs="TH SarabunPSK"/>
+            </w:rPr>
+            <w:ptab w:relativeTo="margin" w:alignment="right" w:leader="dot"/>
+          </w:r>
+          <w:r>
+            <w:rPr>
+              <w:rFonts w:ascii="TH SarabunPSK" w:hAnsi="TH SarabunPSK" w:cs="TH SarabunPSK" w:hint="cs"/>
+              <w:cs/>
+            </w:rPr>
+            <w:t>ซ</w:t>
           </w:r>
         </w:p>
         <w:p>
@@ -279,54 +318,48 @@
             <w:pStyle w:val="Thesis-Style"/>
             <w:rPr>
               <w:rFonts w:ascii="TH SarabunPSK" w:hAnsi="TH SarabunPSK" w:cs="TH SarabunPSK"/>
-              <w:cs/>
-            </w:rPr>
-          </w:pPr>
-          <w:r>
-            <w:rPr>
-              <w:rFonts w:ascii="TH SarabunPSK" w:hAnsi="TH SarabunPSK" w:cs="TH SarabunPSK"/>
               <w:b/>
               <w:bCs/>
-            </w:rPr>
-            <w:t>1. บทนำ</w:t>
-          </w:r>
-          <w:r>
-            <w:rPr>
-              <w:rFonts w:ascii="TH SarabunPSK" w:hAnsi="TH SarabunPSK" w:cs="TH SarabunPSK"/>
-            </w:rPr>
-            <w:ptab w:relativeTo="margin" w:alignment="right" w:leader="dot"/>
-          </w:r>
+              <w:cs/>
+            </w:rPr>
+          </w:pPr>
+          <w:proofErr w:type="spellStart"/>
           <w:r>
             <w:rPr>
               <w:rFonts w:ascii="TH SarabunPSK" w:hAnsi="TH SarabunPSK" w:cs="TH SarabunPSK"/>
               <w:b/>
               <w:bCs/>
-              <w:lang w:val="th-TH"/>
-            </w:rPr>
-            <w:t>1</w:t>
-          </w:r>
+            </w:rPr>
+            <w:t>บทที่</w:t>
+          </w:r>
+          <w:proofErr w:type="spellEnd"/>
         </w:p>
         <w:p>
           <w:pPr>
             <w:pStyle w:val="Thesis-Style"/>
             <w:rPr>
               <w:rFonts w:ascii="TH SarabunPSK" w:hAnsi="TH SarabunPSK" w:cs="TH SarabunPSK"/>
+              <w:cs/>
             </w:rPr>
           </w:pPr>
           <w:r>
             <w:rPr>
               <w:rFonts w:ascii="TH SarabunPSK" w:hAnsi="TH SarabunPSK" w:cs="TH SarabunPSK"/>
-            </w:rPr>
-            <w:tab/>
-            <w:t>1.1</w:t>
-          </w:r>
-          <w:r>
-            <w:rPr>
-              <w:rFonts w:ascii="TH SarabunPSK" w:hAnsi="TH SarabunPSK" w:cs="TH SarabunPSK"/>
-              <w:cs/>
-            </w:rPr>
-            <w:t xml:space="preserve"> ความเป็นมาและความสำคัญของปัญหา</w:t>
-          </w:r>
+              <w:b/>
+              <w:bCs/>
+            </w:rPr>
+            <w:t xml:space="preserve">1. </w:t>
+          </w:r>
+          <w:proofErr w:type="spellStart"/>
+          <w:r>
+            <w:rPr>
+              <w:rFonts w:ascii="TH SarabunPSK" w:hAnsi="TH SarabunPSK" w:cs="TH SarabunPSK"/>
+              <w:b/>
+              <w:bCs/>
+            </w:rPr>
+            <w:t>บทนำ</w:t>
+          </w:r>
+          <w:proofErr w:type="spellEnd"/>
           <w:r>
             <w:rPr>
               <w:rFonts w:ascii="TH SarabunPSK" w:hAnsi="TH SarabunPSK" w:cs="TH SarabunPSK"/>
@@ -336,7 +369,9 @@
           <w:r>
             <w:rPr>
               <w:rFonts w:ascii="TH SarabunPSK" w:hAnsi="TH SarabunPSK" w:cs="TH SarabunPSK"/>
-              <w:cs/>
+              <w:b/>
+              <w:bCs/>
+              <w:lang w:val="th-TH"/>
             </w:rPr>
             <w:t>1</w:t>
           </w:r>
@@ -346,7 +381,6 @@
             <w:pStyle w:val="Thesis-Style"/>
             <w:rPr>
               <w:rFonts w:ascii="TH SarabunPSK" w:hAnsi="TH SarabunPSK" w:cs="TH SarabunPSK"/>
-              <w:cs/>
             </w:rPr>
           </w:pPr>
           <w:r>
@@ -354,7 +388,14 @@
               <w:rFonts w:ascii="TH SarabunPSK" w:hAnsi="TH SarabunPSK" w:cs="TH SarabunPSK"/>
             </w:rPr>
             <w:tab/>
-            <w:t>1.2 วัตถุประสงค์</w:t>
+            <w:t>1.1</w:t>
+          </w:r>
+          <w:r>
+            <w:rPr>
+              <w:rFonts w:ascii="TH SarabunPSK" w:hAnsi="TH SarabunPSK" w:cs="TH SarabunPSK"/>
+              <w:cs/>
+            </w:rPr>
+            <w:t xml:space="preserve"> ความเป็นมาและความสำคัญของปัญหา</w:t>
           </w:r>
           <w:r>
             <w:rPr>
@@ -366,9 +407,8 @@
             <w:rPr>
               <w:rFonts w:ascii="TH SarabunPSK" w:hAnsi="TH SarabunPSK" w:cs="TH SarabunPSK"/>
               <w:cs/>
-              <w:lang w:val="th-TH"/>
-            </w:rPr>
-            <w:t>2</w:t>
+            </w:rPr>
+            <w:t>1</w:t>
           </w:r>
         </w:p>
         <w:p>
@@ -376,6 +416,7 @@
             <w:pStyle w:val="Thesis-Style"/>
             <w:rPr>
               <w:rFonts w:ascii="TH SarabunPSK" w:hAnsi="TH SarabunPSK" w:cs="TH SarabunPSK"/>
+              <w:cs/>
             </w:rPr>
           </w:pPr>
           <w:r>
@@ -383,8 +424,16 @@
               <w:rFonts w:ascii="TH SarabunPSK" w:hAnsi="TH SarabunPSK" w:cs="TH SarabunPSK"/>
             </w:rPr>
             <w:tab/>
-            <w:t>1.3 ขอบเขตการดำเนินงาน</w:t>
-          </w:r>
+            <w:t xml:space="preserve">1.2 </w:t>
+          </w:r>
+          <w:proofErr w:type="spellStart"/>
+          <w:r>
+            <w:rPr>
+              <w:rFonts w:ascii="TH SarabunPSK" w:hAnsi="TH SarabunPSK" w:cs="TH SarabunPSK"/>
+            </w:rPr>
+            <w:t>วัตถุประสงค์</w:t>
+          </w:r>
+          <w:proofErr w:type="spellEnd"/>
           <w:r>
             <w:rPr>
               <w:rFonts w:ascii="TH SarabunPSK" w:hAnsi="TH SarabunPSK" w:cs="TH SarabunPSK"/>
@@ -394,6 +443,7 @@
           <w:r>
             <w:rPr>
               <w:rFonts w:ascii="TH SarabunPSK" w:hAnsi="TH SarabunPSK" w:cs="TH SarabunPSK"/>
+              <w:cs/>
               <w:lang w:val="th-TH"/>
             </w:rPr>
             <w:t>2</w:t>
@@ -411,8 +461,16 @@
               <w:rFonts w:ascii="TH SarabunPSK" w:hAnsi="TH SarabunPSK" w:cs="TH SarabunPSK"/>
             </w:rPr>
             <w:tab/>
-            <w:t>1.4 อุปกรณ์และเครื่องมือในการดำเนินงาน</w:t>
-          </w:r>
+            <w:t xml:space="preserve">1.3 </w:t>
+          </w:r>
+          <w:proofErr w:type="spellStart"/>
+          <w:r>
+            <w:rPr>
+              <w:rFonts w:ascii="TH SarabunPSK" w:hAnsi="TH SarabunPSK" w:cs="TH SarabunPSK"/>
+            </w:rPr>
+            <w:t>ขอบเขตการดำเนินงาน</w:t>
+          </w:r>
+          <w:proofErr w:type="spellEnd"/>
           <w:r>
             <w:rPr>
               <w:rFonts w:ascii="TH SarabunPSK" w:hAnsi="TH SarabunPSK" w:cs="TH SarabunPSK"/>
@@ -422,8 +480,9 @@
           <w:r>
             <w:rPr>
               <w:rFonts w:ascii="TH SarabunPSK" w:hAnsi="TH SarabunPSK" w:cs="TH SarabunPSK"/>
-            </w:rPr>
-            <w:t>3</w:t>
+              <w:lang w:val="th-TH"/>
+            </w:rPr>
+            <w:t>2</w:t>
           </w:r>
         </w:p>
         <w:p>
@@ -431,7 +490,6 @@
             <w:pStyle w:val="Thesis-Style"/>
             <w:rPr>
               <w:rFonts w:ascii="TH SarabunPSK" w:hAnsi="TH SarabunPSK" w:cs="TH SarabunPSK"/>
-              <w:cs/>
             </w:rPr>
           </w:pPr>
           <w:r>
@@ -439,8 +497,16 @@
               <w:rFonts w:ascii="TH SarabunPSK" w:hAnsi="TH SarabunPSK" w:cs="TH SarabunPSK"/>
             </w:rPr>
             <w:tab/>
-            <w:t>1.5 เป้าหมาย</w:t>
-          </w:r>
+            <w:t xml:space="preserve">1.4 </w:t>
+          </w:r>
+          <w:proofErr w:type="spellStart"/>
+          <w:r>
+            <w:rPr>
+              <w:rFonts w:ascii="TH SarabunPSK" w:hAnsi="TH SarabunPSK" w:cs="TH SarabunPSK"/>
+            </w:rPr>
+            <w:t>อุปกรณ์และเครื่องมือในการดำเนินงาน</w:t>
+          </w:r>
+          <w:proofErr w:type="spellEnd"/>
           <w:r>
             <w:rPr>
               <w:rFonts w:ascii="TH SarabunPSK" w:hAnsi="TH SarabunPSK" w:cs="TH SarabunPSK"/>
@@ -449,9 +515,7 @@
           </w:r>
           <w:r>
             <w:rPr>
-              <w:rFonts w:ascii="TH SarabunPSK" w:hAnsi="TH SarabunPSK" w:cs="TH SarabunPSK" w:hint="cs"/>
-              <w:cs/>
-              <w:lang w:val="th-TH"/>
+              <w:rFonts w:ascii="TH SarabunPSK" w:hAnsi="TH SarabunPSK" w:cs="TH SarabunPSK"/>
             </w:rPr>
             <w:t>3</w:t>
           </w:r>
@@ -469,8 +533,16 @@
               <w:rFonts w:ascii="TH SarabunPSK" w:hAnsi="TH SarabunPSK" w:cs="TH SarabunPSK"/>
             </w:rPr>
             <w:tab/>
-            <w:t>1.6 วิธีการดำเนินการ</w:t>
-          </w:r>
+            <w:t xml:space="preserve">1.5 </w:t>
+          </w:r>
+          <w:proofErr w:type="spellStart"/>
+          <w:r>
+            <w:rPr>
+              <w:rFonts w:ascii="TH SarabunPSK" w:hAnsi="TH SarabunPSK" w:cs="TH SarabunPSK"/>
+            </w:rPr>
+            <w:t>เป้าหมาย</w:t>
+          </w:r>
+          <w:proofErr w:type="spellEnd"/>
           <w:r>
             <w:rPr>
               <w:rFonts w:ascii="TH SarabunPSK" w:hAnsi="TH SarabunPSK" w:cs="TH SarabunPSK"/>
@@ -483,7 +555,7 @@
               <w:cs/>
               <w:lang w:val="th-TH"/>
             </w:rPr>
-            <w:t>4</w:t>
+            <w:t>3</w:t>
           </w:r>
         </w:p>
         <w:p>
@@ -499,8 +571,16 @@
               <w:rFonts w:ascii="TH SarabunPSK" w:hAnsi="TH SarabunPSK" w:cs="TH SarabunPSK"/>
             </w:rPr>
             <w:tab/>
-            <w:t>1.7 ระยะเวลาและสถานที่ดำเนินการ</w:t>
-          </w:r>
+            <w:t xml:space="preserve">1.6 </w:t>
+          </w:r>
+          <w:proofErr w:type="spellStart"/>
+          <w:r>
+            <w:rPr>
+              <w:rFonts w:ascii="TH SarabunPSK" w:hAnsi="TH SarabunPSK" w:cs="TH SarabunPSK"/>
+            </w:rPr>
+            <w:t>วิธีการดำเนินการ</w:t>
+          </w:r>
+          <w:proofErr w:type="spellEnd"/>
           <w:r>
             <w:rPr>
               <w:rFonts w:ascii="TH SarabunPSK" w:hAnsi="TH SarabunPSK" w:cs="TH SarabunPSK"/>
@@ -513,7 +593,7 @@
               <w:cs/>
               <w:lang w:val="th-TH"/>
             </w:rPr>
-            <w:t>5</w:t>
+            <w:t>4</w:t>
           </w:r>
         </w:p>
         <w:p>
@@ -529,8 +609,16 @@
               <w:rFonts w:ascii="TH SarabunPSK" w:hAnsi="TH SarabunPSK" w:cs="TH SarabunPSK"/>
             </w:rPr>
             <w:tab/>
-            <w:t>1.8 งบประมาณ</w:t>
-          </w:r>
+            <w:t xml:space="preserve">1.7 </w:t>
+          </w:r>
+          <w:proofErr w:type="spellStart"/>
+          <w:r>
+            <w:rPr>
+              <w:rFonts w:ascii="TH SarabunPSK" w:hAnsi="TH SarabunPSK" w:cs="TH SarabunPSK"/>
+            </w:rPr>
+            <w:t>ระยะเวลาและสถานที่ดำเนินการ</w:t>
+          </w:r>
+          <w:proofErr w:type="spellEnd"/>
           <w:r>
             <w:rPr>
               <w:rFonts w:ascii="TH SarabunPSK" w:hAnsi="TH SarabunPSK" w:cs="TH SarabunPSK"/>
@@ -559,8 +647,16 @@
               <w:rFonts w:ascii="TH SarabunPSK" w:hAnsi="TH SarabunPSK" w:cs="TH SarabunPSK"/>
             </w:rPr>
             <w:tab/>
-            <w:t>1.9 การติดตามและประเมินผล</w:t>
-          </w:r>
+            <w:t xml:space="preserve">1.8 </w:t>
+          </w:r>
+          <w:proofErr w:type="spellStart"/>
+          <w:r>
+            <w:rPr>
+              <w:rFonts w:ascii="TH SarabunPSK" w:hAnsi="TH SarabunPSK" w:cs="TH SarabunPSK"/>
+            </w:rPr>
+            <w:t>งบประมาณ</w:t>
+          </w:r>
+          <w:proofErr w:type="spellEnd"/>
           <w:r>
             <w:rPr>
               <w:rFonts w:ascii="TH SarabunPSK" w:hAnsi="TH SarabunPSK" w:cs="TH SarabunPSK"/>
@@ -589,8 +685,16 @@
               <w:rFonts w:ascii="TH SarabunPSK" w:hAnsi="TH SarabunPSK" w:cs="TH SarabunPSK"/>
             </w:rPr>
             <w:tab/>
-            <w:t>1.10 ผลที่คาดว่าจะได้รับ</w:t>
-          </w:r>
+            <w:t xml:space="preserve">1.9 </w:t>
+          </w:r>
+          <w:proofErr w:type="spellStart"/>
+          <w:r>
+            <w:rPr>
+              <w:rFonts w:ascii="TH SarabunPSK" w:hAnsi="TH SarabunPSK" w:cs="TH SarabunPSK"/>
+            </w:rPr>
+            <w:t>การติดตามและประเมินผล</w:t>
+          </w:r>
+          <w:proofErr w:type="spellEnd"/>
           <w:r>
             <w:rPr>
               <w:rFonts w:ascii="TH SarabunPSK" w:hAnsi="TH SarabunPSK" w:cs="TH SarabunPSK"/>
@@ -619,8 +723,16 @@
               <w:rFonts w:ascii="TH SarabunPSK" w:hAnsi="TH SarabunPSK" w:cs="TH SarabunPSK"/>
             </w:rPr>
             <w:tab/>
-            <w:t>1.11 ข้อตกลงเบื้องต้น</w:t>
-          </w:r>
+            <w:t xml:space="preserve">1.10 </w:t>
+          </w:r>
+          <w:proofErr w:type="spellStart"/>
+          <w:r>
+            <w:rPr>
+              <w:rFonts w:ascii="TH SarabunPSK" w:hAnsi="TH SarabunPSK" w:cs="TH SarabunPSK"/>
+            </w:rPr>
+            <w:t>ผลที่คาดว่าจะได้รับ</w:t>
+          </w:r>
+          <w:proofErr w:type="spellEnd"/>
           <w:r>
             <w:rPr>
               <w:rFonts w:ascii="TH SarabunPSK" w:hAnsi="TH SarabunPSK" w:cs="TH SarabunPSK"/>
@@ -633,7 +745,7 @@
               <w:cs/>
               <w:lang w:val="th-TH"/>
             </w:rPr>
-            <w:t>6</w:t>
+            <w:t>5</w:t>
           </w:r>
         </w:p>
         <w:p>
@@ -641,6 +753,7 @@
             <w:pStyle w:val="Thesis-Style"/>
             <w:rPr>
               <w:rFonts w:ascii="TH SarabunPSK" w:hAnsi="TH SarabunPSK" w:cs="TH SarabunPSK"/>
+              <w:cs/>
             </w:rPr>
           </w:pPr>
           <w:r>
@@ -648,8 +761,16 @@
               <w:rFonts w:ascii="TH SarabunPSK" w:hAnsi="TH SarabunPSK" w:cs="TH SarabunPSK"/>
             </w:rPr>
             <w:tab/>
-            <w:t>1.12 นิยามศัพท์เฉพาะ</w:t>
-          </w:r>
+            <w:t xml:space="preserve">1.11 </w:t>
+          </w:r>
+          <w:proofErr w:type="spellStart"/>
+          <w:r>
+            <w:rPr>
+              <w:rFonts w:ascii="TH SarabunPSK" w:hAnsi="TH SarabunPSK" w:cs="TH SarabunPSK"/>
+            </w:rPr>
+            <w:t>ข้อตกลงเบื้องต้น</w:t>
+          </w:r>
+          <w:proofErr w:type="spellEnd"/>
           <w:r>
             <w:rPr>
               <w:rFonts w:ascii="TH SarabunPSK" w:hAnsi="TH SarabunPSK" w:cs="TH SarabunPSK"/>
@@ -675,11 +796,58 @@
           <w:r>
             <w:rPr>
               <w:rFonts w:ascii="TH SarabunPSK" w:hAnsi="TH SarabunPSK" w:cs="TH SarabunPSK"/>
+            </w:rPr>
+            <w:tab/>
+            <w:t xml:space="preserve">1.12 </w:t>
+          </w:r>
+          <w:proofErr w:type="spellStart"/>
+          <w:r>
+            <w:rPr>
+              <w:rFonts w:ascii="TH SarabunPSK" w:hAnsi="TH SarabunPSK" w:cs="TH SarabunPSK"/>
+            </w:rPr>
+            <w:t>นิยามศัพท์เฉพาะ</w:t>
+          </w:r>
+          <w:proofErr w:type="spellEnd"/>
+          <w:r>
+            <w:rPr>
+              <w:rFonts w:ascii="TH SarabunPSK" w:hAnsi="TH SarabunPSK" w:cs="TH SarabunPSK"/>
+            </w:rPr>
+            <w:ptab w:relativeTo="margin" w:alignment="right" w:leader="dot"/>
+          </w:r>
+          <w:r>
+            <w:rPr>
+              <w:rFonts w:ascii="TH SarabunPSK" w:hAnsi="TH SarabunPSK" w:cs="TH SarabunPSK" w:hint="cs"/>
+              <w:cs/>
+              <w:lang w:val="th-TH"/>
+            </w:rPr>
+            <w:t>6</w:t>
+          </w:r>
+        </w:p>
+        <w:p>
+          <w:pPr>
+            <w:pStyle w:val="Thesis-Style"/>
+            <w:rPr>
+              <w:rFonts w:ascii="TH SarabunPSK" w:hAnsi="TH SarabunPSK" w:cs="TH SarabunPSK"/>
+            </w:rPr>
+          </w:pPr>
+          <w:r>
+            <w:rPr>
+              <w:rFonts w:ascii="TH SarabunPSK" w:hAnsi="TH SarabunPSK" w:cs="TH SarabunPSK"/>
               <w:b/>
               <w:bCs/>
             </w:rPr>
-            <w:t>2. เอกสารและงานวิจัยที่เกี่ยวข้อง</w:t>
-          </w:r>
+            <w:t xml:space="preserve">2. </w:t>
+          </w:r>
+          <w:proofErr w:type="spellStart"/>
+          <w:r>
+            <w:rPr>
+              <w:rFonts w:ascii="TH SarabunPSK" w:hAnsi="TH SarabunPSK" w:cs="TH SarabunPSK"/>
+              <w:b/>
+              <w:bCs/>
+            </w:rPr>
+            <w:t>เอกสารและงานวิจัยที่เกี่ยวข้อง</w:t>
+          </w:r>
+          <w:proofErr w:type="spellEnd"/>
           <w:r>
             <w:rPr>
               <w:rFonts w:ascii="TH SarabunPSK" w:hAnsi="TH SarabunPSK" w:cs="TH SarabunPSK"/>
@@ -969,7 +1137,6 @@
     <w:p>
       <w:pPr>
         <w:pStyle w:val="Thesis-Style"/>
-        <w:jc w:val="center"/>
         <w:rPr>
           <w:rFonts w:ascii="TH SarabunPSK" w:hAnsi="TH SarabunPSK" w:cs="TH SarabunPSK"/>
           <w:b/>
@@ -991,19 +1158,18 @@
           <w:szCs w:val="40"/>
         </w:rPr>
       </w:pPr>
-    </w:p>
-    <w:p>
-      <w:pPr>
-        <w:pStyle w:val="Thesis-Style"/>
-        <w:jc w:val="center"/>
+      <w:r>
         <w:rPr>
           <w:rFonts w:ascii="TH SarabunPSK" w:hAnsi="TH SarabunPSK" w:cs="TH SarabunPSK"/>
           <w:b/>
           <w:bCs/>
           <w:sz w:val="40"/>
           <w:szCs w:val="40"/>
-        </w:rPr>
-      </w:pPr>
+          <w:cs/>
+        </w:rPr>
+        <w:lastRenderedPageBreak/>
+        <w:t>สารบัญ</w:t>
+      </w:r>
       <w:r>
         <w:rPr>
           <w:rFonts w:ascii="TH SarabunPSK" w:hAnsi="TH SarabunPSK" w:cs="TH SarabunPSK"/>
@@ -1013,8 +1179,7 @@
           <w:szCs w:val="40"/>
           <w:cs/>
         </w:rPr>
-        <w:lastRenderedPageBreak/>
-        <w:t>สารบัญ</w:t>
+        <w:t xml:space="preserve"> </w:t>
       </w:r>
       <w:r>
         <w:rPr>
@@ -1023,9 +1188,8 @@
           <w:bCs/>
           <w:sz w:val="40"/>
           <w:szCs w:val="40"/>
-          <w:cs/>
-        </w:rPr>
-        <w:t xml:space="preserve"> </w:t>
+        </w:rPr>
+        <w:t>(</w:t>
       </w:r>
       <w:r>
         <w:rPr>
@@ -1034,8 +1198,9 @@
           <w:bCs/>
           <w:sz w:val="40"/>
           <w:szCs w:val="40"/>
-        </w:rPr>
-        <w:t>(</w:t>
+          <w:cs/>
+        </w:rPr>
+        <w:t>ต่อ</w:t>
       </w:r>
       <w:r>
         <w:rPr>
@@ -1044,38 +1209,70 @@
           <w:bCs/>
           <w:sz w:val="40"/>
           <w:szCs w:val="40"/>
-          <w:cs/>
-        </w:rPr>
-        <w:t>ต่อ</w:t>
-      </w:r>
-      <w:r>
+        </w:rPr>
+        <w:t>)</w:t>
+      </w:r>
+    </w:p>
+    <w:p>
+      <w:pPr>
+        <w:pStyle w:val="Thesis-Style"/>
+        <w:jc w:val="right"/>
         <w:rPr>
           <w:rFonts w:ascii="TH SarabunPSK" w:hAnsi="TH SarabunPSK" w:cs="TH SarabunPSK"/>
           <w:b/>
           <w:bCs/>
-          <w:sz w:val="40"/>
-          <w:szCs w:val="40"/>
-        </w:rPr>
-        <w:t>)</w:t>
-      </w:r>
+        </w:rPr>
+      </w:pPr>
+      <w:proofErr w:type="spellStart"/>
+      <w:r>
+        <w:rPr>
+          <w:rFonts w:ascii="TH SarabunPSK" w:hAnsi="TH SarabunPSK" w:cs="TH SarabunPSK"/>
+          <w:b/>
+          <w:bCs/>
+        </w:rPr>
+        <w:t>หน้า</w:t>
+      </w:r>
+      <w:proofErr w:type="spellEnd"/>
     </w:p>
     <w:p>
       <w:pPr>
         <w:pStyle w:val="Thesis-Style"/>
-        <w:jc w:val="right"/>
+        <w:rPr>
+          <w:rFonts w:ascii="TH SarabunPSK" w:hAnsi="TH SarabunPSK" w:cs="TH SarabunPSK"/>
+          <w:cs/>
+        </w:rPr>
+      </w:pPr>
+      <w:r>
         <w:rPr>
           <w:rFonts w:ascii="TH SarabunPSK" w:hAnsi="TH SarabunPSK" w:cs="TH SarabunPSK"/>
           <w:b/>
           <w:bCs/>
         </w:rPr>
-      </w:pPr>
+        <w:t xml:space="preserve">3. </w:t>
+      </w:r>
+      <w:proofErr w:type="spellStart"/>
       <w:r>
         <w:rPr>
           <w:rFonts w:ascii="TH SarabunPSK" w:hAnsi="TH SarabunPSK" w:cs="TH SarabunPSK"/>
           <w:b/>
           <w:bCs/>
         </w:rPr>
-        <w:t>หน้า</w:t>
+        <w:t>วิธีการดำเนินงาน</w:t>
+      </w:r>
+      <w:proofErr w:type="spellEnd"/>
+      <w:r>
+        <w:rPr>
+          <w:rFonts w:ascii="TH SarabunPSK" w:hAnsi="TH SarabunPSK" w:cs="TH SarabunPSK"/>
+        </w:rPr>
+        <w:ptab w:relativeTo="margin" w:alignment="right" w:leader="dot"/>
+      </w:r>
+      <w:r>
+        <w:rPr>
+          <w:rFonts w:ascii="TH SarabunPSK" w:hAnsi="TH SarabunPSK" w:cs="TH SarabunPSK"/>
+          <w:b/>
+          <w:bCs/>
+        </w:rPr>
+        <w:t>13</w:t>
       </w:r>
     </w:p>
     <w:p>
@@ -1089,24 +1286,345 @@
       <w:r>
         <w:rPr>
           <w:rFonts w:ascii="TH SarabunPSK" w:hAnsi="TH SarabunPSK" w:cs="TH SarabunPSK"/>
+        </w:rPr>
+        <w:tab/>
+      </w:r>
+      <w:r>
+        <w:rPr>
+          <w:rFonts w:ascii="TH SarabunPSK" w:hAnsi="TH SarabunPSK" w:cs="TH SarabunPSK"/>
+        </w:rPr>
+        <w:t xml:space="preserve">3.1 </w:t>
+      </w:r>
+      <w:proofErr w:type="spellStart"/>
+      <w:r>
+        <w:rPr>
+          <w:rFonts w:ascii="TH SarabunPSK" w:hAnsi="TH SarabunPSK" w:cs="TH SarabunPSK"/>
+        </w:rPr>
+        <w:t>ศึกษาวิเคราะห์และเก็บรวบรวมข้อมูล</w:t>
+      </w:r>
+      <w:proofErr w:type="spellEnd"/>
+      <w:r>
+        <w:rPr>
+          <w:rFonts w:ascii="TH SarabunPSK" w:hAnsi="TH SarabunPSK" w:cs="TH SarabunPSK"/>
+        </w:rPr>
+        <w:ptab w:relativeTo="margin" w:alignment="right" w:leader="dot"/>
+      </w:r>
+      <w:r>
+        <w:rPr>
+          <w:rFonts w:ascii="TH SarabunPSK" w:hAnsi="TH SarabunPSK" w:cs="TH SarabunPSK"/>
+        </w:rPr>
+        <w:t>1</w:t>
+      </w:r>
+      <w:r>
+        <w:rPr>
+          <w:rFonts w:ascii="TH SarabunPSK" w:hAnsi="TH SarabunPSK" w:cs="TH SarabunPSK"/>
+        </w:rPr>
+        <w:t>3</w:t>
+      </w:r>
+    </w:p>
+    <w:p>
+      <w:pPr>
+        <w:pStyle w:val="Thesis-Style"/>
+        <w:rPr>
+          <w:rFonts w:ascii="TH SarabunPSK" w:hAnsi="TH SarabunPSK" w:cs="TH SarabunPSK"/>
+          <w:cs/>
+        </w:rPr>
+      </w:pPr>
+      <w:r>
+        <w:rPr>
+          <w:rFonts w:ascii="TH SarabunPSK" w:hAnsi="TH SarabunPSK" w:cs="TH SarabunPSK"/>
+        </w:rPr>
+        <w:tab/>
+      </w:r>
+      <w:r>
+        <w:rPr>
+          <w:rFonts w:ascii="TH SarabunPSK" w:hAnsi="TH SarabunPSK" w:cs="TH SarabunPSK"/>
+        </w:rPr>
+        <w:t xml:space="preserve">3.2 </w:t>
+      </w:r>
+      <w:proofErr w:type="spellStart"/>
+      <w:r>
+        <w:rPr>
+          <w:rFonts w:ascii="TH SarabunPSK" w:hAnsi="TH SarabunPSK" w:cs="TH SarabunPSK"/>
+        </w:rPr>
+        <w:t>การวิเคราะห์ระบบ</w:t>
+      </w:r>
+      <w:proofErr w:type="spellEnd"/>
+      <w:r>
+        <w:rPr>
+          <w:rFonts w:ascii="TH SarabunPSK" w:hAnsi="TH SarabunPSK" w:cs="TH SarabunPSK"/>
+        </w:rPr>
+        <w:ptab w:relativeTo="margin" w:alignment="right" w:leader="dot"/>
+      </w:r>
+      <w:r>
+        <w:rPr>
+          <w:rFonts w:ascii="TH SarabunPSK" w:hAnsi="TH SarabunPSK" w:cs="TH SarabunPSK"/>
+        </w:rPr>
+        <w:t>1</w:t>
+      </w:r>
+      <w:r>
+        <w:rPr>
+          <w:rFonts w:ascii="TH SarabunPSK" w:hAnsi="TH SarabunPSK" w:cs="TH SarabunPSK"/>
+        </w:rPr>
+        <w:t>4</w:t>
+      </w:r>
+    </w:p>
+    <w:p>
+      <w:pPr>
+        <w:pStyle w:val="Thesis-Style"/>
+        <w:rPr>
+          <w:rFonts w:ascii="TH SarabunPSK" w:hAnsi="TH SarabunPSK" w:cs="TH SarabunPSK"/>
+        </w:rPr>
+      </w:pPr>
+      <w:r>
+        <w:rPr>
+          <w:rFonts w:ascii="TH SarabunPSK" w:hAnsi="TH SarabunPSK" w:cs="TH SarabunPSK"/>
+        </w:rPr>
+        <w:tab/>
+      </w:r>
+      <w:r>
+        <w:rPr>
+          <w:rFonts w:ascii="TH SarabunPSK" w:hAnsi="TH SarabunPSK" w:cs="TH SarabunPSK"/>
+        </w:rPr>
+        <w:t xml:space="preserve">3.3 </w:t>
+      </w:r>
+      <w:proofErr w:type="spellStart"/>
+      <w:r>
+        <w:rPr>
+          <w:rFonts w:ascii="TH SarabunPSK" w:hAnsi="TH SarabunPSK" w:cs="TH SarabunPSK"/>
+        </w:rPr>
+        <w:t>ออกแบบหน้าจอโปรแกรม</w:t>
+      </w:r>
+      <w:proofErr w:type="spellEnd"/>
+      <w:r>
+        <w:rPr>
+          <w:rFonts w:ascii="TH SarabunPSK" w:hAnsi="TH SarabunPSK" w:cs="TH SarabunPSK"/>
+        </w:rPr>
+        <w:ptab w:relativeTo="margin" w:alignment="right" w:leader="dot"/>
+      </w:r>
+      <w:r>
+        <w:rPr>
+          <w:rFonts w:ascii="TH SarabunPSK" w:hAnsi="TH SarabunPSK" w:cs="TH SarabunPSK"/>
+        </w:rPr>
+        <w:t>2</w:t>
+      </w:r>
+      <w:r>
+        <w:rPr>
+          <w:rFonts w:ascii="TH SarabunPSK" w:hAnsi="TH SarabunPSK" w:cs="TH SarabunPSK"/>
+        </w:rPr>
+        <w:t>7</w:t>
+      </w:r>
+    </w:p>
+    <w:p>
+      <w:pPr>
+        <w:pStyle w:val="Thesis-Style"/>
+        <w:rPr>
+          <w:rFonts w:ascii="TH SarabunPSK" w:hAnsi="TH SarabunPSK" w:cs="TH SarabunPSK"/>
+        </w:rPr>
+      </w:pPr>
+      <w:r>
+        <w:rPr>
+          <w:rFonts w:ascii="TH SarabunPSK" w:hAnsi="TH SarabunPSK" w:cs="TH SarabunPSK"/>
+        </w:rPr>
+        <w:tab/>
+      </w:r>
+      <w:r>
+        <w:rPr>
+          <w:rFonts w:ascii="TH SarabunPSK" w:hAnsi="TH SarabunPSK" w:cs="TH SarabunPSK"/>
+        </w:rPr>
+        <w:t>3.</w:t>
+      </w:r>
+      <w:r>
+        <w:rPr>
+          <w:rFonts w:ascii="TH SarabunPSK" w:hAnsi="TH SarabunPSK" w:cs="TH SarabunPSK"/>
+        </w:rPr>
+        <w:t>4</w:t>
+      </w:r>
+      <w:r>
+        <w:rPr>
+          <w:rFonts w:ascii="TH SarabunPSK" w:hAnsi="TH SarabunPSK" w:cs="TH SarabunPSK"/>
+        </w:rPr>
+        <w:t xml:space="preserve"> </w:t>
+      </w:r>
+      <w:r>
+        <w:rPr>
+          <w:rFonts w:ascii="TH SarabunPSK" w:hAnsi="TH SarabunPSK" w:cs="TH SarabunPSK"/>
+          <w:cs/>
+        </w:rPr>
+        <w:t>กา</w:t>
+      </w:r>
+      <w:r>
+        <w:rPr>
+          <w:rFonts w:ascii="TH SarabunPSK" w:hAnsi="TH SarabunPSK" w:cs="TH SarabunPSK" w:hint="cs"/>
+          <w:cs/>
+        </w:rPr>
+        <w:t>รทดสอบระบบ</w:t>
+      </w:r>
+      <w:r>
+        <w:rPr>
+          <w:rFonts w:ascii="TH SarabunPSK" w:hAnsi="TH SarabunPSK" w:cs="TH SarabunPSK"/>
+        </w:rPr>
+        <w:ptab w:relativeTo="margin" w:alignment="right" w:leader="dot"/>
+      </w:r>
+      <w:r>
+        <w:rPr>
+          <w:rFonts w:ascii="TH SarabunPSK" w:hAnsi="TH SarabunPSK" w:cs="TH SarabunPSK"/>
+        </w:rPr>
+        <w:t>32</w:t>
+      </w:r>
+    </w:p>
+    <w:p>
+      <w:pPr>
+        <w:pStyle w:val="Thesis-Style"/>
+        <w:rPr>
+          <w:rFonts w:ascii="TH SarabunPSK" w:hAnsi="TH SarabunPSK" w:cs="TH SarabunPSK"/>
+          <w:cs/>
+        </w:rPr>
+      </w:pPr>
+      <w:r>
+        <w:rPr>
+          <w:rFonts w:ascii="TH SarabunPSK" w:hAnsi="TH SarabunPSK" w:cs="TH SarabunPSK"/>
+          <w:cs/>
+        </w:rPr>
+        <w:tab/>
+      </w:r>
+      <w:r>
+        <w:rPr>
+          <w:rFonts w:ascii="TH SarabunPSK" w:hAnsi="TH SarabunPSK" w:cs="TH SarabunPSK"/>
+        </w:rPr>
+        <w:t xml:space="preserve">3.5 </w:t>
+      </w:r>
+      <w:r>
+        <w:rPr>
+          <w:rFonts w:ascii="TH SarabunPSK" w:hAnsi="TH SarabunPSK" w:cs="TH SarabunPSK" w:hint="cs"/>
+          <w:cs/>
+        </w:rPr>
+        <w:t>สถิติที่ใช้ในการศึกษาค้นคว้า</w:t>
+      </w:r>
+      <w:r>
+        <w:rPr>
+          <w:rFonts w:ascii="TH SarabunPSK" w:hAnsi="TH SarabunPSK" w:cs="TH SarabunPSK"/>
+        </w:rPr>
+        <w:t>………………………………</w:t>
+      </w:r>
+      <w:proofErr w:type="gramStart"/>
+      <w:r>
+        <w:rPr>
+          <w:rFonts w:ascii="TH SarabunPSK" w:hAnsi="TH SarabunPSK" w:cs="TH SarabunPSK"/>
+        </w:rPr>
+        <w:t>…..</w:t>
+      </w:r>
+      <w:proofErr w:type="gramEnd"/>
+      <w:r>
+        <w:rPr>
+          <w:rFonts w:ascii="TH SarabunPSK" w:hAnsi="TH SarabunPSK" w:cs="TH SarabunPSK"/>
+        </w:rPr>
+        <w:t>……………………………………………….</w:t>
+      </w:r>
+      <w:r>
+        <w:rPr>
+          <w:rFonts w:ascii="TH SarabunPSK" w:hAnsi="TH SarabunPSK" w:cs="TH SarabunPSK"/>
+        </w:rPr>
+        <w:t>41</w:t>
+      </w:r>
+    </w:p>
+    <w:p>
+      <w:pPr>
+        <w:pStyle w:val="Thesis-Style"/>
+        <w:rPr>
+          <w:rFonts w:ascii="TH SarabunPSK" w:hAnsi="TH SarabunPSK" w:cs="TH SarabunPSK"/>
+        </w:rPr>
+      </w:pPr>
+      <w:r>
+        <w:rPr>
+          <w:rFonts w:ascii="TH SarabunPSK" w:hAnsi="TH SarabunPSK" w:cs="TH SarabunPSK"/>
+        </w:rPr>
+        <w:tab/>
+      </w:r>
+      <w:r>
+        <w:rPr>
+          <w:rFonts w:ascii="TH SarabunPSK" w:hAnsi="TH SarabunPSK" w:cs="TH SarabunPSK"/>
+        </w:rPr>
+        <w:t>3.</w:t>
+      </w:r>
+      <w:r>
+        <w:rPr>
+          <w:rFonts w:ascii="TH SarabunPSK" w:hAnsi="TH SarabunPSK" w:cs="TH SarabunPSK"/>
+        </w:rPr>
+        <w:t>6</w:t>
+      </w:r>
+      <w:r>
+        <w:rPr>
+          <w:rFonts w:ascii="TH SarabunPSK" w:hAnsi="TH SarabunPSK" w:cs="TH SarabunPSK"/>
+        </w:rPr>
+        <w:t xml:space="preserve"> </w:t>
+      </w:r>
+      <w:proofErr w:type="spellStart"/>
+      <w:r>
+        <w:rPr>
+          <w:rFonts w:ascii="TH SarabunPSK" w:hAnsi="TH SarabunPSK" w:cs="TH SarabunPSK"/>
+        </w:rPr>
+        <w:t>การวิเคราะห์</w:t>
+      </w:r>
+      <w:proofErr w:type="spellEnd"/>
+      <w:r>
+        <w:rPr>
+          <w:rFonts w:ascii="TH SarabunPSK" w:hAnsi="TH SarabunPSK" w:cs="TH SarabunPSK" w:hint="cs"/>
+          <w:cs/>
+        </w:rPr>
+        <w:t>ข้อมูล</w:t>
+      </w:r>
+      <w:r>
+        <w:rPr>
+          <w:rFonts w:ascii="TH SarabunPSK" w:hAnsi="TH SarabunPSK" w:cs="TH SarabunPSK"/>
+        </w:rPr>
+        <w:ptab w:relativeTo="margin" w:alignment="right" w:leader="dot"/>
+      </w:r>
+      <w:r>
+        <w:rPr>
+          <w:rFonts w:ascii="TH SarabunPSK" w:hAnsi="TH SarabunPSK" w:cs="TH SarabunPSK"/>
+        </w:rPr>
+        <w:t>42</w:t>
+      </w:r>
+    </w:p>
+    <w:p>
+      <w:pPr>
+        <w:pStyle w:val="Thesis-Style"/>
+        <w:rPr>
+          <w:rFonts w:ascii="TH SarabunPSK" w:hAnsi="TH SarabunPSK" w:cs="TH SarabunPSK"/>
+        </w:rPr>
+      </w:pPr>
+      <w:r>
+        <w:rPr>
+          <w:rFonts w:ascii="TH SarabunPSK" w:hAnsi="TH SarabunPSK" w:cs="TH SarabunPSK"/>
           <w:b/>
           <w:bCs/>
         </w:rPr>
-        <w:t>3. วิธีการดำเนินงาน</w:t>
-      </w:r>
-      <w:r>
-        <w:rPr>
-          <w:rFonts w:ascii="TH SarabunPSK" w:hAnsi="TH SarabunPSK" w:cs="TH SarabunPSK"/>
-        </w:rPr>
-        <w:ptab w:relativeTo="margin" w:alignment="right" w:leader="dot"/>
-      </w:r>
+        <w:t xml:space="preserve">4. </w:t>
+      </w:r>
+      <w:proofErr w:type="spellStart"/>
       <w:r>
         <w:rPr>
           <w:rFonts w:ascii="TH SarabunPSK" w:hAnsi="TH SarabunPSK" w:cs="TH SarabunPSK"/>
           <w:b/>
           <w:bCs/>
         </w:rPr>
-        <w:t>13</w:t>
+        <w:t>ผลการดำเนินงาน</w:t>
+      </w:r>
+      <w:proofErr w:type="spellEnd"/>
+      <w:r>
+        <w:rPr>
+          <w:rFonts w:ascii="TH SarabunPSK" w:hAnsi="TH SarabunPSK" w:cs="TH SarabunPSK"/>
+        </w:rPr>
+        <w:ptab w:relativeTo="margin" w:alignment="right" w:leader="dot"/>
+      </w:r>
+      <w:r>
+        <w:rPr>
+          <w:rFonts w:ascii="TH SarabunPSK" w:hAnsi="TH SarabunPSK" w:cs="TH SarabunPSK"/>
+          <w:b/>
+          <w:bCs/>
+        </w:rPr>
+        <w:t>43</w:t>
       </w:r>
     </w:p>
     <w:p>
@@ -1114,7 +1632,6 @@
         <w:pStyle w:val="Thesis-Style"/>
         <w:rPr>
           <w:rFonts w:ascii="TH SarabunPSK" w:hAnsi="TH SarabunPSK" w:cs="TH SarabunPSK"/>
-          <w:cs/>
         </w:rPr>
       </w:pPr>
       <w:r>
@@ -1127,7 +1644,22 @@
         <w:rPr>
           <w:rFonts w:ascii="TH SarabunPSK" w:hAnsi="TH SarabunPSK" w:cs="TH SarabunPSK"/>
         </w:rPr>
-        <w:t>3.1 ศึกษาวิเคราะห์และเก็บรวบรวมข้อมูล</w:t>
+        <w:t xml:space="preserve">4.1 </w:t>
+      </w:r>
+      <w:r>
+        <w:rPr>
+          <w:rFonts w:ascii="TH SarabunPSK" w:hAnsi="TH SarabunPSK" w:cs="TH SarabunPSK"/>
+          <w:cs/>
+        </w:rPr>
+        <w:t>ผลเพื่อพัฒนา</w:t>
+      </w:r>
+      <w:r>
+        <w:rPr>
+          <w:rFonts w:ascii="TH SarabunPSK" w:hAnsi="TH SarabunPSK" w:cs="TH SarabunPSK"/>
+          <w:color w:val="000000" w:themeColor="text1"/>
+          <w:cs/>
+        </w:rPr>
+        <w:t>ระบบช่วยผู้สร้างคอนเทนต์รับรายได้จากการสนับสนุนของผู้ติดตาม</w:t>
       </w:r>
       <w:r>
         <w:rPr>
@@ -1139,13 +1671,7 @@
         <w:rPr>
           <w:rFonts w:ascii="TH SarabunPSK" w:hAnsi="TH SarabunPSK" w:cs="TH SarabunPSK"/>
         </w:rPr>
-        <w:t>1</w:t>
-      </w:r>
-      <w:r>
-        <w:rPr>
-          <w:rFonts w:ascii="TH SarabunPSK" w:hAnsi="TH SarabunPSK" w:cs="TH SarabunPSK"/>
-        </w:rPr>
-        <w:t>3</w:t>
+        <w:t>43</w:t>
       </w:r>
     </w:p>
     <w:p>
@@ -1153,7 +1679,6 @@
         <w:pStyle w:val="Thesis-Style"/>
         <w:rPr>
           <w:rFonts w:ascii="TH SarabunPSK" w:hAnsi="TH SarabunPSK" w:cs="TH SarabunPSK"/>
-          <w:cs/>
         </w:rPr>
       </w:pPr>
       <w:r>
@@ -1166,7 +1691,21 @@
         <w:rPr>
           <w:rFonts w:ascii="TH SarabunPSK" w:hAnsi="TH SarabunPSK" w:cs="TH SarabunPSK"/>
         </w:rPr>
-        <w:t>3.2 การวิเคราะห์ระบบ</w:t>
+        <w:t xml:space="preserve">4.2 </w:t>
+      </w:r>
+      <w:r>
+        <w:rPr>
+          <w:rFonts w:ascii="TH SarabunPSK" w:hAnsi="TH SarabunPSK" w:cs="TH SarabunPSK"/>
+          <w:cs/>
+        </w:rPr>
+        <w:t>ผลเพื่อศึกษาความพึงพอใจของผู้ใช้งาน</w:t>
+      </w:r>
+      <w:r>
+        <w:rPr>
+          <w:rFonts w:ascii="TH SarabunPSK" w:hAnsi="TH SarabunPSK" w:cs="TH SarabunPSK"/>
+          <w:cs/>
+        </w:rPr>
+        <w:t>ระบบ</w:t>
       </w:r>
       <w:r>
         <w:rPr>
@@ -1178,13 +1717,7 @@
         <w:rPr>
           <w:rFonts w:ascii="TH SarabunPSK" w:hAnsi="TH SarabunPSK" w:cs="TH SarabunPSK"/>
         </w:rPr>
-        <w:t>1</w:t>
-      </w:r>
-      <w:r>
-        <w:rPr>
-          <w:rFonts w:ascii="TH SarabunPSK" w:hAnsi="TH SarabunPSK" w:cs="TH SarabunPSK"/>
-        </w:rPr>
-        <w:t>4</w:t>
+        <w:t>44</w:t>
       </w:r>
     </w:p>
     <w:p>
@@ -1197,15 +1730,45 @@
       <w:r>
         <w:rPr>
           <w:rFonts w:ascii="TH SarabunPSK" w:hAnsi="TH SarabunPSK" w:cs="TH SarabunPSK"/>
-        </w:rPr>
-        <w:tab/>
-      </w:r>
-      <w:r>
-        <w:rPr>
-          <w:rFonts w:ascii="TH SarabunPSK" w:hAnsi="TH SarabunPSK" w:cs="TH SarabunPSK"/>
-        </w:rPr>
-        <w:t>3.3 ออกแบบหน้าจอโปรแกรม</w:t>
-      </w:r>
+          <w:b/>
+          <w:bCs/>
+        </w:rPr>
+        <w:t>5</w:t>
+      </w:r>
+      <w:r>
+        <w:rPr>
+          <w:rFonts w:ascii="TH SarabunPSK" w:hAnsi="TH SarabunPSK" w:cs="TH SarabunPSK"/>
+          <w:b/>
+          <w:bCs/>
+        </w:rPr>
+        <w:t xml:space="preserve">. </w:t>
+      </w:r>
+      <w:proofErr w:type="spellStart"/>
+      <w:r>
+        <w:rPr>
+          <w:rFonts w:ascii="TH SarabunPSK" w:hAnsi="TH SarabunPSK" w:cs="TH SarabunPSK"/>
+          <w:b/>
+          <w:bCs/>
+        </w:rPr>
+        <w:t>สรุปผล</w:t>
+      </w:r>
+      <w:r>
+        <w:rPr>
+          <w:rFonts w:ascii="TH SarabunPSK" w:hAnsi="TH SarabunPSK" w:cs="TH SarabunPSK"/>
+          <w:b/>
+          <w:bCs/>
+        </w:rPr>
+        <w:t>การ</w:t>
+      </w:r>
+      <w:r>
+        <w:rPr>
+          <w:rFonts w:ascii="TH SarabunPSK" w:hAnsi="TH SarabunPSK" w:cs="TH SarabunPSK"/>
+          <w:b/>
+          <w:bCs/>
+        </w:rPr>
+        <w:t>ดำเนินงาน</w:t>
+      </w:r>
+      <w:proofErr w:type="spellEnd"/>
       <w:r>
         <w:rPr>
           <w:rFonts w:ascii="TH SarabunPSK" w:hAnsi="TH SarabunPSK" w:cs="TH SarabunPSK"/>
@@ -1215,14 +1778,10 @@
       <w:r>
         <w:rPr>
           <w:rFonts w:ascii="TH SarabunPSK" w:hAnsi="TH SarabunPSK" w:cs="TH SarabunPSK"/>
-        </w:rPr>
-        <w:t>2</w:t>
-      </w:r>
-      <w:r>
-        <w:rPr>
-          <w:rFonts w:ascii="TH SarabunPSK" w:hAnsi="TH SarabunPSK" w:cs="TH SarabunPSK"/>
-        </w:rPr>
-        <w:t>7</w:t>
+          <w:b/>
+          <w:bCs/>
+        </w:rPr>
+        <w:t>47</w:t>
       </w:r>
     </w:p>
     <w:p>
@@ -1242,34 +1801,16 @@
         <w:rPr>
           <w:rFonts w:ascii="TH SarabunPSK" w:hAnsi="TH SarabunPSK" w:cs="TH SarabunPSK"/>
         </w:rPr>
-        <w:t>3.</w:t>
-      </w:r>
-      <w:r>
-        <w:rPr>
-          <w:rFonts w:ascii="TH SarabunPSK" w:hAnsi="TH SarabunPSK" w:cs="TH SarabunPSK"/>
-        </w:rPr>
-        <w:t>4</w:t>
-      </w:r>
-      <w:r>
-        <w:rPr>
-          <w:rFonts w:ascii="TH SarabunPSK" w:hAnsi="TH SarabunPSK" w:cs="TH SarabunPSK"/>
-        </w:rPr>
-        <w:t xml:space="preserve"> </w:t>
-      </w:r>
-      <w:r>
-        <w:rPr>
-          <w:rFonts w:ascii="TH SarabunPSK" w:hAnsi="TH SarabunPSK" w:cs="TH SarabunPSK"/>
-          <w:cs/>
-        </w:rPr>
-        <w:t>กา</w:t>
-      </w:r>
-      <w:r>
-        <w:rPr>
-          <w:rFonts w:ascii="TH SarabunPSK" w:hAnsi="TH SarabunPSK" w:cs="TH SarabunPSK" w:hint="cs"/>
-          <w:cs/>
-        </w:rPr>
-        <w:t>รทดสอบระบบ</w:t>
-      </w:r>
+        <w:t xml:space="preserve">5.1 </w:t>
+      </w:r>
+      <w:proofErr w:type="spellStart"/>
+      <w:r>
+        <w:rPr>
+          <w:rFonts w:ascii="TH SarabunPSK" w:hAnsi="TH SarabunPSK" w:cs="TH SarabunPSK"/>
+        </w:rPr>
+        <w:t>สรุปผลโครงการ</w:t>
+      </w:r>
+      <w:proofErr w:type="spellEnd"/>
       <w:r>
         <w:rPr>
           <w:rFonts w:ascii="TH SarabunPSK" w:hAnsi="TH SarabunPSK" w:cs="TH SarabunPSK"/>
@@ -1280,7 +1821,7 @@
         <w:rPr>
           <w:rFonts w:ascii="TH SarabunPSK" w:hAnsi="TH SarabunPSK" w:cs="TH SarabunPSK"/>
         </w:rPr>
-        <w:t>32</w:t>
+        <w:t>47</w:t>
       </w:r>
     </w:p>
     <w:p>
@@ -1294,7 +1835,6 @@
       <w:r>
         <w:rPr>
           <w:rFonts w:ascii="TH SarabunPSK" w:hAnsi="TH SarabunPSK" w:cs="TH SarabunPSK"/>
-          <w:cs/>
         </w:rPr>
         <w:tab/>
       </w:r>
@@ -1302,32 +1842,27 @@
         <w:rPr>
           <w:rFonts w:ascii="TH SarabunPSK" w:hAnsi="TH SarabunPSK" w:cs="TH SarabunPSK"/>
         </w:rPr>
-        <w:t xml:space="preserve">3.5 </w:t>
-      </w:r>
-      <w:r>
-        <w:rPr>
-          <w:rFonts w:ascii="TH SarabunPSK" w:hAnsi="TH SarabunPSK" w:cs="TH SarabunPSK" w:hint="cs"/>
-          <w:cs/>
-        </w:rPr>
-        <w:t>สถิติที่ใช้ในการศึกษาค้นคว้า</w:t>
-      </w:r>
-      <w:r>
-        <w:rPr>
-          <w:rFonts w:ascii="TH SarabunPSK" w:hAnsi="TH SarabunPSK" w:cs="TH SarabunPSK"/>
-        </w:rPr>
-        <w:t>…………………………………..</w:t>
-      </w:r>
-      <w:r>
-        <w:rPr>
-          <w:rFonts w:ascii="TH SarabunPSK" w:hAnsi="TH SarabunPSK" w:cs="TH SarabunPSK"/>
-        </w:rPr>
-        <w:t>……………………………………………….</w:t>
-      </w:r>
-      <w:r>
-        <w:rPr>
-          <w:rFonts w:ascii="TH SarabunPSK" w:hAnsi="TH SarabunPSK" w:cs="TH SarabunPSK"/>
-        </w:rPr>
-        <w:t>41</w:t>
+        <w:t xml:space="preserve">5.2 </w:t>
+      </w:r>
+      <w:proofErr w:type="spellStart"/>
+      <w:r>
+        <w:rPr>
+          <w:rFonts w:ascii="TH SarabunPSK" w:hAnsi="TH SarabunPSK" w:cs="TH SarabunPSK"/>
+        </w:rPr>
+        <w:t>อภิปรายผลงาน</w:t>
+      </w:r>
+      <w:proofErr w:type="spellEnd"/>
+      <w:r>
+        <w:rPr>
+          <w:rFonts w:ascii="TH SarabunPSK" w:hAnsi="TH SarabunPSK" w:cs="TH SarabunPSK"/>
+        </w:rPr>
+        <w:ptab w:relativeTo="margin" w:alignment="right" w:leader="dot"/>
+      </w:r>
+      <w:r>
+        <w:rPr>
+          <w:rFonts w:ascii="TH SarabunPSK" w:hAnsi="TH SarabunPSK" w:cs="TH SarabunPSK"/>
+        </w:rPr>
+        <w:t>48</w:t>
       </w:r>
     </w:p>
     <w:p>
@@ -1347,27 +1882,16 @@
         <w:rPr>
           <w:rFonts w:ascii="TH SarabunPSK" w:hAnsi="TH SarabunPSK" w:cs="TH SarabunPSK"/>
         </w:rPr>
-        <w:t>3.</w:t>
-      </w:r>
-      <w:r>
-        <w:rPr>
-          <w:rFonts w:ascii="TH SarabunPSK" w:hAnsi="TH SarabunPSK" w:cs="TH SarabunPSK"/>
-        </w:rPr>
-        <w:t>6</w:t>
-      </w:r>
-      <w:r>
-        <w:rPr>
-          <w:rFonts w:ascii="TH SarabunPSK" w:hAnsi="TH SarabunPSK" w:cs="TH SarabunPSK"/>
-        </w:rPr>
-        <w:t xml:space="preserve"> การวิเคราะห์</w:t>
-      </w:r>
-      <w:r>
-        <w:rPr>
-          <w:rFonts w:ascii="TH SarabunPSK" w:hAnsi="TH SarabunPSK" w:cs="TH SarabunPSK" w:hint="cs"/>
-          <w:cs/>
-        </w:rPr>
-        <w:t>ข้อมูล</w:t>
-      </w:r>
+        <w:t xml:space="preserve">5.3 </w:t>
+      </w:r>
+      <w:proofErr w:type="spellStart"/>
+      <w:r>
+        <w:rPr>
+          <w:rFonts w:ascii="TH SarabunPSK" w:hAnsi="TH SarabunPSK" w:cs="TH SarabunPSK"/>
+        </w:rPr>
+        <w:t>ข้อเสนอแนะ</w:t>
+      </w:r>
+      <w:proofErr w:type="spellEnd"/>
       <w:r>
         <w:rPr>
           <w:rFonts w:ascii="TH SarabunPSK" w:hAnsi="TH SarabunPSK" w:cs="TH SarabunPSK"/>
@@ -1378,7 +1902,13 @@
         <w:rPr>
           <w:rFonts w:ascii="TH SarabunPSK" w:hAnsi="TH SarabunPSK" w:cs="TH SarabunPSK"/>
         </w:rPr>
-        <w:t>42</w:t>
+        <w:t>4</w:t>
+      </w:r>
+      <w:r>
+        <w:rPr>
+          <w:rFonts w:ascii="TH SarabunPSK" w:hAnsi="TH SarabunPSK" w:cs="TH SarabunPSK"/>
+        </w:rPr>
+        <w:t>9</w:t>
       </w:r>
     </w:p>
     <w:p>
@@ -1386,29 +1916,67 @@
         <w:pStyle w:val="Thesis-Style"/>
         <w:rPr>
           <w:rFonts w:ascii="TH SarabunPSK" w:hAnsi="TH SarabunPSK" w:cs="TH SarabunPSK"/>
-        </w:rPr>
-      </w:pPr>
+          <w:cs/>
+        </w:rPr>
+      </w:pPr>
+      <w:proofErr w:type="spellStart"/>
       <w:r>
         <w:rPr>
           <w:rFonts w:ascii="TH SarabunPSK" w:hAnsi="TH SarabunPSK" w:cs="TH SarabunPSK"/>
           <w:b/>
           <w:bCs/>
         </w:rPr>
-        <w:t>4. ผลการดำเนินงาน</w:t>
-      </w:r>
+        <w:t>บรรณานุกรม</w:t>
+      </w:r>
+      <w:proofErr w:type="spellEnd"/>
       <w:r>
         <w:rPr>
           <w:rFonts w:ascii="TH SarabunPSK" w:hAnsi="TH SarabunPSK" w:cs="TH SarabunPSK"/>
         </w:rPr>
         <w:ptab w:relativeTo="margin" w:alignment="right" w:leader="dot"/>
       </w:r>
+      <w:r>
+        <w:rPr>
+          <w:rFonts w:ascii="TH SarabunPSK" w:hAnsi="TH SarabunPSK" w:cs="TH SarabunPSK"/>
+        </w:rPr>
+        <w:t>50</w:t>
+      </w:r>
+    </w:p>
+    <w:p>
+      <w:pPr>
+        <w:pStyle w:val="Thesis-Style"/>
+        <w:rPr>
+          <w:rFonts w:ascii="TH SarabunPSK" w:hAnsi="TH SarabunPSK" w:cs="TH SarabunPSK"/>
+          <w:cs/>
+        </w:rPr>
+      </w:pPr>
+      <w:proofErr w:type="spellStart"/>
       <w:r>
         <w:rPr>
           <w:rFonts w:ascii="TH SarabunPSK" w:hAnsi="TH SarabunPSK" w:cs="TH SarabunPSK"/>
           <w:b/>
           <w:bCs/>
         </w:rPr>
-        <w:t>43</w:t>
+        <w:t>ภาคผนวก</w:t>
+      </w:r>
+      <w:proofErr w:type="spellEnd"/>
+      <w:r>
+        <w:rPr>
+          <w:rFonts w:ascii="TH SarabunPSK" w:hAnsi="TH SarabunPSK" w:cs="TH SarabunPSK"/>
+        </w:rPr>
+        <w:ptab w:relativeTo="margin" w:alignment="right" w:leader="dot"/>
+      </w:r>
+      <w:r>
+        <w:rPr>
+          <w:rFonts w:ascii="TH SarabunPSK" w:hAnsi="TH SarabunPSK" w:cs="TH SarabunPSK"/>
+        </w:rPr>
+        <w:t>5</w:t>
+      </w:r>
+      <w:r>
+        <w:rPr>
+          <w:rFonts w:ascii="TH SarabunPSK" w:hAnsi="TH SarabunPSK" w:cs="TH SarabunPSK"/>
+        </w:rPr>
+        <w:t>1</w:t>
       </w:r>
     </w:p>
     <w:p>
@@ -1416,6 +1984,7 @@
         <w:pStyle w:val="Thesis-Style"/>
         <w:rPr>
           <w:rFonts w:ascii="TH SarabunPSK" w:hAnsi="TH SarabunPSK" w:cs="TH SarabunPSK"/>
+          <w:cs/>
         </w:rPr>
       </w:pPr>
       <w:r>
@@ -1423,27 +1992,22 @@
           <w:rFonts w:ascii="TH SarabunPSK" w:hAnsi="TH SarabunPSK" w:cs="TH SarabunPSK"/>
         </w:rPr>
         <w:tab/>
-      </w:r>
-      <w:r>
-        <w:rPr>
-          <w:rFonts w:ascii="TH SarabunPSK" w:hAnsi="TH SarabunPSK" w:cs="TH SarabunPSK"/>
-        </w:rPr>
-        <w:t xml:space="preserve">4.1 </w:t>
-      </w:r>
-      <w:r>
-        <w:rPr>
-          <w:rFonts w:ascii="TH SarabunPSK" w:hAnsi="TH SarabunPSK" w:cs="TH SarabunPSK"/>
-          <w:cs/>
-        </w:rPr>
-        <w:t>ผลเพื่อพัฒนา</w:t>
-      </w:r>
-      <w:r>
-        <w:rPr>
-          <w:rFonts w:ascii="TH SarabunPSK" w:hAnsi="TH SarabunPSK" w:cs="TH SarabunPSK"/>
-          <w:color w:val="000000" w:themeColor="text1"/>
-          <w:cs/>
-        </w:rPr>
-        <w:t>ระบบช่วยผู้สร้างคอนเทนต์รับรายได้จากการสนับสนุนของผู้ติดตาม</w:t>
+        <w:t xml:space="preserve">ก. </w:t>
+      </w:r>
+      <w:proofErr w:type="spellStart"/>
+      <w:r>
+        <w:rPr>
+          <w:rFonts w:ascii="TH SarabunPSK" w:hAnsi="TH SarabunPSK" w:cs="TH SarabunPSK"/>
+        </w:rPr>
+        <w:t>แบบขออนุมัติโครง</w:t>
+      </w:r>
+      <w:proofErr w:type="spellEnd"/>
+      <w:r>
+        <w:rPr>
+          <w:rFonts w:ascii="TH SarabunPSK" w:hAnsi="TH SarabunPSK" w:cs="TH SarabunPSK" w:hint="cs"/>
+          <w:cs/>
+        </w:rPr>
+        <w:t>งาน</w:t>
       </w:r>
       <w:r>
         <w:rPr>
@@ -1455,7 +2019,13 @@
         <w:rPr>
           <w:rFonts w:ascii="TH SarabunPSK" w:hAnsi="TH SarabunPSK" w:cs="TH SarabunPSK"/>
         </w:rPr>
-        <w:t>43</w:t>
+        <w:t>5</w:t>
+      </w:r>
+      <w:r>
+        <w:rPr>
+          <w:rFonts w:ascii="TH SarabunPSK" w:hAnsi="TH SarabunPSK" w:cs="TH SarabunPSK"/>
+        </w:rPr>
+        <w:t>2</w:t>
       </w:r>
     </w:p>
     <w:p>
@@ -1474,22 +2044,22 @@
       <w:r>
         <w:rPr>
           <w:rFonts w:ascii="TH SarabunPSK" w:hAnsi="TH SarabunPSK" w:cs="TH SarabunPSK"/>
-        </w:rPr>
-        <w:t xml:space="preserve">4.2 </w:t>
-      </w:r>
-      <w:r>
-        <w:rPr>
-          <w:rFonts w:ascii="TH SarabunPSK" w:hAnsi="TH SarabunPSK" w:cs="TH SarabunPSK"/>
-          <w:cs/>
-        </w:rPr>
-        <w:t>ผลเพื่อศึกษาความพึงพอใจของผู้ใช้งาน</w:t>
-      </w:r>
-      <w:r>
-        <w:rPr>
-          <w:rFonts w:ascii="TH SarabunPSK" w:hAnsi="TH SarabunPSK" w:cs="TH SarabunPSK"/>
-          <w:cs/>
-        </w:rPr>
-        <w:t>ระบบ</w:t>
+          <w:cs/>
+        </w:rPr>
+        <w:t>ข</w:t>
+      </w:r>
+      <w:r>
+        <w:rPr>
+          <w:rFonts w:ascii="TH SarabunPSK" w:hAnsi="TH SarabunPSK" w:cs="TH SarabunPSK"/>
+        </w:rPr>
+        <w:t xml:space="preserve">. </w:t>
+      </w:r>
+      <w:r>
+        <w:rPr>
+          <w:rFonts w:ascii="TH SarabunPSK" w:hAnsi="TH SarabunPSK" w:cs="TH SarabunPSK" w:hint="cs"/>
+          <w:cs/>
+        </w:rPr>
+        <w:t>แบบสอบถาม</w:t>
       </w:r>
       <w:r>
         <w:rPr>
@@ -1501,7 +2071,13 @@
         <w:rPr>
           <w:rFonts w:ascii="TH SarabunPSK" w:hAnsi="TH SarabunPSK" w:cs="TH SarabunPSK"/>
         </w:rPr>
-        <w:t>44</w:t>
+        <w:t>5</w:t>
+      </w:r>
+      <w:r>
+        <w:rPr>
+          <w:rFonts w:ascii="TH SarabunPSK" w:hAnsi="TH SarabunPSK" w:cs="TH SarabunPSK"/>
+        </w:rPr>
+        <w:t>3</w:t>
       </w:r>
     </w:p>
     <w:p>
@@ -1514,439 +2090,140 @@
       <w:r>
         <w:rPr>
           <w:rFonts w:ascii="TH SarabunPSK" w:hAnsi="TH SarabunPSK" w:cs="TH SarabunPSK"/>
+          <w:cs/>
+        </w:rPr>
+        <w:tab/>
+      </w:r>
+      <w:r>
+        <w:rPr>
+          <w:rFonts w:ascii="TH SarabunPSK" w:hAnsi="TH SarabunPSK" w:cs="TH SarabunPSK" w:hint="cs"/>
+          <w:cs/>
+          <w:lang w:val="th-TH"/>
+        </w:rPr>
+        <w:t>ค. คู่มือการใช้งาน</w:t>
+      </w:r>
+      <w:r>
+        <w:rPr>
+          <w:rFonts w:ascii="TH SarabunPSK" w:hAnsi="TH SarabunPSK" w:cs="TH SarabunPSK"/>
+        </w:rPr>
+        <w:ptab w:relativeTo="margin" w:alignment="right" w:leader="dot"/>
+      </w:r>
+      <w:r>
+        <w:rPr>
+          <w:rFonts w:ascii="TH SarabunPSK" w:hAnsi="TH SarabunPSK" w:cs="TH SarabunPSK"/>
+        </w:rPr>
+        <w:t>5</w:t>
+      </w:r>
+      <w:r>
+        <w:rPr>
+          <w:rFonts w:ascii="TH SarabunPSK" w:hAnsi="TH SarabunPSK" w:cs="TH SarabunPSK"/>
+        </w:rPr>
+        <w:t>4</w:t>
+      </w:r>
+    </w:p>
+    <w:p>
+      <w:pPr>
+        <w:pStyle w:val="Thesis-Style"/>
+        <w:rPr>
+          <w:rFonts w:ascii="TH SarabunPSK" w:hAnsi="TH SarabunPSK" w:cs="TH SarabunPSK"/>
+          <w:cs/>
+        </w:rPr>
+      </w:pPr>
+      <w:r>
+        <w:rPr>
+          <w:rFonts w:ascii="TH SarabunPSK" w:hAnsi="TH SarabunPSK" w:cs="TH SarabunPSK"/>
           <w:b/>
           <w:bCs/>
+          <w:cs/>
+        </w:rPr>
+        <w:t>ประวัติผู้จัดทำ</w:t>
+      </w:r>
+      <w:r>
+        <w:rPr>
+          <w:rFonts w:ascii="TH SarabunPSK" w:hAnsi="TH SarabunPSK" w:cs="TH SarabunPSK"/>
+        </w:rPr>
+        <w:ptab w:relativeTo="margin" w:alignment="right" w:leader="dot"/>
+      </w:r>
+      <w:r>
+        <w:rPr>
+          <w:rFonts w:ascii="TH SarabunPSK" w:hAnsi="TH SarabunPSK" w:cs="TH SarabunPSK"/>
         </w:rPr>
         <w:t>5</w:t>
       </w:r>
       <w:r>
         <w:rPr>
           <w:rFonts w:ascii="TH SarabunPSK" w:hAnsi="TH SarabunPSK" w:cs="TH SarabunPSK"/>
-          <w:b/>
-          <w:bCs/>
-        </w:rPr>
-        <w:t>. สรุปผล</w:t>
-      </w:r>
-      <w:r>
-        <w:rPr>
-          <w:rFonts w:ascii="TH SarabunPSK" w:hAnsi="TH SarabunPSK" w:cs="TH SarabunPSK"/>
-          <w:b/>
-          <w:bCs/>
-        </w:rPr>
-        <w:t>การ</w:t>
-      </w:r>
-      <w:r>
-        <w:rPr>
-          <w:rFonts w:ascii="TH SarabunPSK" w:hAnsi="TH SarabunPSK" w:cs="TH SarabunPSK"/>
-          <w:b/>
-          <w:bCs/>
-        </w:rPr>
-        <w:t>ดำเนินงาน</w:t>
-      </w:r>
-      <w:r>
-        <w:rPr>
-          <w:rFonts w:ascii="TH SarabunPSK" w:hAnsi="TH SarabunPSK" w:cs="TH SarabunPSK"/>
-        </w:rPr>
-        <w:ptab w:relativeTo="margin" w:alignment="right" w:leader="dot"/>
-      </w:r>
-      <w:r>
-        <w:rPr>
-          <w:rFonts w:ascii="TH SarabunPSK" w:hAnsi="TH SarabunPSK" w:cs="TH SarabunPSK"/>
-          <w:b/>
-          <w:bCs/>
-        </w:rPr>
-        <w:t>47</w:t>
+        </w:rPr>
+        <w:t>5</w:t>
       </w:r>
     </w:p>
     <w:p>
       <w:pPr>
-        <w:pStyle w:val="Thesis-Style"/>
-        <w:rPr>
-          <w:rFonts w:ascii="TH SarabunPSK" w:hAnsi="TH SarabunPSK" w:cs="TH SarabunPSK"/>
-        </w:rPr>
-      </w:pPr>
-      <w:r>
-        <w:rPr>
-          <w:rFonts w:ascii="TH SarabunPSK" w:hAnsi="TH SarabunPSK" w:cs="TH SarabunPSK"/>
-        </w:rPr>
-        <w:tab/>
-      </w:r>
-      <w:r>
-        <w:rPr>
-          <w:rFonts w:ascii="TH SarabunPSK" w:hAnsi="TH SarabunPSK" w:cs="TH SarabunPSK"/>
-        </w:rPr>
-        <w:t>5.1 สรุปผลโครงการ</w:t>
-      </w:r>
-      <w:r>
-        <w:rPr>
-          <w:rFonts w:ascii="TH SarabunPSK" w:hAnsi="TH SarabunPSK" w:cs="TH SarabunPSK"/>
-        </w:rPr>
-        <w:ptab w:relativeTo="margin" w:alignment="right" w:leader="dot"/>
-      </w:r>
-      <w:r>
-        <w:rPr>
-          <w:rFonts w:ascii="TH SarabunPSK" w:hAnsi="TH SarabunPSK" w:cs="TH SarabunPSK"/>
-        </w:rPr>
-        <w:t>47</w:t>
-      </w:r>
+        <w:rPr>
+          <w:rFonts w:ascii="TH SarabunPSK" w:hAnsi="TH SarabunPSK" w:cs="TH SarabunPSK"/>
+          <w:sz w:val="32"/>
+          <w:szCs w:val="32"/>
+        </w:rPr>
+      </w:pPr>
     </w:p>
     <w:p>
       <w:pPr>
-        <w:pStyle w:val="Thesis-Style"/>
-        <w:rPr>
-          <w:rFonts w:ascii="TH SarabunPSK" w:hAnsi="TH SarabunPSK" w:cs="TH SarabunPSK"/>
-          <w:cs/>
-        </w:rPr>
-      </w:pPr>
-      <w:r>
-        <w:rPr>
-          <w:rFonts w:ascii="TH SarabunPSK" w:hAnsi="TH SarabunPSK" w:cs="TH SarabunPSK"/>
-        </w:rPr>
-        <w:tab/>
-      </w:r>
-      <w:r>
-        <w:rPr>
-          <w:rFonts w:ascii="TH SarabunPSK" w:hAnsi="TH SarabunPSK" w:cs="TH SarabunPSK"/>
-        </w:rPr>
-        <w:t>5.2 อภิปรายผลงาน</w:t>
-      </w:r>
-      <w:r>
-        <w:rPr>
-          <w:rFonts w:ascii="TH SarabunPSK" w:hAnsi="TH SarabunPSK" w:cs="TH SarabunPSK"/>
-        </w:rPr>
-        <w:ptab w:relativeTo="margin" w:alignment="right" w:leader="dot"/>
-      </w:r>
-      <w:r>
-        <w:rPr>
-          <w:rFonts w:ascii="TH SarabunPSK" w:hAnsi="TH SarabunPSK" w:cs="TH SarabunPSK"/>
-        </w:rPr>
-        <w:t>48</w:t>
-      </w:r>
+        <w:rPr>
+          <w:rFonts w:ascii="TH SarabunPSK" w:hAnsi="TH SarabunPSK" w:cs="TH SarabunPSK"/>
+          <w:sz w:val="32"/>
+          <w:szCs w:val="32"/>
+        </w:rPr>
+      </w:pPr>
     </w:p>
     <w:p>
       <w:pPr>
-        <w:pStyle w:val="Thesis-Style"/>
-        <w:rPr>
-          <w:rFonts w:ascii="TH SarabunPSK" w:hAnsi="TH SarabunPSK" w:cs="TH SarabunPSK"/>
-        </w:rPr>
-      </w:pPr>
-      <w:r>
-        <w:rPr>
-          <w:rFonts w:ascii="TH SarabunPSK" w:hAnsi="TH SarabunPSK" w:cs="TH SarabunPSK"/>
-        </w:rPr>
-        <w:tab/>
-      </w:r>
-      <w:r>
-        <w:rPr>
-          <w:rFonts w:ascii="TH SarabunPSK" w:hAnsi="TH SarabunPSK" w:cs="TH SarabunPSK"/>
-        </w:rPr>
-        <w:t>5.3 ข้อเสนอแนะ</w:t>
-      </w:r>
-      <w:r>
-        <w:rPr>
-          <w:rFonts w:ascii="TH SarabunPSK" w:hAnsi="TH SarabunPSK" w:cs="TH SarabunPSK"/>
-        </w:rPr>
-        <w:ptab w:relativeTo="margin" w:alignment="right" w:leader="dot"/>
-      </w:r>
-      <w:r>
-        <w:rPr>
-          <w:rFonts w:ascii="TH SarabunPSK" w:hAnsi="TH SarabunPSK" w:cs="TH SarabunPSK"/>
-        </w:rPr>
-        <w:t>48</w:t>
-      </w:r>
+        <w:rPr>
+          <w:rFonts w:ascii="TH SarabunPSK" w:hAnsi="TH SarabunPSK" w:cs="TH SarabunPSK"/>
+          <w:sz w:val="32"/>
+          <w:szCs w:val="32"/>
+        </w:rPr>
+      </w:pPr>
     </w:p>
     <w:p>
       <w:pPr>
-        <w:pStyle w:val="Thesis-Style"/>
-        <w:rPr>
-          <w:rFonts w:ascii="TH SarabunPSK" w:hAnsi="TH SarabunPSK" w:cs="TH SarabunPSK" w:hint="cs"/>
-          <w:cs/>
-        </w:rPr>
-      </w:pPr>
-      <w:r>
-        <w:rPr>
-          <w:rFonts w:ascii="TH SarabunPSK" w:hAnsi="TH SarabunPSK" w:cs="TH SarabunPSK"/>
-          <w:b/>
-          <w:bCs/>
-        </w:rPr>
-        <w:t>บรรณานุกรม</w:t>
-      </w:r>
-      <w:r>
-        <w:rPr>
-          <w:rFonts w:ascii="TH SarabunPSK" w:hAnsi="TH SarabunPSK" w:cs="TH SarabunPSK"/>
-        </w:rPr>
-        <w:ptab w:relativeTo="margin" w:alignment="right" w:leader="dot"/>
-      </w:r>
-      <w:r>
-        <w:rPr>
-          <w:rFonts w:ascii="TH SarabunPSK" w:hAnsi="TH SarabunPSK" w:cs="TH SarabunPSK"/>
-        </w:rPr>
-        <w:t>4</w:t>
-      </w:r>
-      <w:r>
-        <w:rPr>
-          <w:rFonts w:ascii="TH SarabunPSK" w:hAnsi="TH SarabunPSK" w:cs="TH SarabunPSK"/>
-        </w:rPr>
-        <w:t>9</w:t>
-      </w:r>
+        <w:rPr>
+          <w:rFonts w:ascii="TH SarabunPSK" w:hAnsi="TH SarabunPSK" w:cs="TH SarabunPSK"/>
+          <w:sz w:val="32"/>
+          <w:szCs w:val="32"/>
+        </w:rPr>
+      </w:pPr>
     </w:p>
     <w:p>
       <w:pPr>
-        <w:pStyle w:val="Thesis-Style"/>
-        <w:rPr>
-          <w:rFonts w:ascii="TH SarabunPSK" w:hAnsi="TH SarabunPSK" w:cs="TH SarabunPSK" w:hint="cs"/>
-          <w:cs/>
-        </w:rPr>
-      </w:pPr>
-      <w:r>
-        <w:rPr>
-          <w:rFonts w:ascii="TH SarabunPSK" w:hAnsi="TH SarabunPSK" w:cs="TH SarabunPSK"/>
-          <w:b/>
-          <w:bCs/>
-        </w:rPr>
-        <w:t>ภาคผนวก</w:t>
-      </w:r>
-      <w:r>
-        <w:rPr>
-          <w:rFonts w:ascii="TH SarabunPSK" w:hAnsi="TH SarabunPSK" w:cs="TH SarabunPSK"/>
-        </w:rPr>
-        <w:ptab w:relativeTo="margin" w:alignment="right" w:leader="dot"/>
-      </w:r>
-      <w:r>
-        <w:rPr>
-          <w:rFonts w:ascii="TH SarabunPSK" w:hAnsi="TH SarabunPSK" w:cs="TH SarabunPSK"/>
-        </w:rPr>
-        <w:t>50</w:t>
-      </w:r>
+        <w:rPr>
+          <w:rFonts w:ascii="TH SarabunPSK" w:hAnsi="TH SarabunPSK" w:cs="TH SarabunPSK"/>
+          <w:sz w:val="32"/>
+          <w:szCs w:val="32"/>
+        </w:rPr>
+      </w:pPr>
     </w:p>
     <w:p>
       <w:pPr>
-        <w:pStyle w:val="Thesis-Style"/>
-        <w:rPr>
-          <w:rFonts w:ascii="TH SarabunPSK" w:hAnsi="TH SarabunPSK" w:cs="TH SarabunPSK" w:hint="cs"/>
-          <w:cs/>
-        </w:rPr>
-      </w:pPr>
-      <w:r>
-        <w:rPr>
-          <w:rFonts w:ascii="TH SarabunPSK" w:hAnsi="TH SarabunPSK" w:cs="TH SarabunPSK"/>
-        </w:rPr>
-        <w:tab/>
-        <w:t>ก. แบบขออนุมัติโครง</w:t>
-      </w:r>
-      <w:r>
-        <w:rPr>
-          <w:rFonts w:ascii="TH SarabunPSK" w:hAnsi="TH SarabunPSK" w:cs="TH SarabunPSK" w:hint="cs"/>
-          <w:cs/>
-        </w:rPr>
-        <w:t>งาน</w:t>
-      </w:r>
-      <w:r>
-        <w:rPr>
-          <w:rFonts w:ascii="TH SarabunPSK" w:hAnsi="TH SarabunPSK" w:cs="TH SarabunPSK"/>
-        </w:rPr>
-        <w:ptab w:relativeTo="margin" w:alignment="right" w:leader="dot"/>
-      </w:r>
-      <w:r>
-        <w:rPr>
-          <w:rFonts w:ascii="TH SarabunPSK" w:hAnsi="TH SarabunPSK" w:cs="TH SarabunPSK"/>
-        </w:rPr>
-        <w:t>51</w:t>
-      </w:r>
+        <w:rPr>
+          <w:rFonts w:ascii="TH SarabunPSK" w:hAnsi="TH SarabunPSK" w:cs="TH SarabunPSK"/>
+          <w:sz w:val="32"/>
+          <w:szCs w:val="32"/>
+        </w:rPr>
+      </w:pPr>
     </w:p>
     <w:p>
       <w:pPr>
-        <w:pStyle w:val="Thesis-Style"/>
-        <w:rPr>
-          <w:rFonts w:ascii="TH SarabunPSK" w:hAnsi="TH SarabunPSK" w:cs="TH SarabunPSK"/>
-        </w:rPr>
-      </w:pPr>
-      <w:r>
-        <w:rPr>
-          <w:rFonts w:ascii="TH SarabunPSK" w:hAnsi="TH SarabunPSK" w:cs="TH SarabunPSK"/>
-        </w:rPr>
-        <w:tab/>
-      </w:r>
-      <w:r>
-        <w:rPr>
-          <w:rFonts w:ascii="TH SarabunPSK" w:hAnsi="TH SarabunPSK" w:cs="TH SarabunPSK"/>
-          <w:cs/>
-        </w:rPr>
-        <w:t>ข</w:t>
-      </w:r>
-      <w:r>
-        <w:rPr>
-          <w:rFonts w:ascii="TH SarabunPSK" w:hAnsi="TH SarabunPSK" w:cs="TH SarabunPSK"/>
-        </w:rPr>
-        <w:t xml:space="preserve">. </w:t>
-      </w:r>
-      <w:r>
-        <w:rPr>
-          <w:rFonts w:ascii="TH SarabunPSK" w:hAnsi="TH SarabunPSK" w:cs="TH SarabunPSK" w:hint="cs"/>
-          <w:cs/>
-        </w:rPr>
-        <w:t>แบบสอบถาม</w:t>
-      </w:r>
-      <w:r>
-        <w:rPr>
-          <w:rFonts w:ascii="TH SarabunPSK" w:hAnsi="TH SarabunPSK" w:cs="TH SarabunPSK"/>
-        </w:rPr>
-        <w:ptab w:relativeTo="margin" w:alignment="right" w:leader="dot"/>
-      </w:r>
-      <w:r>
-        <w:rPr>
-          <w:rFonts w:ascii="TH SarabunPSK" w:hAnsi="TH SarabunPSK" w:cs="TH SarabunPSK"/>
-        </w:rPr>
-        <w:t>52</w:t>
-      </w:r>
+        <w:rPr>
+          <w:rFonts w:ascii="TH SarabunPSK" w:hAnsi="TH SarabunPSK" w:cs="TH SarabunPSK"/>
+          <w:sz w:val="32"/>
+          <w:szCs w:val="32"/>
+        </w:rPr>
+      </w:pPr>
     </w:p>
     <w:p>
       <w:pPr>
-        <w:pStyle w:val="Thesis-Style"/>
-        <w:rPr>
-          <w:rFonts w:ascii="TH SarabunPSK" w:hAnsi="TH SarabunPSK" w:cs="TH SarabunPSK"/>
-        </w:rPr>
-      </w:pPr>
-      <w:r>
-        <w:rPr>
-          <w:rFonts w:ascii="TH SarabunPSK" w:hAnsi="TH SarabunPSK" w:cs="TH SarabunPSK"/>
-          <w:cs/>
-        </w:rPr>
-        <w:tab/>
-      </w:r>
-      <w:r>
         <w:rPr>
           <w:rFonts w:ascii="TH SarabunPSK" w:hAnsi="TH SarabunPSK" w:cs="TH SarabunPSK" w:hint="cs"/>
-          <w:cs/>
-          <w:lang w:val="th-TH"/>
-        </w:rPr>
-        <w:t>ค. คู่มือการใช้งาน</w:t>
-      </w:r>
-      <w:r>
-        <w:rPr>
-          <w:rFonts w:ascii="TH SarabunPSK" w:hAnsi="TH SarabunPSK" w:cs="TH SarabunPSK"/>
-        </w:rPr>
-        <w:ptab w:relativeTo="margin" w:alignment="right" w:leader="dot"/>
-      </w:r>
-      <w:r>
-        <w:rPr>
-          <w:rFonts w:ascii="TH SarabunPSK" w:hAnsi="TH SarabunPSK" w:cs="TH SarabunPSK"/>
-        </w:rPr>
-        <w:t>53</w:t>
-      </w:r>
-    </w:p>
-    <w:p>
-      <w:pPr>
-        <w:pStyle w:val="Thesis-Style"/>
-        <w:rPr>
-          <w:rFonts w:ascii="TH SarabunPSK" w:hAnsi="TH SarabunPSK" w:cs="TH SarabunPSK" w:hint="cs"/>
-          <w:cs/>
-        </w:rPr>
-      </w:pPr>
-      <w:r>
-        <w:rPr>
-          <w:rFonts w:ascii="TH SarabunPSK" w:hAnsi="TH SarabunPSK" w:cs="TH SarabunPSK"/>
-          <w:b/>
-          <w:bCs/>
-          <w:cs/>
-        </w:rPr>
-        <w:t>ประวัติผู้จัดทำ</w:t>
-      </w:r>
-      <w:r>
-        <w:rPr>
-          <w:rFonts w:ascii="TH SarabunPSK" w:hAnsi="TH SarabunPSK" w:cs="TH SarabunPSK"/>
-        </w:rPr>
-        <w:ptab w:relativeTo="margin" w:alignment="right" w:leader="dot"/>
-      </w:r>
-      <w:r>
-        <w:rPr>
-          <w:rFonts w:ascii="TH SarabunPSK" w:hAnsi="TH SarabunPSK" w:cs="TH SarabunPSK"/>
-        </w:rPr>
-        <w:t>5</w:t>
-      </w:r>
-      <w:r>
-        <w:rPr>
-          <w:rFonts w:ascii="TH SarabunPSK" w:hAnsi="TH SarabunPSK" w:cs="TH SarabunPSK"/>
-        </w:rPr>
-        <w:t>4</w:t>
-      </w:r>
-    </w:p>
-    <w:p>
-      <w:pPr>
-        <w:rPr>
-          <w:rFonts w:ascii="TH SarabunPSK" w:hAnsi="TH SarabunPSK" w:cs="TH SarabunPSK"/>
-          <w:sz w:val="32"/>
-          <w:szCs w:val="32"/>
-        </w:rPr>
-      </w:pPr>
-    </w:p>
-    <w:p>
-      <w:pPr>
-        <w:rPr>
-          <w:rFonts w:ascii="TH SarabunPSK" w:hAnsi="TH SarabunPSK" w:cs="TH SarabunPSK"/>
-          <w:sz w:val="32"/>
-          <w:szCs w:val="32"/>
-        </w:rPr>
-      </w:pPr>
-    </w:p>
-    <w:p>
-      <w:pPr>
-        <w:rPr>
-          <w:rFonts w:ascii="TH SarabunPSK" w:hAnsi="TH SarabunPSK" w:cs="TH SarabunPSK"/>
-          <w:sz w:val="32"/>
-          <w:szCs w:val="32"/>
-        </w:rPr>
-      </w:pPr>
-    </w:p>
-    <w:p>
-      <w:pPr>
-        <w:rPr>
-          <w:rFonts w:ascii="TH SarabunPSK" w:hAnsi="TH SarabunPSK" w:cs="TH SarabunPSK"/>
-          <w:sz w:val="32"/>
-          <w:szCs w:val="32"/>
-        </w:rPr>
-      </w:pPr>
-    </w:p>
-    <w:p>
-      <w:pPr>
-        <w:rPr>
-          <w:rFonts w:ascii="TH SarabunPSK" w:hAnsi="TH SarabunPSK" w:cs="TH SarabunPSK"/>
-          <w:sz w:val="32"/>
-          <w:szCs w:val="32"/>
-        </w:rPr>
-      </w:pPr>
-    </w:p>
-    <w:p>
-      <w:pPr>
-        <w:rPr>
-          <w:rFonts w:ascii="TH SarabunPSK" w:hAnsi="TH SarabunPSK" w:cs="TH SarabunPSK"/>
-          <w:sz w:val="32"/>
-          <w:szCs w:val="32"/>
-        </w:rPr>
-      </w:pPr>
-    </w:p>
-    <w:p>
-      <w:pPr>
-        <w:rPr>
-          <w:rFonts w:ascii="TH SarabunPSK" w:hAnsi="TH SarabunPSK" w:cs="TH SarabunPSK"/>
-          <w:sz w:val="32"/>
-          <w:szCs w:val="32"/>
-        </w:rPr>
-      </w:pPr>
-    </w:p>
-    <w:p>
-      <w:pPr>
-        <w:rPr>
-          <w:rFonts w:ascii="TH SarabunPSK" w:hAnsi="TH SarabunPSK" w:cs="TH SarabunPSK"/>
-          <w:sz w:val="32"/>
-          <w:szCs w:val="32"/>
-        </w:rPr>
-      </w:pPr>
-    </w:p>
-    <w:p>
-      <w:pPr>
-        <w:rPr>
-          <w:rFonts w:ascii="TH SarabunPSK" w:hAnsi="TH SarabunPSK" w:cs="TH SarabunPSK"/>
           <w:sz w:val="32"/>
           <w:szCs w:val="32"/>
         </w:rPr>
@@ -2284,16 +2561,10 @@
           </w:r>
           <w:r>
             <w:rPr>
-              <w:rFonts w:ascii="TH SarabunPSK" w:hAnsi="TH SarabunPSK" w:cs="TH SarabunPSK"/>
-            </w:rPr>
-            <w:t>Login</w:t>
-          </w:r>
-          <w:r>
-            <w:rPr>
-              <w:rFonts w:ascii="TH SarabunPSK" w:hAnsi="TH SarabunPSK" w:cs="TH SarabunPSK"/>
-              <w:cs/>
-            </w:rPr>
-            <w:t xml:space="preserve"> เข้าสู่ระบบ</w:t>
+              <w:rFonts w:ascii="TH SarabunPSK" w:hAnsi="TH SarabunPSK" w:cs="TH SarabunPSK" w:hint="cs"/>
+              <w:cs/>
+            </w:rPr>
+            <w:t>การเข้าสู่ระบบ</w:t>
           </w:r>
           <w:r>
             <w:rPr>
@@ -2318,52 +2589,53 @@
           <w:pPr>
             <w:pStyle w:val="Thesis-Style"/>
             <w:rPr>
+              <w:rFonts w:ascii="TH SarabunPSK" w:hAnsi="TH SarabunPSK" w:cs="TH SarabunPSK"/>
+              <w:cs/>
+            </w:rPr>
+          </w:pPr>
+          <w:r>
+            <w:rPr>
+              <w:rFonts w:ascii="TH SarabunPSK" w:hAnsi="TH SarabunPSK" w:cs="TH SarabunPSK"/>
+            </w:rPr>
+            <w:t>3</w:t>
+          </w:r>
+          <w:r>
+            <w:rPr>
+              <w:rFonts w:ascii="TH SarabunPSK" w:hAnsi="TH SarabunPSK" w:cs="TH SarabunPSK"/>
+              <w:cs/>
+            </w:rPr>
+            <w:t>.</w:t>
+          </w:r>
+          <w:r>
+            <w:rPr>
+              <w:rFonts w:ascii="TH SarabunPSK" w:hAnsi="TH SarabunPSK" w:cs="TH SarabunPSK"/>
+            </w:rPr>
+            <w:t>4</w:t>
+          </w:r>
+          <w:r>
+            <w:rPr>
+              <w:rFonts w:ascii="TH SarabunPSK" w:hAnsi="TH SarabunPSK" w:cs="TH SarabunPSK"/>
+              <w:cs/>
+            </w:rPr>
+            <w:t xml:space="preserve"> </w:t>
+          </w:r>
+          <w:r>
+            <w:rPr>
+              <w:rFonts w:ascii="TH SarabunPSK" w:hAnsi="TH SarabunPSK" w:cs="TH SarabunPSK"/>
+              <w:cs/>
+            </w:rPr>
+            <w:t xml:space="preserve">กรณีทดสอบ: </w:t>
+          </w:r>
+          <w:r>
+            <w:rPr>
+              <w:rFonts w:ascii="TH SarabunPSK" w:hAnsi="TH SarabunPSK" w:cs="TH SarabunPSK"/>
+              <w:cs/>
+            </w:rPr>
+            <w:t>การ</w:t>
+          </w:r>
+          <w:r>
+            <w:rPr>
               <w:rFonts w:ascii="TH SarabunPSK" w:hAnsi="TH SarabunPSK" w:cs="TH SarabunPSK" w:hint="cs"/>
-              <w:cs/>
-            </w:rPr>
-          </w:pPr>
-          <w:r>
-            <w:rPr>
-              <w:rFonts w:ascii="TH SarabunPSK" w:hAnsi="TH SarabunPSK" w:cs="TH SarabunPSK"/>
-            </w:rPr>
-            <w:t>3</w:t>
-          </w:r>
-          <w:r>
-            <w:rPr>
-              <w:rFonts w:ascii="TH SarabunPSK" w:hAnsi="TH SarabunPSK" w:cs="TH SarabunPSK"/>
-              <w:cs/>
-            </w:rPr>
-            <w:t>.</w:t>
-          </w:r>
-          <w:r>
-            <w:rPr>
-              <w:rFonts w:ascii="TH SarabunPSK" w:hAnsi="TH SarabunPSK" w:cs="TH SarabunPSK"/>
-            </w:rPr>
-            <w:t>4</w:t>
-          </w:r>
-          <w:r>
-            <w:rPr>
-              <w:rFonts w:ascii="TH SarabunPSK" w:hAnsi="TH SarabunPSK" w:cs="TH SarabunPSK"/>
-              <w:cs/>
-            </w:rPr>
-            <w:t xml:space="preserve"> </w:t>
-          </w:r>
-          <w:r>
-            <w:rPr>
-              <w:rFonts w:ascii="TH SarabunPSK" w:hAnsi="TH SarabunPSK" w:cs="TH SarabunPSK"/>
-              <w:cs/>
-            </w:rPr>
-            <w:t xml:space="preserve">กรณีทดสอบ: </w:t>
-          </w:r>
-          <w:r>
-            <w:rPr>
-              <w:rFonts w:ascii="TH SarabunPSK" w:hAnsi="TH SarabunPSK" w:cs="TH SarabunPSK"/>
-            </w:rPr>
-            <w:t xml:space="preserve">Register </w:t>
-          </w:r>
-          <w:r>
-            <w:rPr>
-              <w:rFonts w:ascii="TH SarabunPSK" w:hAnsi="TH SarabunPSK" w:cs="TH SarabunPSK"/>
               <w:cs/>
             </w:rPr>
             <w:t>สมัครสมาชิก</w:t>
@@ -2391,55 +2663,57 @@
           <w:pPr>
             <w:pStyle w:val="Thesis-Style"/>
             <w:rPr>
+              <w:rFonts w:ascii="TH SarabunPSK" w:hAnsi="TH SarabunPSK" w:cs="TH SarabunPSK"/>
+              <w:cs/>
+            </w:rPr>
+          </w:pPr>
+          <w:r>
+            <w:rPr>
+              <w:rFonts w:ascii="TH SarabunPSK" w:hAnsi="TH SarabunPSK" w:cs="TH SarabunPSK"/>
+            </w:rPr>
+            <w:t>3</w:t>
+          </w:r>
+          <w:r>
+            <w:rPr>
+              <w:rFonts w:ascii="TH SarabunPSK" w:hAnsi="TH SarabunPSK" w:cs="TH SarabunPSK"/>
+              <w:cs/>
+            </w:rPr>
+            <w:t>.</w:t>
+          </w:r>
+          <w:r>
+            <w:rPr>
+              <w:rFonts w:ascii="TH SarabunPSK" w:hAnsi="TH SarabunPSK" w:cs="TH SarabunPSK"/>
+            </w:rPr>
+            <w:t>5</w:t>
+          </w:r>
+          <w:r>
+            <w:rPr>
+              <w:rFonts w:ascii="TH SarabunPSK" w:hAnsi="TH SarabunPSK" w:cs="TH SarabunPSK"/>
+              <w:cs/>
+            </w:rPr>
+            <w:t xml:space="preserve"> </w:t>
+          </w:r>
+          <w:r>
+            <w:rPr>
+              <w:rFonts w:ascii="TH SarabunPSK" w:hAnsi="TH SarabunPSK" w:cs="TH SarabunPSK"/>
+              <w:cs/>
+            </w:rPr>
+            <w:t xml:space="preserve">กรณีทดสอบ: </w:t>
+          </w:r>
+          <w:r>
+            <w:rPr>
               <w:rFonts w:ascii="TH SarabunPSK" w:hAnsi="TH SarabunPSK" w:cs="TH SarabunPSK" w:hint="cs"/>
-              <w:cs/>
-            </w:rPr>
-          </w:pPr>
-          <w:r>
-            <w:rPr>
-              <w:rFonts w:ascii="TH SarabunPSK" w:hAnsi="TH SarabunPSK" w:cs="TH SarabunPSK"/>
-            </w:rPr>
-            <w:t>3</w:t>
-          </w:r>
-          <w:r>
-            <w:rPr>
-              <w:rFonts w:ascii="TH SarabunPSK" w:hAnsi="TH SarabunPSK" w:cs="TH SarabunPSK"/>
-              <w:cs/>
-            </w:rPr>
-            <w:t>.</w:t>
-          </w:r>
-          <w:r>
-            <w:rPr>
-              <w:rFonts w:ascii="TH SarabunPSK" w:hAnsi="TH SarabunPSK" w:cs="TH SarabunPSK"/>
-            </w:rPr>
-            <w:t>5</w:t>
-          </w:r>
-          <w:r>
-            <w:rPr>
-              <w:rFonts w:ascii="TH SarabunPSK" w:hAnsi="TH SarabunPSK" w:cs="TH SarabunPSK"/>
-              <w:cs/>
-            </w:rPr>
-            <w:t xml:space="preserve"> </w:t>
-          </w:r>
-          <w:r>
-            <w:rPr>
-              <w:rFonts w:ascii="TH SarabunPSK" w:hAnsi="TH SarabunPSK" w:cs="TH SarabunPSK"/>
-              <w:cs/>
-            </w:rPr>
-            <w:t xml:space="preserve">กรณีทดสอบ: </w:t>
+              <w:color w:val="000000" w:themeColor="text1"/>
+              <w:cs/>
+            </w:rPr>
+            <w:t>หน้า</w:t>
           </w:r>
           <w:r>
             <w:rPr>
               <w:rFonts w:ascii="TH SarabunPSK" w:hAnsi="TH SarabunPSK" w:cs="TH SarabunPSK" w:hint="cs"/>
               <w:cs/>
             </w:rPr>
-            <w:t>การแสดงโปรไฟล์</w:t>
-          </w:r>
-          <w:r>
-            <w:rPr>
-              <w:rFonts w:ascii="TH SarabunPSK" w:hAnsi="TH SarabunPSK" w:cs="TH SarabunPSK"/>
-            </w:rPr>
-            <w:t xml:space="preserve"> </w:t>
+            <w:t>โปรไฟล์</w:t>
           </w:r>
           <w:r>
             <w:rPr>
@@ -2500,7 +2774,7 @@
               <w:color w:val="000000" w:themeColor="text1"/>
               <w:cs/>
             </w:rPr>
-            <w:t>สนับสนุนสตรีมเมอร์</w:t>
+            <w:t>การสนับสนุนสตรีมเมอร์</w:t>
           </w:r>
           <w:r>
             <w:rPr>
@@ -2713,7 +2987,7 @@
           <w:pPr>
             <w:pStyle w:val="Thesis-Style"/>
             <w:rPr>
-              <w:rFonts w:ascii="TH SarabunPSK" w:hAnsi="TH SarabunPSK" w:cs="TH SarabunPSK" w:hint="cs"/>
+              <w:rFonts w:ascii="TH SarabunPSK" w:hAnsi="TH SarabunPSK" w:cs="TH SarabunPSK"/>
               <w:cs/>
             </w:rPr>
           </w:pPr>
@@ -3004,7 +3278,6 @@
             <w:pStyle w:val="Thesis-Style"/>
             <w:rPr>
               <w:rFonts w:ascii="TH SarabunPSK" w:hAnsi="TH SarabunPSK" w:cs="TH SarabunPSK"/>
-              <w:cs/>
             </w:rPr>
           </w:pPr>
           <w:r>
@@ -3066,8 +3339,108 @@
             <w:rPr>
               <w:rFonts w:ascii="TH SarabunPSK" w:hAnsi="TH SarabunPSK" w:cs="TH SarabunPSK"/>
             </w:rPr>
+            <w:t>5</w:t>
+          </w:r>
+        </w:p>
+        <w:p>
+          <w:pPr>
+            <w:pStyle w:val="Thesis-Style"/>
+            <w:rPr>
+              <w:rFonts w:ascii="TH SarabunPSK" w:hAnsi="TH SarabunPSK" w:cs="TH SarabunPSK"/>
+            </w:rPr>
+          </w:pPr>
+          <w:r>
+            <w:rPr>
+              <w:rFonts w:ascii="TH SarabunPSK" w:hAnsi="TH SarabunPSK" w:cs="TH SarabunPSK"/>
+              <w:cs/>
+            </w:rPr>
+            <w:t>4.</w:t>
+          </w:r>
+          <w:r>
+            <w:rPr>
+              <w:rFonts w:ascii="TH SarabunPSK" w:hAnsi="TH SarabunPSK" w:cs="TH SarabunPSK"/>
+            </w:rPr>
+            <w:t>4</w:t>
+          </w:r>
+          <w:r>
+            <w:rPr>
+              <w:rFonts w:ascii="TH SarabunPSK" w:hAnsi="TH SarabunPSK" w:cs="TH SarabunPSK"/>
+              <w:cs/>
+            </w:rPr>
+            <w:t xml:space="preserve"> </w:t>
+          </w:r>
+          <w:r>
+            <w:rPr>
+              <w:rFonts w:ascii="TH SarabunPSK" w:hAnsi="TH SarabunPSK" w:cs="TH SarabunPSK" w:hint="cs"/>
+              <w:cs/>
+            </w:rPr>
+            <w:t>แสดงตารางข้อมูลของผู้ตอบแบบสอบถามตามความพึงพอใจเกี่ยวกับ</w:t>
+          </w:r>
+          <w:r>
+            <w:rPr>
+              <w:rFonts w:ascii="TH SarabunPSK" w:hAnsi="TH SarabunPSK" w:cs="TH SarabunPSK" w:hint="cs"/>
+              <w:color w:val="000000" w:themeColor="text1"/>
+              <w:cs/>
+            </w:rPr>
+            <w:t>โครงงาน</w:t>
+          </w:r>
+          <w:r>
+            <w:rPr>
+              <w:rFonts w:ascii="TH SarabunPSK" w:hAnsi="TH SarabunPSK" w:cs="TH SarabunPSK"/>
+              <w:color w:val="000000" w:themeColor="text1"/>
+              <w:cs/>
+            </w:rPr>
+            <w:t>ระบบช่วยผู้สร้างคอนเทนต์รับรายได้จากการสนับสนุนของผู้ติดตาม</w:t>
+          </w:r>
+          <w:r>
+            <w:rPr>
+              <w:rFonts w:ascii="TH SarabunPSK" w:hAnsi="TH SarabunPSK" w:cs="TH SarabunPSK"/>
+              <w:color w:val="000000" w:themeColor="text1"/>
+            </w:rPr>
+            <w:t xml:space="preserve"> (</w:t>
+          </w:r>
+          <w:r>
+            <w:rPr>
+              <w:rFonts w:ascii="TH SarabunPSK" w:hAnsi="TH SarabunPSK" w:cs="TH SarabunPSK" w:hint="cs"/>
+              <w:color w:val="000000" w:themeColor="text1"/>
+              <w:cs/>
+            </w:rPr>
+            <w:t>ต่อ</w:t>
+          </w:r>
+          <w:r>
+            <w:rPr>
+              <w:rFonts w:ascii="TH SarabunPSK" w:hAnsi="TH SarabunPSK" w:cs="TH SarabunPSK"/>
+              <w:color w:val="000000" w:themeColor="text1"/>
+            </w:rPr>
+            <w:t>)</w:t>
+          </w:r>
+          <w:r>
+            <w:rPr>
+              <w:rFonts w:ascii="TH SarabunPSK" w:hAnsi="TH SarabunPSK" w:cs="TH SarabunPSK"/>
+            </w:rPr>
+            <w:ptab w:relativeTo="margin" w:alignment="right" w:leader="dot"/>
+          </w:r>
+          <w:r>
+            <w:rPr>
+              <w:rFonts w:ascii="TH SarabunPSK" w:hAnsi="TH SarabunPSK" w:cs="TH SarabunPSK"/>
+            </w:rPr>
+            <w:t>4</w:t>
+          </w:r>
+          <w:r>
+            <w:rPr>
+              <w:rFonts w:ascii="TH SarabunPSK" w:hAnsi="TH SarabunPSK" w:cs="TH SarabunPSK"/>
+            </w:rPr>
             <w:t>6</w:t>
           </w:r>
+        </w:p>
+        <w:p>
+          <w:pPr>
+            <w:pStyle w:val="Thesis-Style"/>
+            <w:rPr>
+              <w:rFonts w:ascii="TH SarabunPSK" w:hAnsi="TH SarabunPSK" w:cs="TH SarabunPSK"/>
+              <w:cs/>
+            </w:rPr>
+          </w:pPr>
         </w:p>
       </w:sdtContent>
     </w:sdt>
@@ -3229,8 +3602,15 @@
           <w:rFonts w:ascii="TH SarabunPSK" w:hAnsi="TH SarabunPSK" w:cs="TH SarabunPSK"/>
         </w:rPr>
         <w:tab/>
+      </w:r>
+      <w:proofErr w:type="spellStart"/>
+      <w:r>
+        <w:rPr>
+          <w:rFonts w:ascii="TH SarabunPSK" w:hAnsi="TH SarabunPSK" w:cs="TH SarabunPSK"/>
+        </w:rPr>
         <w:t>หน้า</w:t>
       </w:r>
+      <w:proofErr w:type="spellEnd"/>
     </w:p>
     <w:p>
       <w:pPr>
@@ -3264,13 +3644,7 @@
           <w:rFonts w:ascii="TH SarabunPSK" w:hAnsi="TH SarabunPSK" w:cs="TH SarabunPSK"/>
           <w:cs/>
         </w:rPr>
-        <w:t xml:space="preserve">แสดงขั้นตอนการเข้าสู่ระบบ </w:t>
-      </w:r>
-      <w:r>
-        <w:rPr>
-          <w:rFonts w:ascii="TH SarabunPSK" w:hAnsi="TH SarabunPSK" w:cs="TH SarabunPSK"/>
-        </w:rPr>
-        <w:t>Login</w:t>
+        <w:t>แสดงขั้นตอนการเข้าสู่ระบบ</w:t>
       </w:r>
       <w:r>
         <w:rPr>
@@ -3284,7 +3658,13 @@
           <w:rFonts w:ascii="TH SarabunPSK" w:hAnsi="TH SarabunPSK" w:cs="TH SarabunPSK"/>
           <w:cs/>
         </w:rPr>
-        <w:t>17</w:t>
+        <w:t>1</w:t>
+      </w:r>
+      <w:r>
+        <w:rPr>
+          <w:rFonts w:ascii="TH SarabunPSK" w:hAnsi="TH SarabunPSK" w:cs="TH SarabunPSK"/>
+        </w:rPr>
+        <w:t>4</w:t>
       </w:r>
     </w:p>
     <w:p>
@@ -3320,13 +3700,14 @@
           <w:rFonts w:ascii="TH SarabunPSK" w:hAnsi="TH SarabunPSK" w:cs="TH SarabunPSK"/>
           <w:cs/>
         </w:rPr>
-        <w:t xml:space="preserve">แสดงขั้นตอนการสมัครสมาชิก </w:t>
-      </w:r>
-      <w:r>
-        <w:rPr>
-          <w:rFonts w:ascii="TH SarabunPSK" w:hAnsi="TH SarabunPSK" w:cs="TH SarabunPSK"/>
-        </w:rPr>
-        <w:t>Register</w:t>
+        <w:t>แสดงขั้นตอนการสมัครสมาชิก</w:t>
+      </w:r>
+      <w:r>
+        <w:rPr>
+          <w:rFonts w:ascii="TH SarabunPSK" w:hAnsi="TH SarabunPSK" w:cs="TH SarabunPSK"/>
+          <w:cs/>
+        </w:rPr>
+        <w:ptab w:relativeTo="margin" w:alignment="right" w:leader="dot"/>
       </w:r>
       <w:r>
         <w:rPr>
@@ -3337,24 +3718,16 @@
       </w:r>
       <w:r>
         <w:rPr>
-          <w:rFonts w:ascii="TH SarabunPSK" w:hAnsi="TH SarabunPSK" w:cs="TH SarabunPSK"/>
-          <w:cs/>
-        </w:rPr>
-        <w:ptab w:relativeTo="margin" w:alignment="right" w:leader="dot"/>
-      </w:r>
-      <w:r>
-        <w:rPr>
-          <w:rFonts w:ascii="TH SarabunPSK" w:hAnsi="TH SarabunPSK" w:cs="TH SarabunPSK"/>
-          <w:cs/>
-        </w:rPr>
-        <w:t xml:space="preserve"> </w:t>
-      </w:r>
-      <w:r>
-        <w:rPr>
           <w:rFonts w:ascii="TH SarabunPSK" w:hAnsi="TH SarabunPSK" w:cs="TH SarabunPSK" w:hint="cs"/>
           <w:cs/>
         </w:rPr>
-        <w:t>18</w:t>
+        <w:t>1</w:t>
+      </w:r>
+      <w:r>
+        <w:rPr>
+          <w:rFonts w:ascii="TH SarabunPSK" w:hAnsi="TH SarabunPSK" w:cs="TH SarabunPSK"/>
+        </w:rPr>
+        <w:t>5</w:t>
       </w:r>
     </w:p>
     <w:p>
@@ -3388,10 +3761,9 @@
       <w:r>
         <w:rPr>
           <w:rFonts w:ascii="TH SarabunPSK" w:hAnsi="TH SarabunPSK" w:cs="TH SarabunPSK" w:hint="cs"/>
-          <w:color w:val="000000" w:themeColor="text1"/>
-          <w:cs/>
-        </w:rPr>
-        <w:t>การ</w:t>
+          <w:cs/>
+        </w:rPr>
+        <w:t>แสดงขั้นตอน</w:t>
       </w:r>
       <w:r>
         <w:rPr>
@@ -3399,14 +3771,15 @@
           <w:color w:val="000000" w:themeColor="text1"/>
           <w:cs/>
         </w:rPr>
-        <w:t>สนับสนุนสตรีมเมอร์</w:t>
+        <w:t>การ</w:t>
       </w:r>
       <w:r>
         <w:rPr>
           <w:rFonts w:ascii="TH SarabunPSK" w:hAnsi="TH SarabunPSK" w:cs="TH SarabunPSK" w:hint="cs"/>
           <w:color w:val="000000" w:themeColor="text1"/>
-        </w:rPr>
-        <w:t xml:space="preserve"> </w:t>
+          <w:cs/>
+        </w:rPr>
+        <w:t>สนับสนุนสตรีมเมอร์</w:t>
       </w:r>
       <w:r>
         <w:rPr>
@@ -3418,7 +3791,13 @@
         <w:rPr>
           <w:rFonts w:ascii="TH SarabunPSK" w:hAnsi="TH SarabunPSK" w:cs="TH SarabunPSK"/>
         </w:rPr>
-        <w:t>19</w:t>
+        <w:t>1</w:t>
+      </w:r>
+      <w:r>
+        <w:rPr>
+          <w:rFonts w:ascii="TH SarabunPSK" w:hAnsi="TH SarabunPSK" w:cs="TH SarabunPSK"/>
+        </w:rPr>
+        <w:t>6</w:t>
       </w:r>
     </w:p>
     <w:p>
@@ -3452,38 +3831,44 @@
       <w:r>
         <w:rPr>
           <w:rFonts w:ascii="TH SarabunPSK" w:hAnsi="TH SarabunPSK" w:cs="TH SarabunPSK" w:hint="cs"/>
-          <w:color w:val="000000" w:themeColor="text1"/>
-          <w:cs/>
-        </w:rPr>
-        <w:t>การแสดงผลหน้าสนับสนุนของสตรีมเมอร์</w:t>
+          <w:cs/>
+        </w:rPr>
+        <w:t>แสดงขั้นตอน</w:t>
+      </w:r>
+      <w:r>
+        <w:rPr>
+          <w:rFonts w:ascii="TH SarabunPSK" w:hAnsi="TH SarabunPSK" w:cs="TH SarabunPSK" w:hint="cs"/>
+          <w:cs/>
+        </w:rPr>
+        <w:t>การ</w:t>
       </w:r>
       <w:r>
         <w:rPr>
           <w:rFonts w:ascii="TH SarabunPSK" w:hAnsi="TH SarabunPSK" w:cs="TH SarabunPSK" w:hint="cs"/>
           <w:color w:val="000000" w:themeColor="text1"/>
+          <w:cs/>
+        </w:rPr>
+        <w:t>แสดงผลหน้าสนับสนุนของสตรีมเมอร์</w:t>
+      </w:r>
+      <w:r>
+        <w:rPr>
+          <w:rFonts w:ascii="TH SarabunPSK" w:hAnsi="TH SarabunPSK" w:cs="TH SarabunPSK"/>
+          <w:cs/>
+        </w:rPr>
+        <w:ptab w:relativeTo="margin" w:alignment="right" w:leader="dot"/>
+      </w:r>
+      <w:r>
+        <w:rPr>
+          <w:rFonts w:ascii="TH SarabunPSK" w:hAnsi="TH SarabunPSK" w:cs="TH SarabunPSK"/>
+          <w:cs/>
         </w:rPr>
         <w:t xml:space="preserve"> </w:t>
       </w:r>
       <w:r>
         <w:rPr>
           <w:rFonts w:ascii="TH SarabunPSK" w:hAnsi="TH SarabunPSK" w:cs="TH SarabunPSK"/>
-          <w:cs/>
-        </w:rPr>
-        <w:ptab w:relativeTo="margin" w:alignment="right" w:leader="dot"/>
-      </w:r>
-      <w:r>
-        <w:rPr>
-          <w:rFonts w:ascii="TH SarabunPSK" w:hAnsi="TH SarabunPSK" w:cs="TH SarabunPSK"/>
-          <w:cs/>
-        </w:rPr>
-        <w:t xml:space="preserve"> </w:t>
-      </w:r>
-      <w:r>
-        <w:rPr>
-          <w:rFonts w:ascii="TH SarabunPSK" w:hAnsi="TH SarabunPSK" w:cs="TH SarabunPSK" w:hint="cs"/>
-          <w:cs/>
-        </w:rPr>
-        <w:t>20</w:t>
+        </w:rPr>
+        <w:t>17</w:t>
       </w:r>
     </w:p>
     <w:p>
@@ -3517,10 +3902,9 @@
       <w:r>
         <w:rPr>
           <w:rFonts w:ascii="TH SarabunPSK" w:hAnsi="TH SarabunPSK" w:cs="TH SarabunPSK" w:hint="cs"/>
-          <w:color w:val="000000" w:themeColor="text1"/>
-          <w:cs/>
-        </w:rPr>
-        <w:t>การ</w:t>
+          <w:cs/>
+        </w:rPr>
+        <w:t>แสดงขั้นตอน</w:t>
       </w:r>
       <w:r>
         <w:rPr>
@@ -3528,14 +3912,7 @@
           <w:color w:val="000000" w:themeColor="text1"/>
           <w:cs/>
         </w:rPr>
-        <w:t xml:space="preserve">จัดการ </w:t>
-      </w:r>
-      <w:r>
-        <w:rPr>
-          <w:rFonts w:ascii="TH SarabunPSK" w:hAnsi="TH SarabunPSK" w:cs="TH SarabunPSK"/>
-          <w:color w:val="000000" w:themeColor="text1"/>
-        </w:rPr>
-        <w:t xml:space="preserve">status </w:t>
+        <w:t>การ</w:t>
       </w:r>
       <w:r>
         <w:rPr>
@@ -3543,6 +3920,21 @@
           <w:color w:val="000000" w:themeColor="text1"/>
           <w:cs/>
         </w:rPr>
+        <w:t xml:space="preserve">จัดการ </w:t>
+      </w:r>
+      <w:r>
+        <w:rPr>
+          <w:rFonts w:ascii="TH SarabunPSK" w:hAnsi="TH SarabunPSK" w:cs="TH SarabunPSK"/>
+          <w:color w:val="000000" w:themeColor="text1"/>
+        </w:rPr>
+        <w:t xml:space="preserve">status </w:t>
+      </w:r>
+      <w:r>
+        <w:rPr>
+          <w:rFonts w:ascii="TH SarabunPSK" w:hAnsi="TH SarabunPSK" w:cs="TH SarabunPSK" w:hint="cs"/>
+          <w:color w:val="000000" w:themeColor="text1"/>
+          <w:cs/>
+        </w:rPr>
         <w:t>ของผู้ใช้งาน</w:t>
       </w:r>
       <w:r>
@@ -3555,7 +3947,7 @@
         <w:rPr>
           <w:rFonts w:ascii="TH SarabunPSK" w:hAnsi="TH SarabunPSK" w:cs="TH SarabunPSK"/>
         </w:rPr>
-        <w:t>21</w:t>
+        <w:t>18</w:t>
       </w:r>
     </w:p>
     <w:p>
@@ -3589,17 +3981,17 @@
       <w:r>
         <w:rPr>
           <w:rFonts w:ascii="TH SarabunPSK" w:hAnsi="TH SarabunPSK" w:cs="TH SarabunPSK" w:hint="cs"/>
-          <w:color w:val="000000" w:themeColor="text1"/>
-          <w:cs/>
-        </w:rPr>
-        <w:t>การลบข้อมูล</w:t>
+          <w:cs/>
+        </w:rPr>
+        <w:t>แสดงขั้นตอน</w:t>
       </w:r>
       <w:r>
         <w:rPr>
           <w:rFonts w:ascii="TH SarabunPSK" w:hAnsi="TH SarabunPSK" w:cs="TH SarabunPSK" w:hint="cs"/>
           <w:color w:val="000000" w:themeColor="text1"/>
-        </w:rPr>
-        <w:t xml:space="preserve"> </w:t>
+          <w:cs/>
+        </w:rPr>
+        <w:t>การลบข้อมูล</w:t>
       </w:r>
       <w:r>
         <w:rPr>
@@ -3611,7 +4003,7 @@
         <w:rPr>
           <w:rFonts w:ascii="TH SarabunPSK" w:hAnsi="TH SarabunPSK" w:cs="TH SarabunPSK"/>
         </w:rPr>
-        <w:t>22</w:t>
+        <w:t>19</w:t>
       </w:r>
     </w:p>
     <w:p>
@@ -3644,17 +4036,25 @@
       <w:r>
         <w:rPr>
           <w:rFonts w:ascii="TH SarabunPSK" w:hAnsi="TH SarabunPSK" w:cs="TH SarabunPSK" w:hint="cs"/>
-          <w:color w:val="000000" w:themeColor="text1"/>
-          <w:cs/>
-        </w:rPr>
-        <w:t>การจัดการการชำระเงิน</w:t>
+          <w:cs/>
+        </w:rPr>
+        <w:t>แสดงขั้นตอน</w:t>
       </w:r>
       <w:r>
         <w:rPr>
           <w:rFonts w:ascii="TH SarabunPSK" w:hAnsi="TH SarabunPSK" w:cs="TH SarabunPSK" w:hint="cs"/>
           <w:color w:val="000000" w:themeColor="text1"/>
-        </w:rPr>
-        <w:t xml:space="preserve"> </w:t>
+          <w:cs/>
+        </w:rPr>
+        <w:t>การ</w:t>
+      </w:r>
+      <w:r>
+        <w:rPr>
+          <w:rFonts w:ascii="TH SarabunPSK" w:hAnsi="TH SarabunPSK" w:cs="TH SarabunPSK" w:hint="cs"/>
+          <w:color w:val="000000" w:themeColor="text1"/>
+          <w:cs/>
+        </w:rPr>
+        <w:t>ชำระเงิน</w:t>
       </w:r>
       <w:r>
         <w:rPr>
@@ -3666,7 +4066,7 @@
         <w:rPr>
           <w:rFonts w:ascii="TH SarabunPSK" w:hAnsi="TH SarabunPSK" w:cs="TH SarabunPSK"/>
         </w:rPr>
-        <w:t>23</w:t>
+        <w:t>20</w:t>
       </w:r>
     </w:p>
     <w:p>
@@ -3705,10 +4105,9 @@
       <w:r>
         <w:rPr>
           <w:rFonts w:ascii="TH SarabunPSK" w:hAnsi="TH SarabunPSK" w:cs="TH SarabunPSK" w:hint="cs"/>
-          <w:color w:val="000000" w:themeColor="text1"/>
-          <w:cs/>
-        </w:rPr>
-        <w:t>การ</w:t>
+          <w:cs/>
+        </w:rPr>
+        <w:t>แสดงขั้นตอน</w:t>
       </w:r>
       <w:r>
         <w:rPr>
@@ -3720,10 +4119,71 @@
       </w:r>
       <w:r>
         <w:rPr>
+          <w:rFonts w:ascii="TH SarabunPSK" w:hAnsi="TH SarabunPSK" w:cs="TH SarabunPSK"/>
+        </w:rPr>
+        <w:ptab w:relativeTo="margin" w:alignment="right" w:leader="dot"/>
+      </w:r>
+      <w:r>
+        <w:rPr>
+          <w:rFonts w:ascii="TH SarabunPSK" w:hAnsi="TH SarabunPSK" w:cs="TH SarabunPSK"/>
+        </w:rPr>
+        <w:t>21</w:t>
+      </w:r>
+    </w:p>
+    <w:p>
+      <w:pPr>
+        <w:pStyle w:val="Thesis-Style"/>
+        <w:rPr>
+          <w:rFonts w:ascii="TH SarabunPSK" w:hAnsi="TH SarabunPSK" w:cs="TH SarabunPSK"/>
+        </w:rPr>
+      </w:pPr>
+      <w:r>
+        <w:rPr>
+          <w:rFonts w:ascii="TH SarabunPSK" w:hAnsi="TH SarabunPSK" w:cs="TH SarabunPSK"/>
+          <w:cs/>
+        </w:rPr>
+        <w:t>3.</w:t>
+      </w:r>
+      <w:r>
+        <w:rPr>
+          <w:rFonts w:ascii="TH SarabunPSK" w:hAnsi="TH SarabunPSK" w:cs="TH SarabunPSK"/>
+        </w:rPr>
+        <w:t>9</w:t>
+      </w:r>
+      <w:r>
+        <w:rPr>
+          <w:rFonts w:ascii="TH SarabunPSK" w:hAnsi="TH SarabunPSK" w:cs="TH SarabunPSK"/>
+          <w:cs/>
+        </w:rPr>
+        <w:t xml:space="preserve"> </w:t>
+      </w:r>
+      <w:r>
+        <w:rPr>
+          <w:rFonts w:ascii="TH SarabunPSK" w:hAnsi="TH SarabunPSK" w:cs="TH SarabunPSK"/>
+        </w:rPr>
+        <w:t xml:space="preserve">Flow Chart </w:t>
+      </w:r>
+      <w:r>
+        <w:rPr>
+          <w:rFonts w:ascii="TH SarabunPSK" w:hAnsi="TH SarabunPSK" w:cs="TH SarabunPSK" w:hint="cs"/>
+          <w:cs/>
+        </w:rPr>
+        <w:t>แสดงขั้นตอน</w:t>
+      </w:r>
+      <w:r>
+        <w:rPr>
+          <w:rFonts w:ascii="TH SarabunPSK" w:hAnsi="TH SarabunPSK" w:cs="TH SarabunPSK" w:hint="cs"/>
+          <w:cs/>
+        </w:rPr>
+        <w:t>การ</w:t>
+      </w:r>
+      <w:r>
+        <w:rPr>
           <w:rFonts w:ascii="TH SarabunPSK" w:hAnsi="TH SarabunPSK" w:cs="TH SarabunPSK" w:hint="cs"/>
           <w:color w:val="000000" w:themeColor="text1"/>
-        </w:rPr>
-        <w:t xml:space="preserve"> </w:t>
+          <w:cs/>
+        </w:rPr>
+        <w:t>เปลี่ยนรหัสผ่าน</w:t>
       </w:r>
       <w:r>
         <w:rPr>
@@ -3735,7 +4195,7 @@
         <w:rPr>
           <w:rFonts w:ascii="TH SarabunPSK" w:hAnsi="TH SarabunPSK" w:cs="TH SarabunPSK"/>
         </w:rPr>
-        <w:t>23</w:t>
+        <w:t>22</w:t>
       </w:r>
     </w:p>
     <w:p>
@@ -3743,6 +4203,7 @@
         <w:pStyle w:val="Thesis-Style"/>
         <w:rPr>
           <w:rFonts w:ascii="TH SarabunPSK" w:hAnsi="TH SarabunPSK" w:cs="TH SarabunPSK"/>
+          <w:cs/>
         </w:rPr>
       </w:pPr>
       <w:r>
@@ -3756,7 +4217,7 @@
         <w:rPr>
           <w:rFonts w:ascii="TH SarabunPSK" w:hAnsi="TH SarabunPSK" w:cs="TH SarabunPSK"/>
         </w:rPr>
-        <w:t>9</w:t>
+        <w:t>10</w:t>
       </w:r>
       <w:r>
         <w:rPr>
@@ -3769,42 +4230,41 @@
         <w:rPr>
           <w:rFonts w:ascii="TH SarabunPSK" w:hAnsi="TH SarabunPSK" w:cs="TH SarabunPSK"/>
         </w:rPr>
-        <w:t xml:space="preserve">Flow Chart </w:t>
+        <w:t>Entity Relationship Diagram</w:t>
+      </w:r>
+      <w:r>
+        <w:rPr>
+          <w:rFonts w:ascii="TH SarabunPSK" w:hAnsi="TH SarabunPSK" w:cs="TH SarabunPSK"/>
+          <w:cs/>
+        </w:rPr>
+        <w:t xml:space="preserve"> </w:t>
+      </w:r>
+      <w:r>
+        <w:rPr>
+          <w:rFonts w:ascii="TH SarabunPSK" w:hAnsi="TH SarabunPSK" w:cs="TH SarabunPSK"/>
+          <w:cs/>
+        </w:rPr>
+        <w:ptab w:relativeTo="margin" w:alignment="right" w:leader="dot"/>
+      </w:r>
+      <w:r>
+        <w:rPr>
+          <w:rFonts w:ascii="TH SarabunPSK" w:hAnsi="TH SarabunPSK" w:cs="TH SarabunPSK"/>
+          <w:cs/>
+        </w:rPr>
+        <w:t xml:space="preserve"> </w:t>
       </w:r>
       <w:r>
         <w:rPr>
           <w:rFonts w:ascii="TH SarabunPSK" w:hAnsi="TH SarabunPSK" w:cs="TH SarabunPSK" w:hint="cs"/>
-          <w:color w:val="000000" w:themeColor="text1"/>
-          <w:cs/>
-        </w:rPr>
-        <w:t>การ</w:t>
-      </w:r>
-      <w:r>
-        <w:rPr>
-          <w:rFonts w:ascii="TH SarabunPSK" w:hAnsi="TH SarabunPSK" w:cs="TH SarabunPSK" w:hint="cs"/>
-          <w:color w:val="000000" w:themeColor="text1"/>
-          <w:cs/>
-        </w:rPr>
-        <w:t>เปลี่ยนรหัสผ่าน</w:t>
-      </w:r>
-      <w:r>
-        <w:rPr>
-          <w:rFonts w:ascii="TH SarabunPSK" w:hAnsi="TH SarabunPSK" w:cs="TH SarabunPSK" w:hint="cs"/>
-          <w:color w:val="000000" w:themeColor="text1"/>
-        </w:rPr>
-        <w:t xml:space="preserve"> </w:t>
-      </w:r>
-      <w:r>
-        <w:rPr>
-          <w:rFonts w:ascii="TH SarabunPSK" w:hAnsi="TH SarabunPSK" w:cs="TH SarabunPSK"/>
-        </w:rPr>
-        <w:ptab w:relativeTo="margin" w:alignment="right" w:leader="dot"/>
-      </w:r>
-      <w:r>
-        <w:rPr>
-          <w:rFonts w:ascii="TH SarabunPSK" w:hAnsi="TH SarabunPSK" w:cs="TH SarabunPSK"/>
-        </w:rPr>
-        <w:t>23</w:t>
+          <w:cs/>
+        </w:rPr>
+        <w:t>2</w:t>
+      </w:r>
+      <w:r>
+        <w:rPr>
+          <w:rFonts w:ascii="TH SarabunPSK" w:hAnsi="TH SarabunPSK" w:cs="TH SarabunPSK"/>
+        </w:rPr>
+        <w:t>3</w:t>
       </w:r>
     </w:p>
     <w:p>
@@ -3826,7 +4286,13 @@
         <w:rPr>
           <w:rFonts w:ascii="TH SarabunPSK" w:hAnsi="TH SarabunPSK" w:cs="TH SarabunPSK"/>
         </w:rPr>
-        <w:t>10</w:t>
+        <w:t>1</w:t>
+      </w:r>
+      <w:r>
+        <w:rPr>
+          <w:rFonts w:ascii="TH SarabunPSK" w:hAnsi="TH SarabunPSK" w:cs="TH SarabunPSK"/>
+        </w:rPr>
+        <w:t>1</w:t>
       </w:r>
       <w:r>
         <w:rPr>
@@ -3838,36 +4304,29 @@
       <w:r>
         <w:rPr>
           <w:rFonts w:ascii="TH SarabunPSK" w:hAnsi="TH SarabunPSK" w:cs="TH SarabunPSK"/>
-        </w:rPr>
-        <w:t>Entity Relationship Diagram</w:t>
-      </w:r>
-      <w:r>
-        <w:rPr>
-          <w:rFonts w:ascii="TH SarabunPSK" w:hAnsi="TH SarabunPSK" w:cs="TH SarabunPSK"/>
-          <w:cs/>
-        </w:rPr>
-        <w:t xml:space="preserve"> </w:t>
-      </w:r>
-      <w:r>
-        <w:rPr>
-          <w:rFonts w:ascii="TH SarabunPSK" w:hAnsi="TH SarabunPSK" w:cs="TH SarabunPSK"/>
-          <w:cs/>
+          <w:spacing w:val="-10"/>
+        </w:rPr>
+        <w:t xml:space="preserve">Site Map </w:t>
+      </w:r>
+      <w:r>
+        <w:rPr>
+          <w:rFonts w:ascii="TH SarabunPSK" w:hAnsi="TH SarabunPSK" w:cs="TH SarabunPSK"/>
+          <w:spacing w:val="-10"/>
+          <w:cs/>
+        </w:rPr>
+        <w:t>ผู้ดูแลระแบบ</w:t>
+      </w:r>
+      <w:r>
+        <w:rPr>
+          <w:rFonts w:ascii="TH SarabunPSK" w:hAnsi="TH SarabunPSK" w:cs="TH SarabunPSK"/>
         </w:rPr>
         <w:ptab w:relativeTo="margin" w:alignment="right" w:leader="dot"/>
       </w:r>
       <w:r>
         <w:rPr>
           <w:rFonts w:ascii="TH SarabunPSK" w:hAnsi="TH SarabunPSK" w:cs="TH SarabunPSK"/>
-          <w:cs/>
-        </w:rPr>
-        <w:t xml:space="preserve"> </w:t>
-      </w:r>
-      <w:r>
-        <w:rPr>
-          <w:rFonts w:ascii="TH SarabunPSK" w:hAnsi="TH SarabunPSK" w:cs="TH SarabunPSK" w:hint="cs"/>
-          <w:cs/>
-        </w:rPr>
-        <w:t>24</w:t>
+        </w:rPr>
+        <w:t>25</w:t>
       </w:r>
     </w:p>
     <w:p>
@@ -3895,7 +4354,7 @@
         <w:rPr>
           <w:rFonts w:ascii="TH SarabunPSK" w:hAnsi="TH SarabunPSK" w:cs="TH SarabunPSK"/>
         </w:rPr>
-        <w:t>1</w:t>
+        <w:t>2</w:t>
       </w:r>
       <w:r>
         <w:rPr>
@@ -3907,29 +4366,38 @@
       <w:r>
         <w:rPr>
           <w:rFonts w:ascii="TH SarabunPSK" w:hAnsi="TH SarabunPSK" w:cs="TH SarabunPSK"/>
-          <w:spacing w:val="-10"/>
+          <w:spacing w:val="-12"/>
         </w:rPr>
         <w:t xml:space="preserve">Site Map </w:t>
       </w:r>
       <w:r>
         <w:rPr>
-          <w:rFonts w:ascii="TH SarabunPSK" w:hAnsi="TH SarabunPSK" w:cs="TH SarabunPSK"/>
-          <w:spacing w:val="-10"/>
-          <w:cs/>
-        </w:rPr>
-        <w:t>ผู้ดูแลระแบบ</w:t>
-      </w:r>
-      <w:r>
-        <w:rPr>
-          <w:rFonts w:ascii="TH SarabunPSK" w:hAnsi="TH SarabunPSK" w:cs="TH SarabunPSK"/>
+          <w:rFonts w:ascii="TH SarabunPSK" w:hAnsi="TH SarabunPSK" w:cs="TH SarabunPSK" w:hint="cs"/>
+          <w:spacing w:val="-12"/>
+          <w:cs/>
+        </w:rPr>
+        <w:t xml:space="preserve">ผู้ใช้งานปกติ </w:t>
+      </w:r>
+      <w:r>
+        <w:rPr>
+          <w:rFonts w:ascii="TH SarabunPSK" w:hAnsi="TH SarabunPSK" w:cs="TH SarabunPSK"/>
+          <w:cs/>
         </w:rPr>
         <w:ptab w:relativeTo="margin" w:alignment="right" w:leader="dot"/>
       </w:r>
       <w:r>
         <w:rPr>
           <w:rFonts w:ascii="TH SarabunPSK" w:hAnsi="TH SarabunPSK" w:cs="TH SarabunPSK"/>
-        </w:rPr>
-        <w:t>25</w:t>
+          <w:cs/>
+        </w:rPr>
+        <w:t xml:space="preserve"> </w:t>
+      </w:r>
+      <w:r>
+        <w:rPr>
+          <w:rFonts w:ascii="TH SarabunPSK" w:hAnsi="TH SarabunPSK" w:cs="TH SarabunPSK" w:hint="cs"/>
+          <w:cs/>
+        </w:rPr>
+        <w:t>26</w:t>
       </w:r>
     </w:p>
     <w:p>
@@ -3950,6 +4418,7 @@
       <w:r>
         <w:rPr>
           <w:rFonts w:ascii="TH SarabunPSK" w:hAnsi="TH SarabunPSK" w:cs="TH SarabunPSK"/>
+          <w:cs/>
         </w:rPr>
         <w:t>1</w:t>
       </w:r>
@@ -3957,7 +4426,7 @@
         <w:rPr>
           <w:rFonts w:ascii="TH SarabunPSK" w:hAnsi="TH SarabunPSK" w:cs="TH SarabunPSK"/>
         </w:rPr>
-        <w:t>2</w:t>
+        <w:t>3</w:t>
       </w:r>
       <w:r>
         <w:rPr>
@@ -3966,20 +4435,21 @@
         </w:rPr>
         <w:t xml:space="preserve"> </w:t>
       </w:r>
-      <w:r>
-        <w:rPr>
-          <w:rFonts w:ascii="TH SarabunPSK" w:hAnsi="TH SarabunPSK" w:cs="TH SarabunPSK"/>
-          <w:spacing w:val="-12"/>
-        </w:rPr>
-        <w:t xml:space="preserve">Site Map </w:t>
-      </w:r>
+      <w:bookmarkStart w:id="0" w:name="_Hlk193283809"/>
+      <w:r>
+        <w:rPr>
+          <w:rFonts w:ascii="TH SarabunPSK" w:hAnsi="TH SarabunPSK" w:cs="TH SarabunPSK"/>
+          <w:cs/>
+        </w:rPr>
+        <w:t>หน้าจอเข้าสู่</w:t>
+      </w:r>
+      <w:bookmarkEnd w:id="0"/>
       <w:r>
         <w:rPr>
           <w:rFonts w:ascii="TH SarabunPSK" w:hAnsi="TH SarabunPSK" w:cs="TH SarabunPSK" w:hint="cs"/>
-          <w:spacing w:val="-12"/>
-          <w:cs/>
-        </w:rPr>
-        <w:t xml:space="preserve">ผู้ใช้งานปกติ </w:t>
+          <w:cs/>
+        </w:rPr>
+        <w:t>ระบบ</w:t>
       </w:r>
       <w:r>
         <w:rPr>
@@ -4000,7 +4470,7 @@
           <w:rFonts w:ascii="TH SarabunPSK" w:hAnsi="TH SarabunPSK" w:cs="TH SarabunPSK" w:hint="cs"/>
           <w:cs/>
         </w:rPr>
-        <w:t>26</w:t>
+        <w:t>27</w:t>
       </w:r>
     </w:p>
     <w:p>
@@ -4008,7 +4478,6 @@
         <w:pStyle w:val="Thesis-Style"/>
         <w:rPr>
           <w:rFonts w:ascii="TH SarabunPSK" w:hAnsi="TH SarabunPSK" w:cs="TH SarabunPSK"/>
-          <w:cs/>
         </w:rPr>
       </w:pPr>
       <w:r>
@@ -4029,7 +4498,7 @@
         <w:rPr>
           <w:rFonts w:ascii="TH SarabunPSK" w:hAnsi="TH SarabunPSK" w:cs="TH SarabunPSK"/>
         </w:rPr>
-        <w:t>3</w:t>
+        <w:t>4</w:t>
       </w:r>
       <w:r>
         <w:rPr>
@@ -4038,33 +4507,32 @@
         </w:rPr>
         <w:t xml:space="preserve"> </w:t>
       </w:r>
-      <w:r>
-        <w:rPr>
-          <w:rFonts w:ascii="TH SarabunPSK" w:hAnsi="TH SarabunPSK" w:cs="TH SarabunPSK"/>
-          <w:cs/>
-        </w:rPr>
-        <w:t>หน้าจอเข้าสู่ระบบเครือข่ายสังคมออนไลน์</w:t>
-      </w:r>
-      <w:r>
-        <w:rPr>
-          <w:rFonts w:ascii="TH SarabunPSK" w:hAnsi="TH SarabunPSK" w:cs="TH SarabunPSK"/>
-          <w:cs/>
+      <w:bookmarkStart w:id="1" w:name="_Hlk193283815"/>
+      <w:r>
+        <w:rPr>
+          <w:rFonts w:ascii="TH SarabunPSK" w:hAnsi="TH SarabunPSK" w:cs="TH SarabunPSK"/>
+          <w:cs/>
+        </w:rPr>
+        <w:t>หน้าจอสมัครสมาชิก</w:t>
+      </w:r>
+      <w:bookmarkEnd w:id="1"/>
+      <w:r>
+        <w:rPr>
+          <w:rFonts w:ascii="TH SarabunPSK" w:hAnsi="TH SarabunPSK" w:cs="TH SarabunPSK"/>
         </w:rPr>
         <w:ptab w:relativeTo="margin" w:alignment="right" w:leader="dot"/>
       </w:r>
       <w:r>
         <w:rPr>
           <w:rFonts w:ascii="TH SarabunPSK" w:hAnsi="TH SarabunPSK" w:cs="TH SarabunPSK"/>
-          <w:cs/>
-        </w:rPr>
-        <w:t xml:space="preserve"> </w:t>
-      </w:r>
-      <w:r>
-        <w:rPr>
-          <w:rFonts w:ascii="TH SarabunPSK" w:hAnsi="TH SarabunPSK" w:cs="TH SarabunPSK" w:hint="cs"/>
-          <w:cs/>
-        </w:rPr>
-        <w:t>27</w:t>
+        </w:rPr>
+        <w:t>2</w:t>
+      </w:r>
+      <w:r>
+        <w:rPr>
+          <w:rFonts w:ascii="TH SarabunPSK" w:hAnsi="TH SarabunPSK" w:cs="TH SarabunPSK"/>
+        </w:rPr>
+        <w:t>7</w:t>
       </w:r>
     </w:p>
     <w:p>
@@ -4093,7 +4561,7 @@
         <w:rPr>
           <w:rFonts w:ascii="TH SarabunPSK" w:hAnsi="TH SarabunPSK" w:cs="TH SarabunPSK"/>
         </w:rPr>
-        <w:t>4</w:t>
+        <w:t>5</w:t>
       </w:r>
       <w:r>
         <w:rPr>
@@ -4102,25 +4570,35 @@
         </w:rPr>
         <w:t xml:space="preserve"> </w:t>
       </w:r>
-      <w:r>
-        <w:rPr>
-          <w:rFonts w:ascii="TH SarabunPSK" w:hAnsi="TH SarabunPSK" w:cs="TH SarabunPSK"/>
-          <w:cs/>
-        </w:rPr>
-        <w:t>หน้าจอสมัครสมาชิกของผู้ใช้งานปกติ</w:t>
-      </w:r>
-      <w:r>
-        <w:rPr>
-          <w:rFonts w:ascii="TH SarabunPSK" w:hAnsi="TH SarabunPSK" w:cs="TH SarabunPSK"/>
-          <w:cs/>
-        </w:rPr>
-        <w:t>น</w:t>
-      </w:r>
-      <w:r>
-        <w:rPr>
-          <w:rFonts w:ascii="TH SarabunPSK" w:hAnsi="TH SarabunPSK" w:cs="TH SarabunPSK"/>
+      <w:bookmarkStart w:id="2" w:name="_Hlk193283821"/>
+      <w:r>
+        <w:rPr>
+          <w:rFonts w:ascii="TH SarabunPSK" w:hAnsi="TH SarabunPSK" w:cs="TH SarabunPSK"/>
+          <w:cs/>
+        </w:rPr>
+        <w:t>หน้าจอ</w:t>
+      </w:r>
+      <w:bookmarkEnd w:id="2"/>
+      <w:r>
+        <w:rPr>
+          <w:rFonts w:ascii="TH SarabunPSK" w:hAnsi="TH SarabunPSK" w:cs="TH SarabunPSK" w:hint="cs"/>
+          <w:cs/>
+        </w:rPr>
+        <w:t>โปรไฟล์</w:t>
+      </w:r>
+      <w:r>
+        <w:rPr>
+          <w:rFonts w:ascii="TH SarabunPSK" w:hAnsi="TH SarabunPSK" w:cs="TH SarabunPSK"/>
+          <w:cs/>
         </w:rPr>
         <w:ptab w:relativeTo="margin" w:alignment="right" w:leader="dot"/>
+      </w:r>
+      <w:r>
+        <w:rPr>
+          <w:rFonts w:ascii="TH SarabunPSK" w:hAnsi="TH SarabunPSK" w:cs="TH SarabunPSK"/>
+          <w:cs/>
+        </w:rPr>
+        <w:t xml:space="preserve"> </w:t>
       </w:r>
       <w:r>
         <w:rPr>
@@ -4134,7 +4612,6 @@
         <w:pStyle w:val="Thesis-Style"/>
         <w:rPr>
           <w:rFonts w:ascii="TH SarabunPSK" w:hAnsi="TH SarabunPSK" w:cs="TH SarabunPSK"/>
-          <w:cs/>
         </w:rPr>
       </w:pPr>
       <w:r>
@@ -4155,7 +4632,7 @@
         <w:rPr>
           <w:rFonts w:ascii="TH SarabunPSK" w:hAnsi="TH SarabunPSK" w:cs="TH SarabunPSK"/>
         </w:rPr>
-        <w:t>5</w:t>
+        <w:t>6</w:t>
       </w:r>
       <w:r>
         <w:rPr>
@@ -4164,6 +4641,7 @@
         </w:rPr>
         <w:t xml:space="preserve"> </w:t>
       </w:r>
+      <w:bookmarkStart w:id="3" w:name="_Hlk193283832"/>
       <w:r>
         <w:rPr>
           <w:rFonts w:ascii="TH SarabunPSK" w:hAnsi="TH SarabunPSK" w:cs="TH SarabunPSK"/>
@@ -4171,40 +4649,25 @@
         </w:rPr>
         <w:t>หน้าจอ</w:t>
       </w:r>
+      <w:bookmarkEnd w:id="3"/>
       <w:r>
         <w:rPr>
           <w:rFonts w:ascii="TH SarabunPSK" w:hAnsi="TH SarabunPSK" w:cs="TH SarabunPSK" w:hint="cs"/>
           <w:cs/>
         </w:rPr>
-        <w:t>โปรไฟล์ผู้ใ</w:t>
-      </w:r>
-      <w:r>
-        <w:rPr>
-          <w:rFonts w:ascii="TH SarabunPSK" w:hAnsi="TH SarabunPSK" w:cs="TH SarabunPSK" w:hint="cs"/>
-          <w:cs/>
-        </w:rPr>
-        <w:t>ช้และผู้ดูแลระบบ</w:t>
-      </w:r>
-      <w:r>
-        <w:rPr>
-          <w:rFonts w:ascii="TH SarabunPSK" w:hAnsi="TH SarabunPSK" w:cs="TH SarabunPSK"/>
-          <w:cs/>
+        <w:t>สนับสนุนสตรีมเมอร์</w:t>
+      </w:r>
+      <w:r>
+        <w:rPr>
+          <w:rFonts w:ascii="TH SarabunPSK" w:hAnsi="TH SarabunPSK" w:cs="TH SarabunPSK"/>
         </w:rPr>
         <w:ptab w:relativeTo="margin" w:alignment="right" w:leader="dot"/>
       </w:r>
       <w:r>
         <w:rPr>
           <w:rFonts w:ascii="TH SarabunPSK" w:hAnsi="TH SarabunPSK" w:cs="TH SarabunPSK"/>
-          <w:cs/>
-        </w:rPr>
-        <w:t xml:space="preserve"> </w:t>
-      </w:r>
-      <w:r>
-        <w:rPr>
-          <w:rFonts w:ascii="TH SarabunPSK" w:hAnsi="TH SarabunPSK" w:cs="TH SarabunPSK" w:hint="cs"/>
-          <w:cs/>
-        </w:rPr>
-        <w:t>30</w:t>
+        </w:rPr>
+        <w:t>28</w:t>
       </w:r>
     </w:p>
     <w:p>
@@ -4212,6 +4675,7 @@
         <w:pStyle w:val="Thesis-Style"/>
         <w:rPr>
           <w:rFonts w:ascii="TH SarabunPSK" w:hAnsi="TH SarabunPSK" w:cs="TH SarabunPSK"/>
+          <w:cs/>
         </w:rPr>
       </w:pPr>
       <w:r>
@@ -4232,7 +4696,7 @@
         <w:rPr>
           <w:rFonts w:ascii="TH SarabunPSK" w:hAnsi="TH SarabunPSK" w:cs="TH SarabunPSK"/>
         </w:rPr>
-        <w:t>6</w:t>
+        <w:t>7</w:t>
       </w:r>
       <w:r>
         <w:rPr>
@@ -4253,19 +4717,27 @@
           <w:rFonts w:ascii="TH SarabunPSK" w:hAnsi="TH SarabunPSK" w:cs="TH SarabunPSK" w:hint="cs"/>
           <w:cs/>
         </w:rPr>
-        <w:t>โปรไฟล์สตรีมเมอร์</w:t>
-      </w:r>
-      <w:r>
-        <w:rPr>
-          <w:rFonts w:ascii="TH SarabunPSK" w:hAnsi="TH SarabunPSK" w:cs="TH SarabunPSK"/>
+        <w:t>ชำระเงิน</w:t>
+      </w:r>
+      <w:r>
+        <w:rPr>
+          <w:rFonts w:ascii="TH SarabunPSK" w:hAnsi="TH SarabunPSK" w:cs="TH SarabunPSK"/>
+          <w:cs/>
         </w:rPr>
         <w:ptab w:relativeTo="margin" w:alignment="right" w:leader="dot"/>
       </w:r>
       <w:r>
         <w:rPr>
           <w:rFonts w:ascii="TH SarabunPSK" w:hAnsi="TH SarabunPSK" w:cs="TH SarabunPSK"/>
-        </w:rPr>
-        <w:t>31</w:t>
+          <w:cs/>
+        </w:rPr>
+        <w:t xml:space="preserve"> </w:t>
+      </w:r>
+      <w:r>
+        <w:rPr>
+          <w:rFonts w:ascii="TH SarabunPSK" w:hAnsi="TH SarabunPSK" w:cs="TH SarabunPSK"/>
+        </w:rPr>
+        <w:t>29</w:t>
       </w:r>
     </w:p>
     <w:p>
@@ -4294,7 +4766,7 @@
         <w:rPr>
           <w:rFonts w:ascii="TH SarabunPSK" w:hAnsi="TH SarabunPSK" w:cs="TH SarabunPSK"/>
         </w:rPr>
-        <w:t>7</w:t>
+        <w:t>8</w:t>
       </w:r>
       <w:r>
         <w:rPr>
@@ -4315,27 +4787,19 @@
           <w:rFonts w:ascii="TH SarabunPSK" w:hAnsi="TH SarabunPSK" w:cs="TH SarabunPSK" w:hint="cs"/>
           <w:cs/>
         </w:rPr>
-        <w:t>ชำระเงิน</w:t>
-      </w:r>
-      <w:r>
-        <w:rPr>
-          <w:rFonts w:ascii="TH SarabunPSK" w:hAnsi="TH SarabunPSK" w:cs="TH SarabunPSK"/>
-          <w:cs/>
+        <w:t>แสดงผลของสตรีมเมอร์</w:t>
+      </w:r>
+      <w:r>
+        <w:rPr>
+          <w:rFonts w:ascii="TH SarabunPSK" w:hAnsi="TH SarabunPSK" w:cs="TH SarabunPSK"/>
         </w:rPr>
         <w:ptab w:relativeTo="margin" w:alignment="right" w:leader="dot"/>
       </w:r>
       <w:r>
         <w:rPr>
           <w:rFonts w:ascii="TH SarabunPSK" w:hAnsi="TH SarabunPSK" w:cs="TH SarabunPSK"/>
-          <w:cs/>
-        </w:rPr>
-        <w:t xml:space="preserve"> </w:t>
-      </w:r>
-      <w:r>
-        <w:rPr>
-          <w:rFonts w:ascii="TH SarabunPSK" w:hAnsi="TH SarabunPSK" w:cs="TH SarabunPSK"/>
-        </w:rPr>
-        <w:t>34</w:t>
+        </w:rPr>
+        <w:t>29</w:t>
       </w:r>
     </w:p>
     <w:p>
@@ -4364,7 +4828,7 @@
         <w:rPr>
           <w:rFonts w:ascii="TH SarabunPSK" w:hAnsi="TH SarabunPSK" w:cs="TH SarabunPSK"/>
         </w:rPr>
-        <w:t>8</w:t>
+        <w:t>9</w:t>
       </w:r>
       <w:r>
         <w:rPr>
@@ -4373,6 +4837,7 @@
         </w:rPr>
         <w:t xml:space="preserve"> </w:t>
       </w:r>
+      <w:bookmarkStart w:id="4" w:name="_Hlk193283884"/>
       <w:r>
         <w:rPr>
           <w:rFonts w:ascii="TH SarabunPSK" w:hAnsi="TH SarabunPSK" w:cs="TH SarabunPSK"/>
@@ -4385,19 +4850,28 @@
           <w:rFonts w:ascii="TH SarabunPSK" w:hAnsi="TH SarabunPSK" w:cs="TH SarabunPSK" w:hint="cs"/>
           <w:cs/>
         </w:rPr>
-        <w:t>แสดงผลของสตรีมเมอร์</w:t>
-      </w:r>
-      <w:r>
-        <w:rPr>
-          <w:rFonts w:ascii="TH SarabunPSK" w:hAnsi="TH SarabunPSK" w:cs="TH SarabunPSK"/>
+        <w:t>การเงินทั้งหมดของสตรีมเมอร์</w:t>
+      </w:r>
+      <w:bookmarkEnd w:id="4"/>
+      <w:r>
+        <w:rPr>
+          <w:rFonts w:ascii="TH SarabunPSK" w:hAnsi="TH SarabunPSK" w:cs="TH SarabunPSK"/>
+          <w:cs/>
         </w:rPr>
         <w:ptab w:relativeTo="margin" w:alignment="right" w:leader="dot"/>
       </w:r>
       <w:r>
         <w:rPr>
           <w:rFonts w:ascii="TH SarabunPSK" w:hAnsi="TH SarabunPSK" w:cs="TH SarabunPSK"/>
-        </w:rPr>
-        <w:t>35</w:t>
+          <w:cs/>
+        </w:rPr>
+        <w:t xml:space="preserve"> </w:t>
+      </w:r>
+      <w:r>
+        <w:rPr>
+          <w:rFonts w:ascii="TH SarabunPSK" w:hAnsi="TH SarabunPSK" w:cs="TH SarabunPSK"/>
+        </w:rPr>
+        <w:t>30</w:t>
       </w:r>
     </w:p>
     <w:p>
@@ -4418,15 +4892,8 @@
       <w:r>
         <w:rPr>
           <w:rFonts w:ascii="TH SarabunPSK" w:hAnsi="TH SarabunPSK" w:cs="TH SarabunPSK"/>
-          <w:cs/>
-        </w:rPr>
-        <w:t>1</w:t>
-      </w:r>
-      <w:r>
-        <w:rPr>
-          <w:rFonts w:ascii="TH SarabunPSK" w:hAnsi="TH SarabunPSK" w:cs="TH SarabunPSK"/>
-        </w:rPr>
-        <w:t>9</w:t>
+        </w:rPr>
+        <w:t>20</w:t>
       </w:r>
       <w:r>
         <w:rPr>
@@ -4435,6 +4902,7 @@
         </w:rPr>
         <w:t xml:space="preserve"> </w:t>
       </w:r>
+      <w:bookmarkStart w:id="5" w:name="_Hlk193283861"/>
       <w:r>
         <w:rPr>
           <w:rFonts w:ascii="TH SarabunPSK" w:hAnsi="TH SarabunPSK" w:cs="TH SarabunPSK"/>
@@ -4447,35 +4915,20 @@
           <w:rFonts w:ascii="TH SarabunPSK" w:hAnsi="TH SarabunPSK" w:cs="TH SarabunPSK" w:hint="cs"/>
           <w:cs/>
         </w:rPr>
-        <w:t>การเงินทั้งหมดของสตรีมเมอร์</w:t>
-      </w:r>
-      <w:r>
-        <w:rPr>
-          <w:rFonts w:ascii="TH SarabunPSK" w:hAnsi="TH SarabunPSK" w:cs="TH SarabunPSK"/>
-          <w:cs/>
+        <w:t>จัดการผู้ใช้และข้อมูลการเงินของผู้ดูแลระบบ</w:t>
+      </w:r>
+      <w:bookmarkEnd w:id="5"/>
+      <w:r>
+        <w:rPr>
+          <w:rFonts w:ascii="TH SarabunPSK" w:hAnsi="TH SarabunPSK" w:cs="TH SarabunPSK"/>
         </w:rPr>
         <w:ptab w:relativeTo="margin" w:alignment="right" w:leader="dot"/>
       </w:r>
       <w:r>
         <w:rPr>
           <w:rFonts w:ascii="TH SarabunPSK" w:hAnsi="TH SarabunPSK" w:cs="TH SarabunPSK"/>
-          <w:cs/>
-        </w:rPr>
-        <w:t xml:space="preserve"> </w:t>
-      </w:r>
-      <w:r>
-        <w:rPr>
-          <w:rFonts w:ascii="TH SarabunPSK" w:hAnsi="TH SarabunPSK" w:cs="TH SarabunPSK" w:hint="cs"/>
-          <w:cs/>
-        </w:rPr>
-        <w:t>3</w:t>
-      </w:r>
-      <w:r>
-        <w:rPr>
-          <w:rFonts w:ascii="TH SarabunPSK" w:hAnsi="TH SarabunPSK" w:cs="TH SarabunPSK" w:hint="cs"/>
-          <w:cs/>
-        </w:rPr>
-        <w:t>7</w:t>
+        </w:rPr>
+        <w:t>30</w:t>
       </w:r>
     </w:p>
     <w:p>
@@ -4497,7 +4950,13 @@
         <w:rPr>
           <w:rFonts w:ascii="TH SarabunPSK" w:hAnsi="TH SarabunPSK" w:cs="TH SarabunPSK"/>
         </w:rPr>
-        <w:t>20</w:t>
+        <w:t>2</w:t>
+      </w:r>
+      <w:r>
+        <w:rPr>
+          <w:rFonts w:ascii="TH SarabunPSK" w:hAnsi="TH SarabunPSK" w:cs="TH SarabunPSK"/>
+        </w:rPr>
+        <w:t>1</w:t>
       </w:r>
       <w:r>
         <w:rPr>
@@ -4506,7 +4965,6 @@
         </w:rPr>
         <w:t xml:space="preserve"> </w:t>
       </w:r>
-      <w:bookmarkStart w:id="0" w:name="_Hlk193283861"/>
       <w:r>
         <w:rPr>
           <w:rFonts w:ascii="TH SarabunPSK" w:hAnsi="TH SarabunPSK" w:cs="TH SarabunPSK"/>
@@ -4519,58 +4977,18 @@
           <w:rFonts w:ascii="TH SarabunPSK" w:hAnsi="TH SarabunPSK" w:cs="TH SarabunPSK" w:hint="cs"/>
           <w:cs/>
         </w:rPr>
-        <w:t>จัดการผู้ใช้และข้อมูลการเงินของผู้ดูแลระบบ</w:t>
-      </w:r>
-      <w:bookmarkEnd w:id="0"/>
-      <w:r>
-        <w:rPr>
-          <w:rFonts w:ascii="TH SarabunPSK" w:hAnsi="TH SarabunPSK" w:cs="TH SarabunPSK"/>
+        <w:t>จัดการผู้ใช้ของผู้ดูแลระบบ</w:t>
+      </w:r>
+      <w:r>
+        <w:rPr>
+          <w:rFonts w:ascii="TH SarabunPSK" w:hAnsi="TH SarabunPSK" w:cs="TH SarabunPSK"/>
+          <w:cs/>
         </w:rPr>
         <w:ptab w:relativeTo="margin" w:alignment="right" w:leader="dot"/>
       </w:r>
       <w:r>
         <w:rPr>
           <w:rFonts w:ascii="TH SarabunPSK" w:hAnsi="TH SarabunPSK" w:cs="TH SarabunPSK"/>
-        </w:rPr>
-        <w:t>3</w:t>
-      </w:r>
-      <w:r>
-        <w:rPr>
-          <w:rFonts w:ascii="TH SarabunPSK" w:hAnsi="TH SarabunPSK" w:cs="TH SarabunPSK"/>
-        </w:rPr>
-        <w:t>8</w:t>
-      </w:r>
-    </w:p>
-    <w:p>
-      <w:pPr>
-        <w:pStyle w:val="Thesis-Style"/>
-        <w:rPr>
-          <w:rFonts w:ascii="TH SarabunPSK" w:hAnsi="TH SarabunPSK" w:cs="TH SarabunPSK"/>
-          <w:cs/>
-        </w:rPr>
-      </w:pPr>
-      <w:r>
-        <w:rPr>
-          <w:rFonts w:ascii="TH SarabunPSK" w:hAnsi="TH SarabunPSK" w:cs="TH SarabunPSK"/>
-          <w:cs/>
-        </w:rPr>
-        <w:t>3.</w:t>
-      </w:r>
-      <w:r>
-        <w:rPr>
-          <w:rFonts w:ascii="TH SarabunPSK" w:hAnsi="TH SarabunPSK" w:cs="TH SarabunPSK"/>
-        </w:rPr>
-        <w:t>2</w:t>
-      </w:r>
-      <w:r>
-        <w:rPr>
-          <w:rFonts w:ascii="TH SarabunPSK" w:hAnsi="TH SarabunPSK" w:cs="TH SarabunPSK"/>
-        </w:rPr>
-        <w:t>1</w:t>
-      </w:r>
-      <w:r>
-        <w:rPr>
-          <w:rFonts w:ascii="TH SarabunPSK" w:hAnsi="TH SarabunPSK" w:cs="TH SarabunPSK"/>
           <w:cs/>
         </w:rPr>
         <w:t xml:space="preserve"> </w:t>
@@ -4578,37 +4996,8 @@
       <w:r>
         <w:rPr>
           <w:rFonts w:ascii="TH SarabunPSK" w:hAnsi="TH SarabunPSK" w:cs="TH SarabunPSK"/>
-          <w:cs/>
-        </w:rPr>
-        <w:t>หน้าจอ</w:t>
-      </w:r>
-      <w:r>
-        <w:rPr>
-          <w:rFonts w:ascii="TH SarabunPSK" w:hAnsi="TH SarabunPSK" w:cs="TH SarabunPSK" w:hint="cs"/>
-          <w:cs/>
-        </w:rPr>
-        <w:t>จัดการผู้ใช้ของผู้ดูแลระบบ</w:t>
-      </w:r>
-      <w:r>
-        <w:rPr>
-          <w:rFonts w:ascii="TH SarabunPSK" w:hAnsi="TH SarabunPSK" w:cs="TH SarabunPSK"/>
-          <w:cs/>
-        </w:rPr>
-        <w:ptab w:relativeTo="margin" w:alignment="right" w:leader="dot"/>
-      </w:r>
-      <w:r>
-        <w:rPr>
-          <w:rFonts w:ascii="TH SarabunPSK" w:hAnsi="TH SarabunPSK" w:cs="TH SarabunPSK"/>
-          <w:cs/>
-        </w:rPr>
-        <w:t xml:space="preserve"> </w:t>
-      </w:r>
-      <w:r>
-        <w:rPr>
-          <w:rFonts w:ascii="TH SarabunPSK" w:hAnsi="TH SarabunPSK" w:cs="TH SarabunPSK" w:hint="cs"/>
-          <w:cs/>
-        </w:rPr>
-        <w:t>38</w:t>
+        </w:rPr>
+        <w:t>31</w:t>
       </w:r>
     </w:p>
     <w:sectPr>
@@ -4626,7 +5015,7 @@
 </file>
 
 <file path=word/endnotes.xml><?xml version="1.0" encoding="utf-8"?>
-<w:endnotes xmlns:wpc="http://schemas.microsoft.com/office/word/2010/wordprocessingCanvas" xmlns:cx="http://schemas.microsoft.com/office/drawing/2014/chartex" xmlns:cx1="http://schemas.microsoft.com/office/drawing/2015/9/8/chartex" xmlns:cx2="http://schemas.microsoft.com/office/drawing/2015/10/21/chartex" xmlns:cx3="http://schemas.microsoft.com/office/drawing/2016/5/9/chartex" xmlns:cx4="http://schemas.microsoft.com/office/drawing/2016/5/10/chartex" xmlns:cx5="http://schemas.microsoft.com/office/drawing/2016/5/11/chartex" xmlns:cx6="http://schemas.microsoft.com/office/drawing/2016/5/12/chartex" xmlns:cx7="http://schemas.microsoft.com/office/drawing/2016/5/13/chartex" xmlns:cx8="http://schemas.microsoft.com/office/drawing/2016/5/14/chartex" xmlns:mc="http://schemas.openxmlformats.org/markup-compatibility/2006" xmlns:aink="http://schemas.microsoft.com/office/drawing/2016/ink" xmlns:am3d="http://schemas.microsoft.com/office/drawing/2017/model3d" xmlns:o="urn:schemas-microsoft-com:office:office" xmlns:oel="http://schemas.microsoft.com/office/2019/extlst" xmlns:r="http://schemas.openxmlformats.org/officeDocument/2006/relationships" xmlns:m="http://schemas.openxmlformats.org/officeDocument/2006/math" xmlns:v="urn:schemas-microsoft-com:vml" xmlns:wp14="http://schemas.microsoft.com/office/word/2010/wordprocessingDrawing" xmlns:wp="http://schemas.openxmlformats.org/drawingml/2006/wordprocessingDrawing" xmlns:w10="urn:schemas-microsoft-com:office:word" xmlns:w="http://schemas.openxmlformats.org/wordprocessingml/2006/main" xmlns:w14="http://schemas.microsoft.com/office/word/2010/wordml" xmlns:w15="http://schemas.microsoft.com/office/word/2012/wordml" xmlns:w16cex="http://schemas.microsoft.com/office/word/2018/wordml/cex" xmlns:w16cid="http://schemas.microsoft.com/office/word/2016/wordml/cid" xmlns:w16="http://schemas.microsoft.com/office/word/2018/wordml" xmlns:w16du="http://schemas.microsoft.com/office/word/2023/wordml/word16du" xmlns:w16sdtdh="http://schemas.microsoft.com/office/word/2020/wordml/sdtdatahash" xmlns:w16sdtfl="http://schemas.microsoft.com/office/word/2024/wordml/sdtformatlock" xmlns:w16se="http://schemas.microsoft.com/office/word/2015/wordml/symex" xmlns:wpg="http://schemas.microsoft.com/office/word/2010/wordprocessingGroup" xmlns:wpi="http://schemas.microsoft.com/office/word/2010/wordprocessingInk" xmlns:wne="http://schemas.microsoft.com/office/word/2006/wordml" xmlns:wps="http://schemas.microsoft.com/office/word/2010/wordprocessingShape" mc:Ignorable="w14 w15 w16se w16cid w16 w16cex w16sdtdh w16sdtfl w16du wp14">
+<w:endnotes xmlns:wpc="http://schemas.microsoft.com/office/word/2010/wordprocessingCanvas" xmlns:cx="http://schemas.microsoft.com/office/drawing/2014/chartex" xmlns:cx1="http://schemas.microsoft.com/office/drawing/2015/9/8/chartex" xmlns:cx2="http://schemas.microsoft.com/office/drawing/2015/10/21/chartex" xmlns:cx3="http://schemas.microsoft.com/office/drawing/2016/5/9/chartex" xmlns:cx4="http://schemas.microsoft.com/office/drawing/2016/5/10/chartex" xmlns:cx5="http://schemas.microsoft.com/office/drawing/2016/5/11/chartex" xmlns:cx6="http://schemas.microsoft.com/office/drawing/2016/5/12/chartex" xmlns:cx7="http://schemas.microsoft.com/office/drawing/2016/5/13/chartex" xmlns:cx8="http://schemas.microsoft.com/office/drawing/2016/5/14/chartex" xmlns:mc="http://schemas.openxmlformats.org/markup-compatibility/2006" xmlns:aink="http://schemas.microsoft.com/office/drawing/2016/ink" xmlns:am3d="http://schemas.microsoft.com/office/drawing/2017/model3d" xmlns:o="urn:schemas-microsoft-com:office:office" xmlns:oel="http://schemas.microsoft.com/office/2019/extlst" xmlns:r="http://schemas.openxmlformats.org/officeDocument/2006/relationships" xmlns:m="http://schemas.openxmlformats.org/officeDocument/2006/math" xmlns:v="urn:schemas-microsoft-com:vml" xmlns:wp14="http://schemas.microsoft.com/office/word/2010/wordprocessingDrawing" xmlns:wp="http://schemas.openxmlformats.org/drawingml/2006/wordprocessingDrawing" xmlns:w10="urn:schemas-microsoft-com:office:word" xmlns:w="http://schemas.openxmlformats.org/wordprocessingml/2006/main" xmlns:w14="http://schemas.microsoft.com/office/word/2010/wordml" xmlns:w15="http://schemas.microsoft.com/office/word/2012/wordml" xmlns:w16cex="http://schemas.microsoft.com/office/word/2018/wordml/cex" xmlns:w16cid="http://schemas.microsoft.com/office/word/2016/wordml/cid" xmlns:w16="http://schemas.microsoft.com/office/word/2018/wordml" xmlns:w16sdtdh="http://schemas.microsoft.com/office/word/2020/wordml/sdtdatahash" xmlns:w16se="http://schemas.microsoft.com/office/word/2015/wordml/symex" xmlns:wpg="http://schemas.microsoft.com/office/word/2010/wordprocessingGroup" xmlns:wpi="http://schemas.microsoft.com/office/word/2010/wordprocessingInk" xmlns:wne="http://schemas.microsoft.com/office/word/2006/wordml" xmlns:wps="http://schemas.microsoft.com/office/word/2010/wordprocessingShape" mc:Ignorable="w14 w15 w16se w16cid w16 w16cex w16sdtdh wp14">
   <w:endnote w:type="separator" w:id="-1">
     <w:p>
       <w:pPr>
@@ -4651,7 +5040,7 @@
 </file>
 
 <file path=word/footnotes.xml><?xml version="1.0" encoding="utf-8"?>
-<w:footnotes xmlns:wpc="http://schemas.microsoft.com/office/word/2010/wordprocessingCanvas" xmlns:cx="http://schemas.microsoft.com/office/drawing/2014/chartex" xmlns:cx1="http://schemas.microsoft.com/office/drawing/2015/9/8/chartex" xmlns:cx2="http://schemas.microsoft.com/office/drawing/2015/10/21/chartex" xmlns:cx3="http://schemas.microsoft.com/office/drawing/2016/5/9/chartex" xmlns:cx4="http://schemas.microsoft.com/office/drawing/2016/5/10/chartex" xmlns:cx5="http://schemas.microsoft.com/office/drawing/2016/5/11/chartex" xmlns:cx6="http://schemas.microsoft.com/office/drawing/2016/5/12/chartex" xmlns:cx7="http://schemas.microsoft.com/office/drawing/2016/5/13/chartex" xmlns:cx8="http://schemas.microsoft.com/office/drawing/2016/5/14/chartex" xmlns:mc="http://schemas.openxmlformats.org/markup-compatibility/2006" xmlns:aink="http://schemas.microsoft.com/office/drawing/2016/ink" xmlns:am3d="http://schemas.microsoft.com/office/drawing/2017/model3d" xmlns:o="urn:schemas-microsoft-com:office:office" xmlns:oel="http://schemas.microsoft.com/office/2019/extlst" xmlns:r="http://schemas.openxmlformats.org/officeDocument/2006/relationships" xmlns:m="http://schemas.openxmlformats.org/officeDocument/2006/math" xmlns:v="urn:schemas-microsoft-com:vml" xmlns:wp14="http://schemas.microsoft.com/office/word/2010/wordprocessingDrawing" xmlns:wp="http://schemas.openxmlformats.org/drawingml/2006/wordprocessingDrawing" xmlns:w10="urn:schemas-microsoft-com:office:word" xmlns:w="http://schemas.openxmlformats.org/wordprocessingml/2006/main" xmlns:w14="http://schemas.microsoft.com/office/word/2010/wordml" xmlns:w15="http://schemas.microsoft.com/office/word/2012/wordml" xmlns:w16cex="http://schemas.microsoft.com/office/word/2018/wordml/cex" xmlns:w16cid="http://schemas.microsoft.com/office/word/2016/wordml/cid" xmlns:w16="http://schemas.microsoft.com/office/word/2018/wordml" xmlns:w16du="http://schemas.microsoft.com/office/word/2023/wordml/word16du" xmlns:w16sdtdh="http://schemas.microsoft.com/office/word/2020/wordml/sdtdatahash" xmlns:w16sdtfl="http://schemas.microsoft.com/office/word/2024/wordml/sdtformatlock" xmlns:w16se="http://schemas.microsoft.com/office/word/2015/wordml/symex" xmlns:wpg="http://schemas.microsoft.com/office/word/2010/wordprocessingGroup" xmlns:wpi="http://schemas.microsoft.com/office/word/2010/wordprocessingInk" xmlns:wne="http://schemas.microsoft.com/office/word/2006/wordml" xmlns:wps="http://schemas.microsoft.com/office/word/2010/wordprocessingShape" mc:Ignorable="w14 w15 w16se w16cid w16 w16cex w16sdtdh w16sdtfl w16du wp14">
+<w:footnotes xmlns:wpc="http://schemas.microsoft.com/office/word/2010/wordprocessingCanvas" xmlns:cx="http://schemas.microsoft.com/office/drawing/2014/chartex" xmlns:cx1="http://schemas.microsoft.com/office/drawing/2015/9/8/chartex" xmlns:cx2="http://schemas.microsoft.com/office/drawing/2015/10/21/chartex" xmlns:cx3="http://schemas.microsoft.com/office/drawing/2016/5/9/chartex" xmlns:cx4="http://schemas.microsoft.com/office/drawing/2016/5/10/chartex" xmlns:cx5="http://schemas.microsoft.com/office/drawing/2016/5/11/chartex" xmlns:cx6="http://schemas.microsoft.com/office/drawing/2016/5/12/chartex" xmlns:cx7="http://schemas.microsoft.com/office/drawing/2016/5/13/chartex" xmlns:cx8="http://schemas.microsoft.com/office/drawing/2016/5/14/chartex" xmlns:mc="http://schemas.openxmlformats.org/markup-compatibility/2006" xmlns:aink="http://schemas.microsoft.com/office/drawing/2016/ink" xmlns:am3d="http://schemas.microsoft.com/office/drawing/2017/model3d" xmlns:o="urn:schemas-microsoft-com:office:office" xmlns:oel="http://schemas.microsoft.com/office/2019/extlst" xmlns:r="http://schemas.openxmlformats.org/officeDocument/2006/relationships" xmlns:m="http://schemas.openxmlformats.org/officeDocument/2006/math" xmlns:v="urn:schemas-microsoft-com:vml" xmlns:wp14="http://schemas.microsoft.com/office/word/2010/wordprocessingDrawing" xmlns:wp="http://schemas.openxmlformats.org/drawingml/2006/wordprocessingDrawing" xmlns:w10="urn:schemas-microsoft-com:office:word" xmlns:w="http://schemas.openxmlformats.org/wordprocessingml/2006/main" xmlns:w14="http://schemas.microsoft.com/office/word/2010/wordml" xmlns:w15="http://schemas.microsoft.com/office/word/2012/wordml" xmlns:w16cex="http://schemas.microsoft.com/office/word/2018/wordml/cex" xmlns:w16cid="http://schemas.microsoft.com/office/word/2016/wordml/cid" xmlns:w16="http://schemas.microsoft.com/office/word/2018/wordml" xmlns:w16sdtdh="http://schemas.microsoft.com/office/word/2020/wordml/sdtdatahash" xmlns:w16se="http://schemas.microsoft.com/office/word/2015/wordml/symex" xmlns:wpg="http://schemas.microsoft.com/office/word/2010/wordprocessingGroup" xmlns:wpi="http://schemas.microsoft.com/office/word/2010/wordprocessingInk" xmlns:wne="http://schemas.microsoft.com/office/word/2006/wordml" xmlns:wps="http://schemas.microsoft.com/office/word/2010/wordprocessingShape" mc:Ignorable="w14 w15 w16se w16cid w16 w16cex w16sdtdh wp14">
   <w:footnote w:type="separator" w:id="-1">
     <w:p>
       <w:pPr>
@@ -4676,7 +5065,7 @@
 </file>
 
 <file path=word/header1.xml><?xml version="1.0" encoding="utf-8"?>
-<w:hdr xmlns:wpc="http://schemas.microsoft.com/office/word/2010/wordprocessingCanvas" xmlns:cx="http://schemas.microsoft.com/office/drawing/2014/chartex" xmlns:cx1="http://schemas.microsoft.com/office/drawing/2015/9/8/chartex" xmlns:cx2="http://schemas.microsoft.com/office/drawing/2015/10/21/chartex" xmlns:cx3="http://schemas.microsoft.com/office/drawing/2016/5/9/chartex" xmlns:cx4="http://schemas.microsoft.com/office/drawing/2016/5/10/chartex" xmlns:cx5="http://schemas.microsoft.com/office/drawing/2016/5/11/chartex" xmlns:cx6="http://schemas.microsoft.com/office/drawing/2016/5/12/chartex" xmlns:cx7="http://schemas.microsoft.com/office/drawing/2016/5/13/chartex" xmlns:cx8="http://schemas.microsoft.com/office/drawing/2016/5/14/chartex" xmlns:mc="http://schemas.openxmlformats.org/markup-compatibility/2006" xmlns:aink="http://schemas.microsoft.com/office/drawing/2016/ink" xmlns:am3d="http://schemas.microsoft.com/office/drawing/2017/model3d" xmlns:o="urn:schemas-microsoft-com:office:office" xmlns:oel="http://schemas.microsoft.com/office/2019/extlst" xmlns:r="http://schemas.openxmlformats.org/officeDocument/2006/relationships" xmlns:m="http://schemas.openxmlformats.org/officeDocument/2006/math" xmlns:v="urn:schemas-microsoft-com:vml" xmlns:wp14="http://schemas.microsoft.com/office/word/2010/wordprocessingDrawing" xmlns:wp="http://schemas.openxmlformats.org/drawingml/2006/wordprocessingDrawing" xmlns:w10="urn:schemas-microsoft-com:office:word" xmlns:w="http://schemas.openxmlformats.org/wordprocessingml/2006/main" xmlns:w14="http://schemas.microsoft.com/office/word/2010/wordml" xmlns:w15="http://schemas.microsoft.com/office/word/2012/wordml" xmlns:w16cex="http://schemas.microsoft.com/office/word/2018/wordml/cex" xmlns:w16cid="http://schemas.microsoft.com/office/word/2016/wordml/cid" xmlns:w16="http://schemas.microsoft.com/office/word/2018/wordml" xmlns:w16du="http://schemas.microsoft.com/office/word/2023/wordml/word16du" xmlns:w16sdtdh="http://schemas.microsoft.com/office/word/2020/wordml/sdtdatahash" xmlns:w16sdtfl="http://schemas.microsoft.com/office/word/2024/wordml/sdtformatlock" xmlns:w16se="http://schemas.microsoft.com/office/word/2015/wordml/symex" xmlns:wpg="http://schemas.microsoft.com/office/word/2010/wordprocessingGroup" xmlns:wpi="http://schemas.microsoft.com/office/word/2010/wordprocessingInk" xmlns:wne="http://schemas.microsoft.com/office/word/2006/wordml" xmlns:wps="http://schemas.microsoft.com/office/word/2010/wordprocessingShape" mc:Ignorable="w14 w15 w16se w16cid w16 w16cex w16sdtdh w16sdtfl w16du wp14">
+<w:hdr xmlns:wpc="http://schemas.microsoft.com/office/word/2010/wordprocessingCanvas" xmlns:cx="http://schemas.microsoft.com/office/drawing/2014/chartex" xmlns:cx1="http://schemas.microsoft.com/office/drawing/2015/9/8/chartex" xmlns:cx2="http://schemas.microsoft.com/office/drawing/2015/10/21/chartex" xmlns:cx3="http://schemas.microsoft.com/office/drawing/2016/5/9/chartex" xmlns:cx4="http://schemas.microsoft.com/office/drawing/2016/5/10/chartex" xmlns:cx5="http://schemas.microsoft.com/office/drawing/2016/5/11/chartex" xmlns:cx6="http://schemas.microsoft.com/office/drawing/2016/5/12/chartex" xmlns:cx7="http://schemas.microsoft.com/office/drawing/2016/5/13/chartex" xmlns:cx8="http://schemas.microsoft.com/office/drawing/2016/5/14/chartex" xmlns:mc="http://schemas.openxmlformats.org/markup-compatibility/2006" xmlns:aink="http://schemas.microsoft.com/office/drawing/2016/ink" xmlns:am3d="http://schemas.microsoft.com/office/drawing/2017/model3d" xmlns:o="urn:schemas-microsoft-com:office:office" xmlns:oel="http://schemas.microsoft.com/office/2019/extlst" xmlns:r="http://schemas.openxmlformats.org/officeDocument/2006/relationships" xmlns:m="http://schemas.openxmlformats.org/officeDocument/2006/math" xmlns:v="urn:schemas-microsoft-com:vml" xmlns:wp14="http://schemas.microsoft.com/office/word/2010/wordprocessingDrawing" xmlns:wp="http://schemas.openxmlformats.org/drawingml/2006/wordprocessingDrawing" xmlns:w10="urn:schemas-microsoft-com:office:word" xmlns:w="http://schemas.openxmlformats.org/wordprocessingml/2006/main" xmlns:w14="http://schemas.microsoft.com/office/word/2010/wordml" xmlns:w15="http://schemas.microsoft.com/office/word/2012/wordml" xmlns:w16cex="http://schemas.microsoft.com/office/word/2018/wordml/cex" xmlns:w16cid="http://schemas.microsoft.com/office/word/2016/wordml/cid" xmlns:w16="http://schemas.microsoft.com/office/word/2018/wordml" xmlns:w16sdtdh="http://schemas.microsoft.com/office/word/2020/wordml/sdtdatahash" xmlns:w16se="http://schemas.microsoft.com/office/word/2015/wordml/symex" xmlns:wpg="http://schemas.microsoft.com/office/word/2010/wordprocessingGroup" xmlns:wpi="http://schemas.microsoft.com/office/word/2010/wordprocessingInk" xmlns:wne="http://schemas.microsoft.com/office/word/2006/wordml" xmlns:wps="http://schemas.microsoft.com/office/word/2010/wordprocessingShape" mc:Ignorable="w14 w15 w16se w16cid w16 w16cex w16sdtdh wp14">
   <w:sdt>
     <w:sdtPr>
       <w:id w:val="-1438433316"/>
@@ -4721,7 +5110,7 @@
 </file>
 
 <file path=word/header2.xml><?xml version="1.0" encoding="utf-8"?>
-<w:hdr xmlns:wpc="http://schemas.microsoft.com/office/word/2010/wordprocessingCanvas" xmlns:cx="http://schemas.microsoft.com/office/drawing/2014/chartex" xmlns:cx1="http://schemas.microsoft.com/office/drawing/2015/9/8/chartex" xmlns:cx2="http://schemas.microsoft.com/office/drawing/2015/10/21/chartex" xmlns:cx3="http://schemas.microsoft.com/office/drawing/2016/5/9/chartex" xmlns:cx4="http://schemas.microsoft.com/office/drawing/2016/5/10/chartex" xmlns:cx5="http://schemas.microsoft.com/office/drawing/2016/5/11/chartex" xmlns:cx6="http://schemas.microsoft.com/office/drawing/2016/5/12/chartex" xmlns:cx7="http://schemas.microsoft.com/office/drawing/2016/5/13/chartex" xmlns:cx8="http://schemas.microsoft.com/office/drawing/2016/5/14/chartex" xmlns:mc="http://schemas.openxmlformats.org/markup-compatibility/2006" xmlns:aink="http://schemas.microsoft.com/office/drawing/2016/ink" xmlns:am3d="http://schemas.microsoft.com/office/drawing/2017/model3d" xmlns:o="urn:schemas-microsoft-com:office:office" xmlns:oel="http://schemas.microsoft.com/office/2019/extlst" xmlns:r="http://schemas.openxmlformats.org/officeDocument/2006/relationships" xmlns:m="http://schemas.openxmlformats.org/officeDocument/2006/math" xmlns:v="urn:schemas-microsoft-com:vml" xmlns:wp14="http://schemas.microsoft.com/office/word/2010/wordprocessingDrawing" xmlns:wp="http://schemas.openxmlformats.org/drawingml/2006/wordprocessingDrawing" xmlns:w10="urn:schemas-microsoft-com:office:word" xmlns:w="http://schemas.openxmlformats.org/wordprocessingml/2006/main" xmlns:w14="http://schemas.microsoft.com/office/word/2010/wordml" xmlns:w15="http://schemas.microsoft.com/office/word/2012/wordml" xmlns:w16cex="http://schemas.microsoft.com/office/word/2018/wordml/cex" xmlns:w16cid="http://schemas.microsoft.com/office/word/2016/wordml/cid" xmlns:w16="http://schemas.microsoft.com/office/word/2018/wordml" xmlns:w16du="http://schemas.microsoft.com/office/word/2023/wordml/word16du" xmlns:w16sdtdh="http://schemas.microsoft.com/office/word/2020/wordml/sdtdatahash" xmlns:w16sdtfl="http://schemas.microsoft.com/office/word/2024/wordml/sdtformatlock" xmlns:w16se="http://schemas.microsoft.com/office/word/2015/wordml/symex" xmlns:wpg="http://schemas.microsoft.com/office/word/2010/wordprocessingGroup" xmlns:wpi="http://schemas.microsoft.com/office/word/2010/wordprocessingInk" xmlns:wne="http://schemas.microsoft.com/office/word/2006/wordml" xmlns:wps="http://schemas.microsoft.com/office/word/2010/wordprocessingShape" mc:Ignorable="w14 w15 w16se w16cid w16 w16cex w16sdtdh w16sdtfl w16du wp14">
+<w:hdr xmlns:wpc="http://schemas.microsoft.com/office/word/2010/wordprocessingCanvas" xmlns:cx="http://schemas.microsoft.com/office/drawing/2014/chartex" xmlns:cx1="http://schemas.microsoft.com/office/drawing/2015/9/8/chartex" xmlns:cx2="http://schemas.microsoft.com/office/drawing/2015/10/21/chartex" xmlns:cx3="http://schemas.microsoft.com/office/drawing/2016/5/9/chartex" xmlns:cx4="http://schemas.microsoft.com/office/drawing/2016/5/10/chartex" xmlns:cx5="http://schemas.microsoft.com/office/drawing/2016/5/11/chartex" xmlns:cx6="http://schemas.microsoft.com/office/drawing/2016/5/12/chartex" xmlns:cx7="http://schemas.microsoft.com/office/drawing/2016/5/13/chartex" xmlns:cx8="http://schemas.microsoft.com/office/drawing/2016/5/14/chartex" xmlns:mc="http://schemas.openxmlformats.org/markup-compatibility/2006" xmlns:aink="http://schemas.microsoft.com/office/drawing/2016/ink" xmlns:am3d="http://schemas.microsoft.com/office/drawing/2017/model3d" xmlns:o="urn:schemas-microsoft-com:office:office" xmlns:oel="http://schemas.microsoft.com/office/2019/extlst" xmlns:r="http://schemas.openxmlformats.org/officeDocument/2006/relationships" xmlns:m="http://schemas.openxmlformats.org/officeDocument/2006/math" xmlns:v="urn:schemas-microsoft-com:vml" xmlns:wp14="http://schemas.microsoft.com/office/word/2010/wordprocessingDrawing" xmlns:wp="http://schemas.openxmlformats.org/drawingml/2006/wordprocessingDrawing" xmlns:w10="urn:schemas-microsoft-com:office:word" xmlns:w="http://schemas.openxmlformats.org/wordprocessingml/2006/main" xmlns:w14="http://schemas.microsoft.com/office/word/2010/wordml" xmlns:w15="http://schemas.microsoft.com/office/word/2012/wordml" xmlns:w16cex="http://schemas.microsoft.com/office/word/2018/wordml/cex" xmlns:w16cid="http://schemas.microsoft.com/office/word/2016/wordml/cid" xmlns:w16="http://schemas.microsoft.com/office/word/2018/wordml" xmlns:w16sdtdh="http://schemas.microsoft.com/office/word/2020/wordml/sdtdatahash" xmlns:w16se="http://schemas.microsoft.com/office/word/2015/wordml/symex" xmlns:wpg="http://schemas.microsoft.com/office/word/2010/wordprocessingGroup" xmlns:wpi="http://schemas.microsoft.com/office/word/2010/wordprocessingInk" xmlns:wne="http://schemas.microsoft.com/office/word/2006/wordml" xmlns:wps="http://schemas.microsoft.com/office/word/2010/wordprocessingShape" mc:Ignorable="w14 w15 w16se w16cid w16 w16cex w16sdtdh wp14">
   <w:sdt>
     <w:sdtPr>
       <w:id w:val="1779371011"/>
@@ -4801,7 +5190,7 @@
 </file>
 
 <file path=word/numbering.xml><?xml version="1.0" encoding="utf-8"?>
-<w:numbering xmlns:wpc="http://schemas.microsoft.com/office/word/2010/wordprocessingCanvas" xmlns:cx="http://schemas.microsoft.com/office/drawing/2014/chartex" xmlns:cx1="http://schemas.microsoft.com/office/drawing/2015/9/8/chartex" xmlns:cx2="http://schemas.microsoft.com/office/drawing/2015/10/21/chartex" xmlns:cx3="http://schemas.microsoft.com/office/drawing/2016/5/9/chartex" xmlns:cx4="http://schemas.microsoft.com/office/drawing/2016/5/10/chartex" xmlns:cx5="http://schemas.microsoft.com/office/drawing/2016/5/11/chartex" xmlns:cx6="http://schemas.microsoft.com/office/drawing/2016/5/12/chartex" xmlns:cx7="http://schemas.microsoft.com/office/drawing/2016/5/13/chartex" xmlns:cx8="http://schemas.microsoft.com/office/drawing/2016/5/14/chartex" xmlns:mc="http://schemas.openxmlformats.org/markup-compatibility/2006" xmlns:aink="http://schemas.microsoft.com/office/drawing/2016/ink" xmlns:am3d="http://schemas.microsoft.com/office/drawing/2017/model3d" xmlns:o="urn:schemas-microsoft-com:office:office" xmlns:oel="http://schemas.microsoft.com/office/2019/extlst" xmlns:r="http://schemas.openxmlformats.org/officeDocument/2006/relationships" xmlns:m="http://schemas.openxmlformats.org/officeDocument/2006/math" xmlns:v="urn:schemas-microsoft-com:vml" xmlns:wp14="http://schemas.microsoft.com/office/word/2010/wordprocessingDrawing" xmlns:wp="http://schemas.openxmlformats.org/drawingml/2006/wordprocessingDrawing" xmlns:w10="urn:schemas-microsoft-com:office:word" xmlns:w="http://schemas.openxmlformats.org/wordprocessingml/2006/main" xmlns:w14="http://schemas.microsoft.com/office/word/2010/wordml" xmlns:w15="http://schemas.microsoft.com/office/word/2012/wordml" xmlns:w16cex="http://schemas.microsoft.com/office/word/2018/wordml/cex" xmlns:w16cid="http://schemas.microsoft.com/office/word/2016/wordml/cid" xmlns:w16="http://schemas.microsoft.com/office/word/2018/wordml" xmlns:w16du="http://schemas.microsoft.com/office/word/2023/wordml/word16du" xmlns:w16sdtdh="http://schemas.microsoft.com/office/word/2020/wordml/sdtdatahash" xmlns:w16sdtfl="http://schemas.microsoft.com/office/word/2024/wordml/sdtformatlock" xmlns:w16se="http://schemas.microsoft.com/office/word/2015/wordml/symex" xmlns:wpg="http://schemas.microsoft.com/office/word/2010/wordprocessingGroup" xmlns:wpi="http://schemas.microsoft.com/office/word/2010/wordprocessingInk" xmlns:wne="http://schemas.microsoft.com/office/word/2006/wordml" xmlns:wps="http://schemas.microsoft.com/office/word/2010/wordprocessingShape" mc:Ignorable="w14 w15 w16se w16cid w16 w16cex w16sdtdh w16sdtfl w16du wp14">
+<w:numbering xmlns:wpc="http://schemas.microsoft.com/office/word/2010/wordprocessingCanvas" xmlns:cx="http://schemas.microsoft.com/office/drawing/2014/chartex" xmlns:cx1="http://schemas.microsoft.com/office/drawing/2015/9/8/chartex" xmlns:cx2="http://schemas.microsoft.com/office/drawing/2015/10/21/chartex" xmlns:cx3="http://schemas.microsoft.com/office/drawing/2016/5/9/chartex" xmlns:cx4="http://schemas.microsoft.com/office/drawing/2016/5/10/chartex" xmlns:cx5="http://schemas.microsoft.com/office/drawing/2016/5/11/chartex" xmlns:cx6="http://schemas.microsoft.com/office/drawing/2016/5/12/chartex" xmlns:cx7="http://schemas.microsoft.com/office/drawing/2016/5/13/chartex" xmlns:cx8="http://schemas.microsoft.com/office/drawing/2016/5/14/chartex" xmlns:mc="http://schemas.openxmlformats.org/markup-compatibility/2006" xmlns:aink="http://schemas.microsoft.com/office/drawing/2016/ink" xmlns:am3d="http://schemas.microsoft.com/office/drawing/2017/model3d" xmlns:o="urn:schemas-microsoft-com:office:office" xmlns:oel="http://schemas.microsoft.com/office/2019/extlst" xmlns:r="http://schemas.openxmlformats.org/officeDocument/2006/relationships" xmlns:m="http://schemas.openxmlformats.org/officeDocument/2006/math" xmlns:v="urn:schemas-microsoft-com:vml" xmlns:wp14="http://schemas.microsoft.com/office/word/2010/wordprocessingDrawing" xmlns:wp="http://schemas.openxmlformats.org/drawingml/2006/wordprocessingDrawing" xmlns:w10="urn:schemas-microsoft-com:office:word" xmlns:w="http://schemas.openxmlformats.org/wordprocessingml/2006/main" xmlns:w14="http://schemas.microsoft.com/office/word/2010/wordml" xmlns:w15="http://schemas.microsoft.com/office/word/2012/wordml" xmlns:w16cex="http://schemas.microsoft.com/office/word/2018/wordml/cex" xmlns:w16cid="http://schemas.microsoft.com/office/word/2016/wordml/cid" xmlns:w16="http://schemas.microsoft.com/office/word/2018/wordml" xmlns:w16sdtdh="http://schemas.microsoft.com/office/word/2020/wordml/sdtdatahash" xmlns:w16se="http://schemas.microsoft.com/office/word/2015/wordml/symex" xmlns:wpg="http://schemas.microsoft.com/office/word/2010/wordprocessingGroup" xmlns:wpi="http://schemas.microsoft.com/office/word/2010/wordprocessingInk" xmlns:wne="http://schemas.microsoft.com/office/word/2006/wordml" xmlns:wps="http://schemas.microsoft.com/office/word/2010/wordprocessingShape" mc:Ignorable="w14 w15 w16se w16cid w16 w16cex w16sdtdh wp14">
   <w:abstractNum w:abstractNumId="0" w15:restartNumberingAfterBreak="0">
     <w:nsid w:val="2A826B2B"/>
     <w:multiLevelType w:val="hybridMultilevel"/>
@@ -5382,7 +5771,7 @@
 </file>
 
 <file path=word/styles.xml><?xml version="1.0" encoding="utf-8"?>
-<w:styles xmlns:mc="http://schemas.openxmlformats.org/markup-compatibility/2006" xmlns:r="http://schemas.openxmlformats.org/officeDocument/2006/relationships" xmlns:w="http://schemas.openxmlformats.org/wordprocessingml/2006/main" xmlns:w14="http://schemas.microsoft.com/office/word/2010/wordml" xmlns:w15="http://schemas.microsoft.com/office/word/2012/wordml" xmlns:w16cex="http://schemas.microsoft.com/office/word/2018/wordml/cex" xmlns:w16cid="http://schemas.microsoft.com/office/word/2016/wordml/cid" xmlns:w16="http://schemas.microsoft.com/office/word/2018/wordml" xmlns:w16du="http://schemas.microsoft.com/office/word/2023/wordml/word16du" xmlns:w16sdtdh="http://schemas.microsoft.com/office/word/2020/wordml/sdtdatahash" xmlns:w16sdtfl="http://schemas.microsoft.com/office/word/2024/wordml/sdtformatlock" xmlns:w16se="http://schemas.microsoft.com/office/word/2015/wordml/symex" mc:Ignorable="w14 w15 w16se w16cid w16 w16cex w16sdtdh w16sdtfl w16du">
+<w:styles xmlns:mc="http://schemas.openxmlformats.org/markup-compatibility/2006" xmlns:r="http://schemas.openxmlformats.org/officeDocument/2006/relationships" xmlns:w="http://schemas.openxmlformats.org/wordprocessingml/2006/main" xmlns:w14="http://schemas.microsoft.com/office/word/2010/wordml" xmlns:w15="http://schemas.microsoft.com/office/word/2012/wordml" xmlns:w16cex="http://schemas.microsoft.com/office/word/2018/wordml/cex" xmlns:w16cid="http://schemas.microsoft.com/office/word/2016/wordml/cid" xmlns:w16="http://schemas.microsoft.com/office/word/2018/wordml" xmlns:w16sdtdh="http://schemas.microsoft.com/office/word/2020/wordml/sdtdatahash" xmlns:w16se="http://schemas.microsoft.com/office/word/2015/wordml/symex" mc:Ignorable="w14 w15 w16se w16cid w16 w16cex w16sdtdh">
   <w:docDefaults>
     <w:rPrDefault>
       <w:rPr>
